--- a/CÔNG TY TNHH TMDV KHÁNH HƯNG/KhanhHung_ThayDoiThanhVien_DDPL/KhanhHung_NghiQuyetHDTV.docx
+++ b/CÔNG TY TNHH TMDV KHÁNH HƯNG/KhanhHung_ThayDoiThanhVien_DDPL/KhanhHung_NghiQuyetHDTV.docx
@@ -1,6 +1,6 @@
 
 <file path=word/document.xml><?xml version="1.0" encoding="utf-8"?>
-<w:document xmlns:wpc="http://schemas.microsoft.com/office/word/2010/wordprocessingCanvas" xmlns:cx="http://schemas.microsoft.com/office/drawing/2014/chartex" xmlns:cx1="http://schemas.microsoft.com/office/drawing/2015/9/8/chartex" xmlns:mc="http://schemas.openxmlformats.org/markup-compatibility/2006" xmlns:o="urn:schemas-microsoft-com:office:office" xmlns:r="http://schemas.openxmlformats.org/officeDocument/2006/relationships" xmlns:m="http://schemas.openxmlformats.org/officeDocument/2006/math" xmlns:v="urn:schemas-microsoft-com:vml" xmlns:wp14="http://schemas.microsoft.com/office/word/2010/wordprocessingDrawing" xmlns:wp="http://schemas.openxmlformats.org/drawingml/2006/wordprocessingDrawing" xmlns:w10="urn:schemas-microsoft-com:office:word" xmlns:w="http://schemas.openxmlformats.org/wordprocessingml/2006/main" xmlns:w14="http://schemas.microsoft.com/office/word/2010/wordml" xmlns:w15="http://schemas.microsoft.com/office/word/2012/wordml" xmlns:w16se="http://schemas.microsoft.com/office/word/2015/wordml/symex" xmlns:wpg="http://schemas.microsoft.com/office/word/2010/wordprocessingGroup" xmlns:wpi="http://schemas.microsoft.com/office/word/2010/wordprocessingInk" xmlns:wne="http://schemas.microsoft.com/office/word/2006/wordml" xmlns:wps="http://schemas.microsoft.com/office/word/2010/wordprocessingShape" mc:Ignorable="w14 w15 w16se wp14">
+<w:document xmlns:wpc="http://schemas.microsoft.com/office/word/2010/wordprocessingCanvas" xmlns:cx="http://schemas.microsoft.com/office/drawing/2014/chartex" xmlns:mc="http://schemas.openxmlformats.org/markup-compatibility/2006" xmlns:o="urn:schemas-microsoft-com:office:office" xmlns:r="http://schemas.openxmlformats.org/officeDocument/2006/relationships" xmlns:m="http://schemas.openxmlformats.org/officeDocument/2006/math" xmlns:v="urn:schemas-microsoft-com:vml" xmlns:wp14="http://schemas.microsoft.com/office/word/2010/wordprocessingDrawing" xmlns:wp="http://schemas.openxmlformats.org/drawingml/2006/wordprocessingDrawing" xmlns:w10="urn:schemas-microsoft-com:office:word" xmlns:w="http://schemas.openxmlformats.org/wordprocessingml/2006/main" xmlns:w14="http://schemas.microsoft.com/office/word/2010/wordml" xmlns:w15="http://schemas.microsoft.com/office/word/2012/wordml" xmlns:w16se="http://schemas.microsoft.com/office/word/2015/wordml/symex" xmlns:wpg="http://schemas.microsoft.com/office/word/2010/wordprocessingGroup" xmlns:wpi="http://schemas.microsoft.com/office/word/2010/wordprocessingInk" xmlns:wne="http://schemas.microsoft.com/office/word/2006/wordml" xmlns:wps="http://schemas.microsoft.com/office/word/2010/wordprocessingShape" mc:Ignorable="w14 w15 w16se wp14">
   <w:body>
     <w:tbl>
       <w:tblPr>
@@ -48,7 +48,7 @@
                 <w:b/>
                 <w:sz w:val="24"/>
               </w:rPr>
-              <w:t>CÔNG TY TNHH CÔNG NGHỆ KIM LOẠI CHÂU Á</w:t>
+              <w:t>CÔNG TY TNHH TMDV KHÁNH HƯNG.</w:t>
             </w:r>
             <w:r>
               <w:rPr>
@@ -343,7 +343,7 @@
           <w:i/>
           <w:sz w:val="24"/>
         </w:rPr>
-        <w:t>CÔNG TY TNHH CÔNG NGHỆ KIM LOẠI CHÂU Á</w:t>
+        <w:t>CÔNG TY TNHH TMDV KHÁNH HƯNG.</w:t>
       </w:r>
     </w:p>
     <w:p>
@@ -445,7 +445,23 @@
           <w:i/>
           <w:sz w:val="24"/>
         </w:rPr>
-        <w:t>Căn cứ điều lệ của CÔNG TY TNHH CÔNG NGHỆ KIM LOẠI CHÂU Á;</w:t>
+        <w:t xml:space="preserve">Căn cứ điều lệ của </w:t>
+      </w:r>
+      <w:r>
+        <w:rPr>
+          <w:rFonts w:ascii="Times New Roman" w:hAnsi="Times New Roman"/>
+          <w:i/>
+          <w:sz w:val="24"/>
+        </w:rPr>
+        <w:t>CÔNG TY TNHH TMDV KHÁNH HƯNG.</w:t>
+      </w:r>
+      <w:r>
+        <w:rPr>
+          <w:rFonts w:ascii="Times New Roman" w:hAnsi="Times New Roman"/>
+          <w:i/>
+          <w:sz w:val="24"/>
+        </w:rPr>
+        <w:t>;</w:t>
       </w:r>
     </w:p>
     <w:p>
@@ -491,8 +507,6 @@
         </w:rPr>
         <w:t>3</w:t>
       </w:r>
-      <w:bookmarkStart w:id="0" w:name="_GoBack"/>
-      <w:bookmarkEnd w:id="0"/>
       <w:r>
         <w:rPr>
           <w:rFonts w:ascii="Times New Roman" w:hAnsi="Times New Roman"/>
@@ -935,7 +949,25 @@
           <w:sz w:val="28"/>
           <w:szCs w:val="28"/>
         </w:rPr>
-        <w:t>141A1 Nguyễn Văn Hưởng, Phường An Khánh, Thành phố Hồ Chí Minh</w:t>
+        <w:t xml:space="preserve">141A1 Nguyễn Văn Hưởng, Phường </w:t>
+      </w:r>
+      <w:proofErr w:type="gramStart"/>
+      <w:r>
+        <w:rPr>
+          <w:rFonts w:ascii="Times New Roman" w:hAnsi="Times New Roman"/>
+          <w:sz w:val="28"/>
+          <w:szCs w:val="28"/>
+        </w:rPr>
+        <w:t>An</w:t>
+      </w:r>
+      <w:proofErr w:type="gramEnd"/>
+      <w:r>
+        <w:rPr>
+          <w:rFonts w:ascii="Times New Roman" w:hAnsi="Times New Roman"/>
+          <w:sz w:val="28"/>
+          <w:szCs w:val="28"/>
+        </w:rPr>
+        <w:t xml:space="preserve"> Khánh, Thành phố Hồ Chí Minh</w:t>
       </w:r>
       <w:r>
         <w:rPr>
@@ -1192,7 +1224,25 @@
           <w:sz w:val="28"/>
           <w:szCs w:val="28"/>
         </w:rPr>
-        <w:t>Thôn An Thành Đông, xã Trung Thành, tỉnh Vĩnh Long</w:t>
+        <w:t xml:space="preserve">Thôn </w:t>
+      </w:r>
+      <w:proofErr w:type="gramStart"/>
+      <w:r>
+        <w:rPr>
+          <w:rFonts w:ascii="Times New Roman" w:hAnsi="Times New Roman"/>
+          <w:sz w:val="28"/>
+          <w:szCs w:val="28"/>
+        </w:rPr>
+        <w:t>An</w:t>
+      </w:r>
+      <w:proofErr w:type="gramEnd"/>
+      <w:r>
+        <w:rPr>
+          <w:rFonts w:ascii="Times New Roman" w:hAnsi="Times New Roman"/>
+          <w:sz w:val="28"/>
+          <w:szCs w:val="28"/>
+        </w:rPr>
+        <w:t xml:space="preserve"> Thành Đông, xã Trung Thành, tỉnh Vĩnh Long</w:t>
       </w:r>
       <w:r>
         <w:rPr>
@@ -1620,15 +1670,16 @@
           <w:sz w:val="26"/>
           <w:szCs w:val="26"/>
         </w:rPr>
-        <w:t>Vườn Xinlong, Đường Dongfeng West, Thị trấn Laolong, Huyện Longchuan,</w:t>
-      </w:r>
+        <w:t xml:space="preserve">Vườn Xinlong, Đường Dongfeng West, Thị trấn Laolong, Huyện </w:t>
+      </w:r>
+      <w:proofErr w:type="gramStart"/>
       <w:r>
         <w:rPr>
           <w:rFonts w:ascii="Times New Roman" w:hAnsi="Times New Roman"/>
           <w:sz w:val="26"/>
           <w:szCs w:val="26"/>
         </w:rPr>
-        <w:t xml:space="preserve"> </w:t>
+        <w:t>Longchuan,</w:t>
       </w:r>
       <w:r>
         <w:rPr>
@@ -1636,7 +1687,24 @@
           <w:sz w:val="26"/>
           <w:szCs w:val="26"/>
         </w:rPr>
-        <w:t xml:space="preserve"> Thành phố Heyuan, Tỉnh Quảng Đông, Trung Quốc</w:t>
+        <w:t xml:space="preserve"> </w:t>
+      </w:r>
+      <w:r>
+        <w:rPr>
+          <w:rFonts w:ascii="Times New Roman" w:hAnsi="Times New Roman"/>
+          <w:sz w:val="26"/>
+          <w:szCs w:val="26"/>
+        </w:rPr>
+        <w:t xml:space="preserve"> Thành</w:t>
+      </w:r>
+      <w:proofErr w:type="gramEnd"/>
+      <w:r>
+        <w:rPr>
+          <w:rFonts w:ascii="Times New Roman" w:hAnsi="Times New Roman"/>
+          <w:sz w:val="26"/>
+          <w:szCs w:val="26"/>
+        </w:rPr>
+        <w:t xml:space="preserve"> phố Heyuan, Tỉnh Quảng Đông, Trung Quốc</w:t>
       </w:r>
     </w:p>
     <w:p>
@@ -3041,6 +3109,7 @@
               <w:rPr>
                 <w:rFonts w:ascii="Times New Roman" w:hAnsi="Times New Roman" w:cs="Times New Roman"/>
               </w:rPr>
+              <w:lastRenderedPageBreak/>
               <w:t>4</w:t>
             </w:r>
           </w:p>
@@ -3997,7 +4066,7 @@
 </file>
 
 <file path=word/numbering.xml><?xml version="1.0" encoding="utf-8"?>
-<w:numbering xmlns:wpc="http://schemas.microsoft.com/office/word/2010/wordprocessingCanvas" xmlns:cx="http://schemas.microsoft.com/office/drawing/2014/chartex" xmlns:cx1="http://schemas.microsoft.com/office/drawing/2015/9/8/chartex" xmlns:mc="http://schemas.openxmlformats.org/markup-compatibility/2006" xmlns:o="urn:schemas-microsoft-com:office:office" xmlns:r="http://schemas.openxmlformats.org/officeDocument/2006/relationships" xmlns:m="http://schemas.openxmlformats.org/officeDocument/2006/math" xmlns:v="urn:schemas-microsoft-com:vml" xmlns:wp14="http://schemas.microsoft.com/office/word/2010/wordprocessingDrawing" xmlns:wp="http://schemas.openxmlformats.org/drawingml/2006/wordprocessingDrawing" xmlns:w10="urn:schemas-microsoft-com:office:word" xmlns:w="http://schemas.openxmlformats.org/wordprocessingml/2006/main" xmlns:w14="http://schemas.microsoft.com/office/word/2010/wordml" xmlns:w15="http://schemas.microsoft.com/office/word/2012/wordml" xmlns:w16se="http://schemas.microsoft.com/office/word/2015/wordml/symex" xmlns:wpg="http://schemas.microsoft.com/office/word/2010/wordprocessingGroup" xmlns:wpi="http://schemas.microsoft.com/office/word/2010/wordprocessingInk" xmlns:wne="http://schemas.microsoft.com/office/word/2006/wordml" xmlns:wps="http://schemas.microsoft.com/office/word/2010/wordprocessingShape" mc:Ignorable="w14 w15 w16se wp14">
+<w:numbering xmlns:wpc="http://schemas.microsoft.com/office/word/2010/wordprocessingCanvas" xmlns:cx="http://schemas.microsoft.com/office/drawing/2014/chartex" xmlns:mc="http://schemas.openxmlformats.org/markup-compatibility/2006" xmlns:o="urn:schemas-microsoft-com:office:office" xmlns:r="http://schemas.openxmlformats.org/officeDocument/2006/relationships" xmlns:m="http://schemas.openxmlformats.org/officeDocument/2006/math" xmlns:v="urn:schemas-microsoft-com:vml" xmlns:wp14="http://schemas.microsoft.com/office/word/2010/wordprocessingDrawing" xmlns:wp="http://schemas.openxmlformats.org/drawingml/2006/wordprocessingDrawing" xmlns:w10="urn:schemas-microsoft-com:office:word" xmlns:w="http://schemas.openxmlformats.org/wordprocessingml/2006/main" xmlns:w14="http://schemas.microsoft.com/office/word/2010/wordml" xmlns:w15="http://schemas.microsoft.com/office/word/2012/wordml" xmlns:w16se="http://schemas.microsoft.com/office/word/2015/wordml/symex" xmlns:wpg="http://schemas.microsoft.com/office/word/2010/wordprocessingGroup" xmlns:wpi="http://schemas.microsoft.com/office/word/2010/wordprocessingInk" xmlns:wne="http://schemas.microsoft.com/office/word/2006/wordml" xmlns:wps="http://schemas.microsoft.com/office/word/2010/wordprocessingShape" mc:Ignorable="w14 w15 w16se wp14">
   <w:abstractNum w:abstractNumId="0" w15:restartNumberingAfterBreak="0">
     <w:nsid w:val="2DD33241"/>
     <w:multiLevelType w:val="hybridMultilevel"/>
@@ -5781,6 +5850,15 @@
 </file>
 
 <file path=customXml/item1.xml><?xml version="1.0" encoding="utf-8"?>
+<?mso-contentType ?>
+<FormTemplates xmlns="http://schemas.microsoft.com/sharepoint/v3/contenttype/forms">
+  <Display>DocumentLibraryForm</Display>
+  <Edit>DocumentLibraryForm</Edit>
+  <New>DocumentLibraryForm</New>
+</FormTemplates>
+</file>
+
+<file path=customXml/item2.xml><?xml version="1.0" encoding="utf-8"?>
 <ct:contentTypeSchema xmlns:ct="http://schemas.microsoft.com/office/2006/metadata/contentType" xmlns:ma="http://schemas.microsoft.com/office/2006/metadata/properties/metaAttributes" ct:_="" ma:_="" ma:contentTypeName="Picture" ma:contentTypeID="0x0101020088C615AFA6081A4EAC6D0C7B5DE5004C" ma:contentTypeVersion="3" ma:contentTypeDescription="Upload an image or a photograph." ma:contentTypeScope="" ma:versionID="8a358c36b680c6236bc77b7a1286c80c">
   <xsd:schema xmlns:xsd="http://www.w3.org/2001/XMLSchema" xmlns:xs="http://www.w3.org/2001/XMLSchema" xmlns:p="http://schemas.microsoft.com/office/2006/metadata/properties" xmlns:ns1="http://schemas.microsoft.com/sharepoint/v3" xmlns:ns2="4ae7861e-4bff-47fb-9754-a3da037d4eb5" targetNamespace="http://schemas.microsoft.com/office/2006/metadata/properties" ma:root="true" ma:fieldsID="1315e3235dfc98430f19347398624d38" ns1:_="" ns2:_="">
     <xsd:import namespace="http://schemas.microsoft.com/sharepoint/v3"/>
@@ -5968,15 +6046,6 @@
 </ct:contentTypeSchema>
 </file>
 
-<file path=customXml/item2.xml><?xml version="1.0" encoding="utf-8"?>
-<?mso-contentType ?>
-<FormTemplates xmlns="http://schemas.microsoft.com/sharepoint/v3/contenttype/forms">
-  <Display>DocumentLibraryForm</Display>
-  <Edit>DocumentLibraryForm</Edit>
-  <New>DocumentLibraryForm</New>
-</FormTemplates>
-</file>
-
 <file path=customXml/item3.xml><?xml version="1.0" encoding="utf-8"?>
 <p:properties xmlns:p="http://schemas.microsoft.com/office/2006/metadata/properties" xmlns:xsi="http://www.w3.org/2001/XMLSchema-instance" xmlns:pc="http://schemas.microsoft.com/office/infopath/2007/PartnerControls">
   <documentManagement>
@@ -5993,6 +6062,14 @@
 </file>
 
 <file path=customXml/itemProps1.xml><?xml version="1.0" encoding="utf-8"?>
+<ds:datastoreItem xmlns:ds="http://schemas.openxmlformats.org/officeDocument/2006/customXml" ds:itemID="{AFD07A8A-035B-44B3-8740-60045F8E4C9F}">
+  <ds:schemaRefs>
+    <ds:schemaRef ds:uri="http://schemas.microsoft.com/sharepoint/v3/contenttype/forms"/>
+  </ds:schemaRefs>
+</ds:datastoreItem>
+</file>
+
+<file path=customXml/itemProps2.xml><?xml version="1.0" encoding="utf-8"?>
 <ds:datastoreItem xmlns:ds="http://schemas.openxmlformats.org/officeDocument/2006/customXml" ds:itemID="{8032CC91-C47F-435F-963C-35AB8945FB24}">
   <ds:schemaRefs>
     <ds:schemaRef ds:uri="http://schemas.microsoft.com/office/2006/metadata/contentType"/>
@@ -6011,14 +6088,6 @@
 </ds:datastoreItem>
 </file>
 
-<file path=customXml/itemProps2.xml><?xml version="1.0" encoding="utf-8"?>
-<ds:datastoreItem xmlns:ds="http://schemas.openxmlformats.org/officeDocument/2006/customXml" ds:itemID="{AFD07A8A-035B-44B3-8740-60045F8E4C9F}">
-  <ds:schemaRefs>
-    <ds:schemaRef ds:uri="http://schemas.microsoft.com/sharepoint/v3/contenttype/forms"/>
-  </ds:schemaRefs>
-</ds:datastoreItem>
-</file>
-
 <file path=customXml/itemProps3.xml><?xml version="1.0" encoding="utf-8"?>
 <ds:datastoreItem xmlns:ds="http://schemas.openxmlformats.org/officeDocument/2006/customXml" ds:itemID="{DFBF5159-804B-4563-9B15-6A0468B25410}">
   <ds:schemaRefs>

--- a/CÔNG TY TNHH TMDV KHÁNH HƯNG/KhanhHung_ThayDoiThanhVien_DDPL/KhanhHung_NghiQuyetHDTV.docx
+++ b/CÔNG TY TNHH TMDV KHÁNH HƯNG/KhanhHung_ThayDoiThanhVien_DDPL/KhanhHung_NghiQuyetHDTV.docx
@@ -219,7 +219,7 @@
                 <w:i/>
                 <w:sz w:val="24"/>
               </w:rPr>
-              <w:t xml:space="preserve"> tháng 0</w:t>
+              <w:t>2</w:t>
             </w:r>
             <w:r>
               <w:rPr>
@@ -227,7 +227,15 @@
                 <w:i/>
                 <w:sz w:val="24"/>
               </w:rPr>
-              <w:t>3</w:t>
+              <w:t xml:space="preserve"> tháng 0</w:t>
+            </w:r>
+            <w:r>
+              <w:rPr>
+                <w:rFonts w:ascii="Times New Roman" w:hAnsi="Times New Roman"/>
+                <w:i/>
+                <w:sz w:val="24"/>
+              </w:rPr>
+              <w:t>4</w:t>
             </w:r>
             <w:r>
               <w:rPr>
@@ -481,7 +489,7 @@
           <w:i/>
           <w:sz w:val="24"/>
         </w:rPr>
-        <w:t>Căn cứ biên bản họp Hội đồng thành viên ngày 0</w:t>
+        <w:t xml:space="preserve">Căn cứ biên bản họp Hội đồng thành viên ngày </w:t>
       </w:r>
       <w:r>
         <w:rPr>
@@ -489,7 +497,7 @@
           <w:i/>
           <w:sz w:val="24"/>
         </w:rPr>
-        <w:t>2</w:t>
+        <w:t>22</w:t>
       </w:r>
       <w:r>
         <w:rPr>
@@ -505,7 +513,7 @@
           <w:i/>
           <w:sz w:val="24"/>
         </w:rPr>
-        <w:t>3</w:t>
+        <w:t>4</w:t>
       </w:r>
       <w:r>
         <w:rPr>
@@ -673,7 +681,207 @@
           <w:sz w:val="26"/>
           <w:szCs w:val="26"/>
         </w:rPr>
-        <w:t>Thay đổi thành viên do chuyển nhượng vốn: Chấp thuận việc bà TRƯƠNG NGỌC DIỄM chuyển nhượng toàn bộ 90% vốn điều lệ (18.000.000.000 VNĐ) cho ông NGUYỄN CHÍ THIỆN; đồng thời bà TRƯƠNG NGỌC DIỄM không còn là thành viên của công ty. Sau chuyển nhượng, Công ty có 02 thành viên: Ông NGUYỄN CHÍ THIỆN (90% vốn điều lệ) và Ông PHẠM MINH KHANG (10% vốn điều lệ).</w:t>
+        <w:t xml:space="preserve">Thay đổi thành viên do chuyển nhượng vốn: Chấp thuận việc bà </w:t>
+      </w:r>
+      <w:r>
+        <w:rPr>
+          <w:rFonts w:ascii="Times New Roman" w:eastAsia="Times New Roman" w:hAnsi="Times New Roman" w:cs="Times New Roman"/>
+          <w:sz w:val="26"/>
+          <w:szCs w:val="26"/>
+        </w:rPr>
+        <w:t>ĐỖ THỊ THẢO</w:t>
+      </w:r>
+      <w:r>
+        <w:rPr>
+          <w:rFonts w:ascii="Times New Roman" w:hAnsi="Times New Roman"/>
+          <w:sz w:val="26"/>
+          <w:szCs w:val="26"/>
+        </w:rPr>
+        <w:t xml:space="preserve"> chuyển nhượng toàn bộ </w:t>
+      </w:r>
+      <w:r>
+        <w:rPr>
+          <w:rFonts w:ascii="Times New Roman" w:hAnsi="Times New Roman"/>
+          <w:sz w:val="26"/>
+          <w:szCs w:val="26"/>
+        </w:rPr>
+        <w:t>51</w:t>
+      </w:r>
+      <w:r>
+        <w:rPr>
+          <w:rFonts w:ascii="Times New Roman" w:hAnsi="Times New Roman"/>
+          <w:sz w:val="26"/>
+          <w:szCs w:val="26"/>
+        </w:rPr>
+        <w:t>% vốn điều lệ (</w:t>
+      </w:r>
+      <w:r>
+        <w:rPr>
+          <w:rFonts w:ascii="Times New Roman" w:eastAsia="Times New Roman" w:hAnsi="Times New Roman" w:cs="Times New Roman"/>
+          <w:sz w:val="26"/>
+          <w:szCs w:val="26"/>
+        </w:rPr>
+        <w:t>510.000.000</w:t>
+      </w:r>
+      <w:r>
+        <w:rPr>
+          <w:rFonts w:ascii="Times New Roman" w:eastAsia="Times New Roman" w:hAnsi="Times New Roman" w:cs="Times New Roman"/>
+          <w:sz w:val="26"/>
+          <w:szCs w:val="26"/>
+        </w:rPr>
+        <w:t xml:space="preserve"> </w:t>
+      </w:r>
+      <w:r>
+        <w:rPr>
+          <w:rFonts w:ascii="Times New Roman" w:hAnsi="Times New Roman"/>
+          <w:sz w:val="26"/>
+          <w:szCs w:val="26"/>
+        </w:rPr>
+        <w:t xml:space="preserve">VNĐ) cho </w:t>
+      </w:r>
+      <w:r>
+        <w:rPr>
+          <w:rFonts w:ascii="Times New Roman" w:hAnsi="Times New Roman"/>
+          <w:sz w:val="26"/>
+          <w:szCs w:val="26"/>
+        </w:rPr>
+        <w:t>bà</w:t>
+      </w:r>
+      <w:r>
+        <w:rPr>
+          <w:rFonts w:ascii="Times New Roman" w:hAnsi="Times New Roman"/>
+          <w:sz w:val="26"/>
+          <w:szCs w:val="26"/>
+        </w:rPr>
+        <w:t xml:space="preserve"> </w:t>
+      </w:r>
+      <w:r>
+        <w:rPr>
+          <w:rFonts w:ascii="Times New Roman" w:hAnsi="Times New Roman"/>
+          <w:sz w:val="26"/>
+          <w:szCs w:val="26"/>
+        </w:rPr>
+        <w:t>VÕ THỊ KIM NGÂN</w:t>
+      </w:r>
+      <w:r>
+        <w:rPr>
+          <w:rFonts w:ascii="Times New Roman" w:hAnsi="Times New Roman"/>
+          <w:sz w:val="26"/>
+          <w:szCs w:val="26"/>
+        </w:rPr>
+        <w:t xml:space="preserve">; đồng thời bà </w:t>
+      </w:r>
+      <w:r>
+        <w:rPr>
+          <w:rFonts w:ascii="Times New Roman" w:eastAsia="Times New Roman" w:hAnsi="Times New Roman" w:cs="Times New Roman"/>
+          <w:sz w:val="26"/>
+          <w:szCs w:val="26"/>
+        </w:rPr>
+        <w:t>ĐỖ THỊ THẢO</w:t>
+      </w:r>
+      <w:r>
+        <w:rPr>
+          <w:rFonts w:ascii="Times New Roman" w:hAnsi="Times New Roman"/>
+          <w:sz w:val="26"/>
+          <w:szCs w:val="26"/>
+        </w:rPr>
+        <w:t xml:space="preserve"> không còn là thành viên của công ty. Sau chuyển nhượng, Công ty có 02 thành viên: </w:t>
+      </w:r>
+      <w:r>
+        <w:rPr>
+          <w:rFonts w:ascii="Times New Roman" w:hAnsi="Times New Roman"/>
+          <w:sz w:val="26"/>
+          <w:szCs w:val="26"/>
+        </w:rPr>
+        <w:t>Bà</w:t>
+      </w:r>
+      <w:r>
+        <w:rPr>
+          <w:rFonts w:ascii="Times New Roman" w:hAnsi="Times New Roman"/>
+          <w:sz w:val="26"/>
+          <w:szCs w:val="26"/>
+        </w:rPr>
+        <w:t xml:space="preserve"> </w:t>
+      </w:r>
+      <w:r>
+        <w:rPr>
+          <w:rFonts w:ascii="Times New Roman" w:hAnsi="Times New Roman"/>
+          <w:sz w:val="26"/>
+          <w:szCs w:val="26"/>
+        </w:rPr>
+        <w:t>VÕ THỊ KIM NGÂN</w:t>
+      </w:r>
+      <w:r>
+        <w:rPr>
+          <w:rFonts w:ascii="Times New Roman" w:hAnsi="Times New Roman"/>
+          <w:sz w:val="26"/>
+          <w:szCs w:val="26"/>
+        </w:rPr>
+        <w:t xml:space="preserve"> </w:t>
+      </w:r>
+      <w:r>
+        <w:rPr>
+          <w:rFonts w:ascii="Times New Roman" w:hAnsi="Times New Roman"/>
+          <w:sz w:val="26"/>
+          <w:szCs w:val="26"/>
+        </w:rPr>
+        <w:t>(</w:t>
+      </w:r>
+      <w:r>
+        <w:rPr>
+          <w:rFonts w:ascii="Times New Roman" w:hAnsi="Times New Roman"/>
+          <w:sz w:val="26"/>
+          <w:szCs w:val="26"/>
+        </w:rPr>
+        <w:t>51</w:t>
+      </w:r>
+      <w:r>
+        <w:rPr>
+          <w:rFonts w:ascii="Times New Roman" w:hAnsi="Times New Roman"/>
+          <w:sz w:val="26"/>
+          <w:szCs w:val="26"/>
+        </w:rPr>
+        <w:t xml:space="preserve">% vốn điều lệ) và Ông </w:t>
+      </w:r>
+      <w:r>
+        <w:rPr>
+          <w:rFonts w:ascii="Times New Roman" w:hAnsi="Times New Roman" w:cs="Times New Roman"/>
+          <w:sz w:val="26"/>
+          <w:szCs w:val="26"/>
+        </w:rPr>
+        <w:t>LIU, SANBAO</w:t>
+      </w:r>
+      <w:r>
+        <w:rPr>
+          <w:rFonts w:ascii="Times New Roman" w:hAnsi="Times New Roman"/>
+          <w:sz w:val="26"/>
+          <w:szCs w:val="26"/>
+        </w:rPr>
+        <w:t xml:space="preserve"> </w:t>
+      </w:r>
+      <w:r>
+        <w:rPr>
+          <w:rFonts w:ascii="Times New Roman" w:hAnsi="Times New Roman"/>
+          <w:sz w:val="26"/>
+          <w:szCs w:val="26"/>
+        </w:rPr>
+        <w:t>(</w:t>
+      </w:r>
+      <w:r>
+        <w:rPr>
+          <w:rFonts w:ascii="Times New Roman" w:hAnsi="Times New Roman"/>
+          <w:sz w:val="26"/>
+          <w:szCs w:val="26"/>
+        </w:rPr>
+        <w:t>49</w:t>
+      </w:r>
+      <w:r>
+        <w:rPr>
+          <w:rFonts w:ascii="Times New Roman" w:hAnsi="Times New Roman"/>
+          <w:sz w:val="26"/>
+          <w:szCs w:val="26"/>
+        </w:rPr>
+        <w:t>% vốn điều lệ).</w:t>
       </w:r>
     </w:p>
     <w:p>
@@ -764,6 +972,580 @@
     </w:p>
     <w:p>
       <w:pPr>
+        <w:numPr>
+          <w:ilvl w:val="2"/>
+          <w:numId w:val="8"/>
+        </w:numPr>
+        <w:spacing w:before="100" w:beforeAutospacing="1" w:after="100" w:afterAutospacing="1" w:line="240" w:lineRule="auto"/>
+        <w:ind w:right="0"/>
+        <w:rPr>
+          <w:rFonts w:ascii="Times New Roman" w:eastAsia="Times New Roman" w:hAnsi="Times New Roman" w:cs="Times New Roman"/>
+          <w:sz w:val="26"/>
+          <w:szCs w:val="26"/>
+        </w:rPr>
+      </w:pPr>
+      <w:r>
+        <w:rPr>
+          <w:rFonts w:ascii="Times New Roman" w:eastAsia="Times New Roman" w:hAnsi="Times New Roman" w:cs="Times New Roman"/>
+          <w:bCs/>
+          <w:sz w:val="26"/>
+          <w:szCs w:val="26"/>
+        </w:rPr>
+        <w:t>Họ và tên:</w:t>
+      </w:r>
+      <w:r>
+        <w:rPr>
+          <w:rFonts w:ascii="Times New Roman" w:eastAsia="Times New Roman" w:hAnsi="Times New Roman" w:cs="Times New Roman"/>
+          <w:sz w:val="26"/>
+          <w:szCs w:val="26"/>
+        </w:rPr>
+        <w:t xml:space="preserve"> ĐỖ THỊ THẢO.</w:t>
+      </w:r>
+    </w:p>
+    <w:p>
+      <w:pPr>
+        <w:numPr>
+          <w:ilvl w:val="2"/>
+          <w:numId w:val="8"/>
+        </w:numPr>
+        <w:spacing w:before="100" w:beforeAutospacing="1" w:after="100" w:afterAutospacing="1" w:line="240" w:lineRule="auto"/>
+        <w:ind w:right="0"/>
+        <w:rPr>
+          <w:rFonts w:ascii="Times New Roman" w:eastAsia="Times New Roman" w:hAnsi="Times New Roman" w:cs="Times New Roman"/>
+          <w:sz w:val="26"/>
+          <w:szCs w:val="26"/>
+        </w:rPr>
+      </w:pPr>
+      <w:r>
+        <w:rPr>
+          <w:rFonts w:ascii="Times New Roman" w:eastAsia="Times New Roman" w:hAnsi="Times New Roman" w:cs="Times New Roman"/>
+          <w:bCs/>
+          <w:sz w:val="26"/>
+          <w:szCs w:val="26"/>
+        </w:rPr>
+        <w:t>Chức danh:</w:t>
+      </w:r>
+      <w:r>
+        <w:rPr>
+          <w:rFonts w:ascii="Times New Roman" w:eastAsia="Times New Roman" w:hAnsi="Times New Roman" w:cs="Times New Roman"/>
+          <w:sz w:val="26"/>
+          <w:szCs w:val="26"/>
+        </w:rPr>
+        <w:t xml:space="preserve"> Giám đốc.</w:t>
+      </w:r>
+    </w:p>
+    <w:p>
+      <w:pPr>
+        <w:numPr>
+          <w:ilvl w:val="2"/>
+          <w:numId w:val="8"/>
+        </w:numPr>
+        <w:spacing w:before="100" w:beforeAutospacing="1" w:after="100" w:afterAutospacing="1" w:line="240" w:lineRule="auto"/>
+        <w:ind w:right="0"/>
+        <w:rPr>
+          <w:rFonts w:ascii="Times New Roman" w:eastAsia="Times New Roman" w:hAnsi="Times New Roman" w:cs="Times New Roman"/>
+          <w:sz w:val="26"/>
+          <w:szCs w:val="26"/>
+        </w:rPr>
+      </w:pPr>
+      <w:r>
+        <w:rPr>
+          <w:rFonts w:ascii="Times New Roman" w:eastAsia="Times New Roman" w:hAnsi="Times New Roman" w:cs="Times New Roman"/>
+          <w:bCs/>
+          <w:sz w:val="26"/>
+          <w:szCs w:val="26"/>
+        </w:rPr>
+        <w:t>Giới tính:</w:t>
+      </w:r>
+      <w:r>
+        <w:rPr>
+          <w:rFonts w:ascii="Times New Roman" w:eastAsia="Times New Roman" w:hAnsi="Times New Roman" w:cs="Times New Roman"/>
+          <w:sz w:val="26"/>
+          <w:szCs w:val="26"/>
+        </w:rPr>
+        <w:t xml:space="preserve"> Nữ.</w:t>
+      </w:r>
+    </w:p>
+    <w:p>
+      <w:pPr>
+        <w:numPr>
+          <w:ilvl w:val="2"/>
+          <w:numId w:val="8"/>
+        </w:numPr>
+        <w:spacing w:before="100" w:beforeAutospacing="1" w:after="100" w:afterAutospacing="1" w:line="240" w:lineRule="auto"/>
+        <w:ind w:right="0"/>
+        <w:rPr>
+          <w:rFonts w:ascii="Times New Roman" w:eastAsia="Times New Roman" w:hAnsi="Times New Roman" w:cs="Times New Roman"/>
+          <w:sz w:val="26"/>
+          <w:szCs w:val="26"/>
+        </w:rPr>
+      </w:pPr>
+      <w:r>
+        <w:rPr>
+          <w:rFonts w:ascii="Times New Roman" w:eastAsia="Times New Roman" w:hAnsi="Times New Roman" w:cs="Times New Roman"/>
+          <w:bCs/>
+          <w:sz w:val="26"/>
+          <w:szCs w:val="26"/>
+        </w:rPr>
+        <w:t>Sinh ngày:</w:t>
+      </w:r>
+      <w:r>
+        <w:rPr>
+          <w:rFonts w:ascii="Times New Roman" w:eastAsia="Times New Roman" w:hAnsi="Times New Roman" w:cs="Times New Roman"/>
+          <w:sz w:val="26"/>
+          <w:szCs w:val="26"/>
+        </w:rPr>
+        <w:t xml:space="preserve"> 28/06/1998.</w:t>
+      </w:r>
+    </w:p>
+    <w:p>
+      <w:pPr>
+        <w:numPr>
+          <w:ilvl w:val="2"/>
+          <w:numId w:val="8"/>
+        </w:numPr>
+        <w:spacing w:before="100" w:beforeAutospacing="1" w:after="100" w:afterAutospacing="1" w:line="240" w:lineRule="auto"/>
+        <w:ind w:right="0"/>
+        <w:rPr>
+          <w:rFonts w:ascii="Times New Roman" w:eastAsia="Times New Roman" w:hAnsi="Times New Roman" w:cs="Times New Roman"/>
+          <w:sz w:val="26"/>
+          <w:szCs w:val="26"/>
+        </w:rPr>
+      </w:pPr>
+      <w:r>
+        <w:rPr>
+          <w:rFonts w:ascii="Times New Roman" w:eastAsia="Times New Roman" w:hAnsi="Times New Roman" w:cs="Times New Roman"/>
+          <w:bCs/>
+          <w:sz w:val="26"/>
+          <w:szCs w:val="26"/>
+        </w:rPr>
+        <w:t>Dân tộc:</w:t>
+      </w:r>
+      <w:r>
+        <w:rPr>
+          <w:rFonts w:ascii="Times New Roman" w:eastAsia="Times New Roman" w:hAnsi="Times New Roman" w:cs="Times New Roman"/>
+          <w:sz w:val="26"/>
+          <w:szCs w:val="26"/>
+        </w:rPr>
+        <w:t xml:space="preserve"> Kinh.</w:t>
+      </w:r>
+    </w:p>
+    <w:p>
+      <w:pPr>
+        <w:numPr>
+          <w:ilvl w:val="2"/>
+          <w:numId w:val="8"/>
+        </w:numPr>
+        <w:spacing w:before="100" w:beforeAutospacing="1" w:after="100" w:afterAutospacing="1" w:line="240" w:lineRule="auto"/>
+        <w:ind w:right="0"/>
+        <w:rPr>
+          <w:rFonts w:ascii="Times New Roman" w:eastAsia="Times New Roman" w:hAnsi="Times New Roman" w:cs="Times New Roman"/>
+          <w:sz w:val="26"/>
+          <w:szCs w:val="26"/>
+        </w:rPr>
+      </w:pPr>
+      <w:r>
+        <w:rPr>
+          <w:rFonts w:ascii="Times New Roman" w:eastAsia="Times New Roman" w:hAnsi="Times New Roman" w:cs="Times New Roman"/>
+          <w:bCs/>
+          <w:sz w:val="26"/>
+          <w:szCs w:val="26"/>
+        </w:rPr>
+        <w:t>Quốc tịch:</w:t>
+      </w:r>
+      <w:r>
+        <w:rPr>
+          <w:rFonts w:ascii="Times New Roman" w:eastAsia="Times New Roman" w:hAnsi="Times New Roman" w:cs="Times New Roman"/>
+          <w:sz w:val="26"/>
+          <w:szCs w:val="26"/>
+        </w:rPr>
+        <w:t xml:space="preserve"> Việt Nam.</w:t>
+      </w:r>
+    </w:p>
+    <w:p>
+      <w:pPr>
+        <w:numPr>
+          <w:ilvl w:val="2"/>
+          <w:numId w:val="8"/>
+        </w:numPr>
+        <w:spacing w:before="100" w:beforeAutospacing="1" w:after="100" w:afterAutospacing="1" w:line="240" w:lineRule="auto"/>
+        <w:ind w:right="0"/>
+        <w:rPr>
+          <w:rFonts w:ascii="Times New Roman" w:eastAsia="Times New Roman" w:hAnsi="Times New Roman" w:cs="Times New Roman"/>
+          <w:sz w:val="26"/>
+          <w:szCs w:val="26"/>
+        </w:rPr>
+      </w:pPr>
+      <w:r>
+        <w:rPr>
+          <w:rFonts w:ascii="Times New Roman" w:eastAsia="Times New Roman" w:hAnsi="Times New Roman" w:cs="Times New Roman"/>
+          <w:bCs/>
+          <w:sz w:val="26"/>
+          <w:szCs w:val="26"/>
+        </w:rPr>
+        <w:t>Loại giấy tờ pháp lý:</w:t>
+      </w:r>
+      <w:r>
+        <w:rPr>
+          <w:rFonts w:ascii="Times New Roman" w:eastAsia="Times New Roman" w:hAnsi="Times New Roman" w:cs="Times New Roman"/>
+          <w:sz w:val="26"/>
+          <w:szCs w:val="26"/>
+        </w:rPr>
+        <w:t xml:space="preserve"> Thẻ căn cước công dân.</w:t>
+      </w:r>
+    </w:p>
+    <w:p>
+      <w:pPr>
+        <w:numPr>
+          <w:ilvl w:val="2"/>
+          <w:numId w:val="8"/>
+        </w:numPr>
+        <w:spacing w:before="100" w:beforeAutospacing="1" w:after="100" w:afterAutospacing="1" w:line="240" w:lineRule="auto"/>
+        <w:ind w:right="0"/>
+        <w:rPr>
+          <w:rFonts w:ascii="Times New Roman" w:eastAsia="Times New Roman" w:hAnsi="Times New Roman" w:cs="Times New Roman"/>
+          <w:sz w:val="26"/>
+          <w:szCs w:val="26"/>
+        </w:rPr>
+      </w:pPr>
+      <w:r>
+        <w:rPr>
+          <w:rFonts w:ascii="Times New Roman" w:eastAsia="Times New Roman" w:hAnsi="Times New Roman" w:cs="Times New Roman"/>
+          <w:bCs/>
+          <w:sz w:val="26"/>
+          <w:szCs w:val="26"/>
+        </w:rPr>
+        <w:t>Số giấy tờ pháp lý:</w:t>
+      </w:r>
+      <w:r>
+        <w:rPr>
+          <w:rFonts w:ascii="Times New Roman" w:eastAsia="Times New Roman" w:hAnsi="Times New Roman" w:cs="Times New Roman"/>
+          <w:sz w:val="26"/>
+          <w:szCs w:val="26"/>
+        </w:rPr>
+        <w:t xml:space="preserve"> 034198001707.</w:t>
+      </w:r>
+    </w:p>
+    <w:p>
+      <w:pPr>
+        <w:numPr>
+          <w:ilvl w:val="2"/>
+          <w:numId w:val="8"/>
+        </w:numPr>
+        <w:spacing w:before="100" w:beforeAutospacing="1" w:after="100" w:afterAutospacing="1" w:line="240" w:lineRule="auto"/>
+        <w:ind w:right="0"/>
+        <w:rPr>
+          <w:rFonts w:ascii="Times New Roman" w:eastAsia="Times New Roman" w:hAnsi="Times New Roman" w:cs="Times New Roman"/>
+          <w:sz w:val="26"/>
+          <w:szCs w:val="26"/>
+        </w:rPr>
+      </w:pPr>
+      <w:r>
+        <w:rPr>
+          <w:rFonts w:ascii="Times New Roman" w:eastAsia="Times New Roman" w:hAnsi="Times New Roman" w:cs="Times New Roman"/>
+          <w:bCs/>
+          <w:sz w:val="26"/>
+          <w:szCs w:val="26"/>
+        </w:rPr>
+        <w:t>Ngày cấp:</w:t>
+      </w:r>
+      <w:r>
+        <w:rPr>
+          <w:rFonts w:ascii="Times New Roman" w:eastAsia="Times New Roman" w:hAnsi="Times New Roman" w:cs="Times New Roman"/>
+          <w:sz w:val="26"/>
+          <w:szCs w:val="26"/>
+        </w:rPr>
+        <w:t xml:space="preserve"> 06/10/2022.</w:t>
+      </w:r>
+    </w:p>
+    <w:p>
+      <w:pPr>
+        <w:numPr>
+          <w:ilvl w:val="2"/>
+          <w:numId w:val="8"/>
+        </w:numPr>
+        <w:spacing w:before="100" w:beforeAutospacing="1" w:after="100" w:afterAutospacing="1" w:line="240" w:lineRule="auto"/>
+        <w:ind w:right="0"/>
+        <w:rPr>
+          <w:rFonts w:ascii="Times New Roman" w:eastAsia="Times New Roman" w:hAnsi="Times New Roman" w:cs="Times New Roman"/>
+          <w:sz w:val="26"/>
+          <w:szCs w:val="26"/>
+        </w:rPr>
+      </w:pPr>
+      <w:r>
+        <w:rPr>
+          <w:rFonts w:ascii="Times New Roman" w:eastAsia="Times New Roman" w:hAnsi="Times New Roman" w:cs="Times New Roman"/>
+          <w:bCs/>
+          <w:sz w:val="26"/>
+          <w:szCs w:val="26"/>
+        </w:rPr>
+        <w:t>Nơi cấp:</w:t>
+      </w:r>
+      <w:r>
+        <w:rPr>
+          <w:rFonts w:ascii="Times New Roman" w:eastAsia="Times New Roman" w:hAnsi="Times New Roman" w:cs="Times New Roman"/>
+          <w:sz w:val="26"/>
+          <w:szCs w:val="26"/>
+        </w:rPr>
+        <w:t xml:space="preserve"> Cục Cảnh sát Quản lý hành chính về trật tự xã hội.</w:t>
+      </w:r>
+    </w:p>
+    <w:p>
+      <w:pPr>
+        <w:pStyle w:val="ListParagraph"/>
+        <w:spacing w:after="120" w:line="240" w:lineRule="auto"/>
+        <w:ind w:left="2520" w:right="0"/>
+        <w:jc w:val="both"/>
+        <w:rPr>
+          <w:rFonts w:ascii="Times New Roman" w:hAnsi="Times New Roman"/>
+          <w:sz w:val="28"/>
+          <w:szCs w:val="28"/>
+        </w:rPr>
+      </w:pPr>
+    </w:p>
+    <w:p>
+      <w:pPr>
+        <w:pStyle w:val="ListParagraph"/>
+        <w:numPr>
+          <w:ilvl w:val="1"/>
+          <w:numId w:val="8"/>
+        </w:numPr>
+        <w:spacing w:after="120" w:line="240" w:lineRule="auto"/>
+        <w:ind w:right="0"/>
+        <w:jc w:val="both"/>
+        <w:rPr>
+          <w:rFonts w:ascii="Times New Roman" w:hAnsi="Times New Roman"/>
+          <w:sz w:val="28"/>
+          <w:szCs w:val="28"/>
+        </w:rPr>
+      </w:pPr>
+      <w:r>
+        <w:rPr>
+          <w:rFonts w:ascii="Times New Roman" w:hAnsi="Times New Roman"/>
+          <w:sz w:val="26"/>
+          <w:szCs w:val="26"/>
+        </w:rPr>
+        <w:t>Bổ nhiệm người đại diện pháp luật:</w:t>
+      </w:r>
+    </w:p>
+    <w:p>
+      <w:pPr>
+        <w:pStyle w:val="ListParagraph"/>
+        <w:numPr>
+          <w:ilvl w:val="2"/>
+          <w:numId w:val="8"/>
+        </w:numPr>
+        <w:spacing w:after="160" w:line="259" w:lineRule="auto"/>
+        <w:ind w:right="0"/>
+        <w:rPr>
+          <w:rFonts w:ascii="Times New Roman" w:hAnsi="Times New Roman"/>
+          <w:sz w:val="26"/>
+          <w:szCs w:val="26"/>
+        </w:rPr>
+      </w:pPr>
+      <w:r>
+        <w:rPr>
+          <w:rFonts w:ascii="Times New Roman" w:hAnsi="Times New Roman"/>
+          <w:sz w:val="26"/>
+          <w:szCs w:val="26"/>
+        </w:rPr>
+        <w:t>Họ và tên: LIU, SANBAO</w:t>
+      </w:r>
+    </w:p>
+    <w:p>
+      <w:pPr>
+        <w:pStyle w:val="ListParagraph"/>
+        <w:numPr>
+          <w:ilvl w:val="2"/>
+          <w:numId w:val="8"/>
+        </w:numPr>
+        <w:spacing w:after="160" w:line="259" w:lineRule="auto"/>
+        <w:ind w:right="0"/>
+        <w:rPr>
+          <w:rFonts w:ascii="Times New Roman" w:hAnsi="Times New Roman"/>
+          <w:sz w:val="26"/>
+          <w:szCs w:val="26"/>
+        </w:rPr>
+      </w:pPr>
+      <w:r>
+        <w:rPr>
+          <w:rFonts w:ascii="Times New Roman" w:hAnsi="Times New Roman"/>
+          <w:sz w:val="26"/>
+          <w:szCs w:val="26"/>
+        </w:rPr>
+        <w:t>Chức danh: Giám đốc</w:t>
+      </w:r>
+    </w:p>
+    <w:p>
+      <w:pPr>
+        <w:pStyle w:val="ListParagraph"/>
+        <w:numPr>
+          <w:ilvl w:val="2"/>
+          <w:numId w:val="8"/>
+        </w:numPr>
+        <w:spacing w:after="160" w:line="259" w:lineRule="auto"/>
+        <w:ind w:right="0"/>
+        <w:rPr>
+          <w:rFonts w:ascii="Times New Roman" w:hAnsi="Times New Roman"/>
+          <w:sz w:val="26"/>
+          <w:szCs w:val="26"/>
+        </w:rPr>
+      </w:pPr>
+      <w:r>
+        <w:rPr>
+          <w:rFonts w:ascii="Times New Roman" w:hAnsi="Times New Roman"/>
+          <w:sz w:val="26"/>
+          <w:szCs w:val="26"/>
+        </w:rPr>
+        <w:t>Ngày sinh: 13/07/1975</w:t>
+      </w:r>
+    </w:p>
+    <w:p>
+      <w:pPr>
+        <w:pStyle w:val="ListParagraph"/>
+        <w:numPr>
+          <w:ilvl w:val="2"/>
+          <w:numId w:val="8"/>
+        </w:numPr>
+        <w:spacing w:after="160" w:line="259" w:lineRule="auto"/>
+        <w:ind w:right="0"/>
+        <w:rPr>
+          <w:rFonts w:ascii="Times New Roman" w:hAnsi="Times New Roman"/>
+          <w:sz w:val="26"/>
+          <w:szCs w:val="26"/>
+        </w:rPr>
+      </w:pPr>
+      <w:r>
+        <w:rPr>
+          <w:rFonts w:ascii="Times New Roman" w:hAnsi="Times New Roman"/>
+          <w:sz w:val="26"/>
+          <w:szCs w:val="26"/>
+        </w:rPr>
+        <w:t>Giới tính: Nam</w:t>
+      </w:r>
+    </w:p>
+    <w:p>
+      <w:pPr>
+        <w:pStyle w:val="ListParagraph"/>
+        <w:numPr>
+          <w:ilvl w:val="2"/>
+          <w:numId w:val="8"/>
+        </w:numPr>
+        <w:spacing w:after="160" w:line="259" w:lineRule="auto"/>
+        <w:ind w:right="0"/>
+        <w:rPr>
+          <w:rFonts w:ascii="Times New Roman" w:hAnsi="Times New Roman"/>
+          <w:sz w:val="26"/>
+          <w:szCs w:val="26"/>
+        </w:rPr>
+      </w:pPr>
+      <w:r>
+        <w:rPr>
+          <w:rFonts w:ascii="Times New Roman" w:hAnsi="Times New Roman"/>
+          <w:sz w:val="26"/>
+          <w:szCs w:val="26"/>
+        </w:rPr>
+        <w:t>Quốc tịch: Trung Quốc</w:t>
+      </w:r>
+    </w:p>
+    <w:p>
+      <w:pPr>
+        <w:pStyle w:val="ListParagraph"/>
+        <w:numPr>
+          <w:ilvl w:val="2"/>
+          <w:numId w:val="8"/>
+        </w:numPr>
+        <w:spacing w:after="160" w:line="259" w:lineRule="auto"/>
+        <w:ind w:right="0"/>
+        <w:rPr>
+          <w:rFonts w:ascii="Times New Roman" w:hAnsi="Times New Roman"/>
+          <w:sz w:val="26"/>
+          <w:szCs w:val="26"/>
+        </w:rPr>
+      </w:pPr>
+      <w:r>
+        <w:rPr>
+          <w:rFonts w:ascii="Times New Roman" w:hAnsi="Times New Roman"/>
+          <w:sz w:val="26"/>
+          <w:szCs w:val="26"/>
+        </w:rPr>
+        <w:t>Hộ chiếu nước ngoài: EB4943923</w:t>
+      </w:r>
+    </w:p>
+    <w:p>
+      <w:pPr>
+        <w:pStyle w:val="ListParagraph"/>
+        <w:numPr>
+          <w:ilvl w:val="2"/>
+          <w:numId w:val="8"/>
+        </w:numPr>
+        <w:spacing w:after="160" w:line="259" w:lineRule="auto"/>
+        <w:ind w:right="0"/>
+        <w:rPr>
+          <w:rFonts w:ascii="Times New Roman" w:hAnsi="Times New Roman"/>
+          <w:sz w:val="26"/>
+          <w:szCs w:val="26"/>
+        </w:rPr>
+      </w:pPr>
+      <w:r>
+        <w:rPr>
+          <w:rFonts w:ascii="Times New Roman" w:hAnsi="Times New Roman"/>
+          <w:sz w:val="26"/>
+          <w:szCs w:val="26"/>
+        </w:rPr>
+        <w:t>Ngày cấp hộ chiếu: 12/01/2018</w:t>
+      </w:r>
+    </w:p>
+    <w:p>
+      <w:pPr>
+        <w:pStyle w:val="ListParagraph"/>
+        <w:numPr>
+          <w:ilvl w:val="2"/>
+          <w:numId w:val="8"/>
+        </w:numPr>
+        <w:spacing w:after="160" w:line="259" w:lineRule="auto"/>
+        <w:ind w:right="0"/>
+        <w:rPr>
+          <w:rFonts w:ascii="Times New Roman" w:hAnsi="Times New Roman"/>
+          <w:sz w:val="26"/>
+          <w:szCs w:val="26"/>
+        </w:rPr>
+      </w:pPr>
+      <w:r>
+        <w:rPr>
+          <w:rFonts w:ascii="Times New Roman" w:hAnsi="Times New Roman"/>
+          <w:sz w:val="26"/>
+          <w:szCs w:val="26"/>
+        </w:rPr>
+        <w:t>Nơi cấp: Tổng lãnh sự quán CHND Trung Hoa tại Thành phố Hồ Chí Minh</w:t>
+      </w:r>
+    </w:p>
+    <w:p>
+      <w:pPr>
+        <w:pStyle w:val="ListParagraph"/>
+        <w:numPr>
+          <w:ilvl w:val="2"/>
+          <w:numId w:val="8"/>
+        </w:numPr>
+        <w:spacing w:after="160" w:line="259" w:lineRule="auto"/>
+        <w:ind w:right="0"/>
+        <w:rPr>
+          <w:rFonts w:ascii="Times New Roman" w:hAnsi="Times New Roman"/>
+          <w:sz w:val="26"/>
+          <w:szCs w:val="26"/>
+        </w:rPr>
+      </w:pPr>
+      <w:r>
+        <w:rPr>
+          <w:rFonts w:ascii="Times New Roman" w:hAnsi="Times New Roman"/>
+          <w:sz w:val="26"/>
+          <w:szCs w:val="26"/>
+        </w:rPr>
+        <w:t>Địa chỉ thường trú: Phòng 301, Tòa nhà 13, đường Nông Lương, Thành phố Nam Xương, tỉnh Tứ Xuyên, Trung Quốc</w:t>
+      </w:r>
+    </w:p>
+    <w:p>
+      <w:pPr>
         <w:pStyle w:val="ListParagraph"/>
         <w:numPr>
           <w:ilvl w:val="2"/>
@@ -781,980 +1563,32 @@
       <w:r>
         <w:rPr>
           <w:rFonts w:ascii="Times New Roman" w:hAnsi="Times New Roman"/>
+          <w:sz w:val="26"/>
+          <w:szCs w:val="26"/>
+        </w:rPr>
+        <w:t xml:space="preserve">Địa chỉ liên lạc: </w:t>
+      </w:r>
+      <w:r>
+        <w:rPr>
+          <w:rFonts w:ascii="Times New Roman" w:eastAsia="Times New Roman" w:hAnsi="Times New Roman"/>
+          <w:sz w:val="26"/>
+          <w:szCs w:val="26"/>
+        </w:rPr>
+        <w:t>Ô 3, Lô DC 82, Đường NA12, KĐC Việt Sing, Khu phố Bình Giao, Phường Thuận Giao, Thành phố Hồ Chí Minh, Việt Nam</w:t>
+      </w:r>
+    </w:p>
+    <w:p>
+      <w:pPr>
+        <w:pStyle w:val="ListParagraph"/>
+        <w:spacing w:after="120" w:line="240" w:lineRule="auto"/>
+        <w:ind w:left="2520" w:right="0"/>
+        <w:jc w:val="both"/>
+        <w:rPr>
+          <w:rFonts w:ascii="Times New Roman" w:hAnsi="Times New Roman"/>
           <w:sz w:val="28"/>
           <w:szCs w:val="28"/>
         </w:rPr>
-        <w:t xml:space="preserve">Họ tên: </w:t>
-      </w:r>
-      <w:r>
-        <w:rPr>
-          <w:rFonts w:ascii="Times New Roman" w:hAnsi="Times New Roman"/>
-          <w:sz w:val="28"/>
-          <w:szCs w:val="28"/>
-        </w:rPr>
-        <w:t>TRƯƠNG NGỌC DIỄM</w:t>
-      </w:r>
-    </w:p>
-    <w:p>
-      <w:pPr>
-        <w:pStyle w:val="ListParagraph"/>
-        <w:numPr>
-          <w:ilvl w:val="2"/>
-          <w:numId w:val="8"/>
-        </w:numPr>
-        <w:spacing w:after="120" w:line="240" w:lineRule="auto"/>
-        <w:ind w:right="0"/>
-        <w:jc w:val="both"/>
-        <w:rPr>
-          <w:rFonts w:ascii="Times New Roman" w:hAnsi="Times New Roman"/>
-          <w:sz w:val="28"/>
-          <w:szCs w:val="28"/>
-        </w:rPr>
-      </w:pPr>
-      <w:r>
-        <w:rPr>
-          <w:rFonts w:ascii="Times New Roman" w:hAnsi="Times New Roman"/>
-          <w:sz w:val="28"/>
-          <w:szCs w:val="28"/>
-        </w:rPr>
-        <w:t>Sinh ngày: 26/08/1978</w:t>
-      </w:r>
-    </w:p>
-    <w:p>
-      <w:pPr>
-        <w:pStyle w:val="ListParagraph"/>
-        <w:numPr>
-          <w:ilvl w:val="2"/>
-          <w:numId w:val="8"/>
-        </w:numPr>
-        <w:spacing w:after="120" w:line="240" w:lineRule="auto"/>
-        <w:ind w:right="0"/>
-        <w:jc w:val="both"/>
-        <w:rPr>
-          <w:rFonts w:ascii="Times New Roman" w:hAnsi="Times New Roman"/>
-          <w:sz w:val="28"/>
-          <w:szCs w:val="28"/>
-        </w:rPr>
-      </w:pPr>
-      <w:r>
-        <w:rPr>
-          <w:rFonts w:ascii="Times New Roman" w:hAnsi="Times New Roman"/>
-          <w:sz w:val="28"/>
-          <w:szCs w:val="28"/>
-        </w:rPr>
-        <w:t>Chức danh: Giám đốc</w:t>
-      </w:r>
-    </w:p>
-    <w:p>
-      <w:pPr>
-        <w:pStyle w:val="ListParagraph"/>
-        <w:numPr>
-          <w:ilvl w:val="2"/>
-          <w:numId w:val="8"/>
-        </w:numPr>
-        <w:spacing w:after="120" w:line="240" w:lineRule="auto"/>
-        <w:ind w:right="0"/>
-        <w:jc w:val="both"/>
-        <w:rPr>
-          <w:rFonts w:ascii="Times New Roman" w:hAnsi="Times New Roman"/>
-          <w:sz w:val="28"/>
-          <w:szCs w:val="28"/>
-        </w:rPr>
-      </w:pPr>
-      <w:r>
-        <w:rPr>
-          <w:rFonts w:ascii="Times New Roman" w:hAnsi="Times New Roman"/>
-          <w:sz w:val="28"/>
-          <w:szCs w:val="28"/>
-        </w:rPr>
-        <w:t>Giới tính: Nữ</w:t>
-      </w:r>
-    </w:p>
-    <w:p>
-      <w:pPr>
-        <w:pStyle w:val="ListParagraph"/>
-        <w:numPr>
-          <w:ilvl w:val="2"/>
-          <w:numId w:val="8"/>
-        </w:numPr>
-        <w:spacing w:after="120" w:line="240" w:lineRule="auto"/>
-        <w:ind w:right="0"/>
-        <w:jc w:val="both"/>
-        <w:rPr>
-          <w:rFonts w:ascii="Times New Roman" w:hAnsi="Times New Roman"/>
-          <w:sz w:val="28"/>
-          <w:szCs w:val="28"/>
-        </w:rPr>
-      </w:pPr>
-      <w:r>
-        <w:rPr>
-          <w:rFonts w:ascii="Times New Roman" w:hAnsi="Times New Roman"/>
-          <w:sz w:val="26"/>
-          <w:szCs w:val="26"/>
-        </w:rPr>
-        <w:t>Số định danh cá nhân</w:t>
-      </w:r>
-      <w:r>
-        <w:rPr>
-          <w:rFonts w:ascii="Times New Roman" w:hAnsi="Times New Roman"/>
-          <w:sz w:val="28"/>
-          <w:szCs w:val="28"/>
-        </w:rPr>
-        <w:t>: 086178000407</w:t>
-      </w:r>
-    </w:p>
-    <w:p>
-      <w:pPr>
-        <w:pStyle w:val="ListParagraph"/>
-        <w:numPr>
-          <w:ilvl w:val="2"/>
-          <w:numId w:val="8"/>
-        </w:numPr>
-        <w:spacing w:after="120" w:line="240" w:lineRule="auto"/>
-        <w:ind w:right="0"/>
-        <w:jc w:val="both"/>
-        <w:rPr>
-          <w:rFonts w:ascii="Times New Roman" w:hAnsi="Times New Roman"/>
-          <w:sz w:val="28"/>
-          <w:szCs w:val="28"/>
-        </w:rPr>
-      </w:pPr>
-      <w:r>
-        <w:rPr>
-          <w:rFonts w:ascii="Times New Roman" w:hAnsi="Times New Roman"/>
-          <w:sz w:val="26"/>
-          <w:szCs w:val="26"/>
-        </w:rPr>
-        <w:t>Địa chỉ liên lạc</w:t>
-      </w:r>
-      <w:r>
-        <w:rPr>
-          <w:rFonts w:ascii="Times New Roman" w:hAnsi="Times New Roman"/>
-          <w:sz w:val="28"/>
-          <w:szCs w:val="28"/>
-        </w:rPr>
-        <w:t>:</w:t>
-      </w:r>
-      <w:r>
-        <w:rPr>
-          <w:rFonts w:ascii="Times New Roman" w:hAnsi="Times New Roman"/>
-          <w:sz w:val="28"/>
-          <w:szCs w:val="28"/>
-        </w:rPr>
-        <w:t xml:space="preserve"> </w:t>
-      </w:r>
-      <w:r>
-        <w:rPr>
-          <w:rFonts w:ascii="Times New Roman" w:hAnsi="Times New Roman"/>
-          <w:sz w:val="28"/>
-          <w:szCs w:val="28"/>
-        </w:rPr>
-        <w:t xml:space="preserve">141A1 Nguyễn Văn Hưởng, Phường </w:t>
-      </w:r>
-      <w:proofErr w:type="gramStart"/>
-      <w:r>
-        <w:rPr>
-          <w:rFonts w:ascii="Times New Roman" w:hAnsi="Times New Roman"/>
-          <w:sz w:val="28"/>
-          <w:szCs w:val="28"/>
-        </w:rPr>
-        <w:t>An</w:t>
-      </w:r>
-      <w:proofErr w:type="gramEnd"/>
-      <w:r>
-        <w:rPr>
-          <w:rFonts w:ascii="Times New Roman" w:hAnsi="Times New Roman"/>
-          <w:sz w:val="28"/>
-          <w:szCs w:val="28"/>
-        </w:rPr>
-        <w:t xml:space="preserve"> Khánh, Thành phố Hồ Chí Minh</w:t>
-      </w:r>
-      <w:r>
-        <w:rPr>
-          <w:rFonts w:ascii="Times New Roman" w:hAnsi="Times New Roman"/>
-          <w:sz w:val="28"/>
-          <w:szCs w:val="28"/>
-        </w:rPr>
-        <w:t>, Việt Nam</w:t>
-      </w:r>
-    </w:p>
-    <w:p>
-      <w:pPr>
-        <w:pStyle w:val="ListParagraph"/>
-        <w:numPr>
-          <w:ilvl w:val="1"/>
-          <w:numId w:val="8"/>
-        </w:numPr>
-        <w:spacing w:after="120" w:line="240" w:lineRule="auto"/>
-        <w:ind w:right="0"/>
-        <w:jc w:val="both"/>
-        <w:rPr>
-          <w:rFonts w:ascii="Times New Roman" w:hAnsi="Times New Roman"/>
-          <w:sz w:val="28"/>
-          <w:szCs w:val="28"/>
-        </w:rPr>
-      </w:pPr>
-      <w:r>
-        <w:rPr>
-          <w:rFonts w:ascii="Times New Roman" w:hAnsi="Times New Roman"/>
-          <w:sz w:val="26"/>
-          <w:szCs w:val="26"/>
-        </w:rPr>
-        <w:t>Bổ nhiệm người đại diện pháp luật thứ 1:</w:t>
-      </w:r>
-    </w:p>
-    <w:p>
-      <w:pPr>
-        <w:pStyle w:val="ListParagraph"/>
-        <w:numPr>
-          <w:ilvl w:val="2"/>
-          <w:numId w:val="8"/>
-        </w:numPr>
-        <w:spacing w:after="120" w:line="240" w:lineRule="auto"/>
-        <w:ind w:right="0"/>
-        <w:jc w:val="both"/>
-        <w:rPr>
-          <w:rFonts w:ascii="Times New Roman" w:hAnsi="Times New Roman"/>
-          <w:sz w:val="28"/>
-          <w:szCs w:val="28"/>
-        </w:rPr>
-      </w:pPr>
-      <w:r>
-        <w:rPr>
-          <w:rFonts w:ascii="Times New Roman" w:hAnsi="Times New Roman"/>
-          <w:sz w:val="28"/>
-          <w:szCs w:val="28"/>
-        </w:rPr>
-        <w:t xml:space="preserve">Họ tên: </w:t>
-      </w:r>
-      <w:r>
-        <w:rPr>
-          <w:rFonts w:ascii="Times New Roman" w:hAnsi="Times New Roman"/>
-          <w:sz w:val="26"/>
-          <w:szCs w:val="26"/>
-        </w:rPr>
-        <w:t>TRƯƠNG QUỐC TÂM</w:t>
-      </w:r>
-    </w:p>
-    <w:p>
-      <w:pPr>
-        <w:pStyle w:val="ListParagraph"/>
-        <w:numPr>
-          <w:ilvl w:val="2"/>
-          <w:numId w:val="8"/>
-        </w:numPr>
-        <w:spacing w:after="120" w:line="240" w:lineRule="auto"/>
-        <w:ind w:right="0"/>
-        <w:jc w:val="both"/>
-        <w:rPr>
-          <w:rFonts w:ascii="Times New Roman" w:hAnsi="Times New Roman"/>
-          <w:sz w:val="28"/>
-          <w:szCs w:val="28"/>
-        </w:rPr>
-      </w:pPr>
-      <w:r>
-        <w:rPr>
-          <w:rFonts w:ascii="Times New Roman" w:hAnsi="Times New Roman"/>
-          <w:sz w:val="28"/>
-          <w:szCs w:val="28"/>
-        </w:rPr>
-        <w:t xml:space="preserve">Sinh ngày: </w:t>
-      </w:r>
-      <w:r>
-        <w:rPr>
-          <w:rFonts w:ascii="Times New Roman" w:hAnsi="Times New Roman"/>
-          <w:sz w:val="26"/>
-          <w:szCs w:val="26"/>
-        </w:rPr>
-        <w:t>10/05/1989</w:t>
-      </w:r>
-    </w:p>
-    <w:p>
-      <w:pPr>
-        <w:pStyle w:val="ListParagraph"/>
-        <w:numPr>
-          <w:ilvl w:val="2"/>
-          <w:numId w:val="8"/>
-        </w:numPr>
-        <w:spacing w:after="120" w:line="240" w:lineRule="auto"/>
-        <w:ind w:right="0"/>
-        <w:jc w:val="both"/>
-        <w:rPr>
-          <w:rFonts w:ascii="Times New Roman" w:hAnsi="Times New Roman"/>
-          <w:sz w:val="28"/>
-          <w:szCs w:val="28"/>
-        </w:rPr>
-      </w:pPr>
-      <w:r>
-        <w:rPr>
-          <w:rFonts w:ascii="Times New Roman" w:hAnsi="Times New Roman"/>
-          <w:sz w:val="28"/>
-          <w:szCs w:val="28"/>
-        </w:rPr>
-        <w:lastRenderedPageBreak/>
-        <w:t xml:space="preserve">Giới tính: </w:t>
-      </w:r>
-      <w:r>
-        <w:rPr>
-          <w:rFonts w:ascii="Times New Roman" w:hAnsi="Times New Roman"/>
-          <w:sz w:val="26"/>
-          <w:szCs w:val="26"/>
-          <w:lang w:val="vi-VN"/>
-        </w:rPr>
-        <w:t>N</w:t>
-      </w:r>
-      <w:r>
-        <w:rPr>
-          <w:rFonts w:ascii="Times New Roman" w:hAnsi="Times New Roman"/>
-          <w:sz w:val="26"/>
-          <w:szCs w:val="26"/>
-        </w:rPr>
-        <w:t>am</w:t>
-      </w:r>
-    </w:p>
-    <w:p>
-      <w:pPr>
-        <w:pStyle w:val="ListParagraph"/>
-        <w:numPr>
-          <w:ilvl w:val="2"/>
-          <w:numId w:val="8"/>
-        </w:numPr>
-        <w:spacing w:after="120" w:line="240" w:lineRule="auto"/>
-        <w:ind w:right="0"/>
-        <w:jc w:val="both"/>
-        <w:rPr>
-          <w:rFonts w:ascii="Times New Roman" w:hAnsi="Times New Roman"/>
-          <w:sz w:val="28"/>
-          <w:szCs w:val="28"/>
-        </w:rPr>
-      </w:pPr>
-      <w:r>
-        <w:rPr>
-          <w:rFonts w:ascii="Times New Roman" w:hAnsi="Times New Roman"/>
-          <w:sz w:val="26"/>
-          <w:szCs w:val="26"/>
-        </w:rPr>
-        <w:t>Số định danh cá nhân</w:t>
-      </w:r>
-      <w:r>
-        <w:rPr>
-          <w:rFonts w:ascii="Times New Roman" w:hAnsi="Times New Roman"/>
-          <w:sz w:val="28"/>
-          <w:szCs w:val="28"/>
-        </w:rPr>
-        <w:t xml:space="preserve">: </w:t>
-      </w:r>
-      <w:r>
-        <w:rPr>
-          <w:rFonts w:ascii="Times New Roman" w:hAnsi="Times New Roman"/>
-          <w:sz w:val="26"/>
-          <w:szCs w:val="26"/>
-        </w:rPr>
-        <w:t>086089011231</w:t>
-      </w:r>
-    </w:p>
-    <w:p>
-      <w:pPr>
-        <w:pStyle w:val="ListParagraph"/>
-        <w:numPr>
-          <w:ilvl w:val="2"/>
-          <w:numId w:val="8"/>
-        </w:numPr>
-        <w:spacing w:after="120" w:line="240" w:lineRule="auto"/>
-        <w:ind w:right="0"/>
-        <w:jc w:val="both"/>
-        <w:rPr>
-          <w:rFonts w:ascii="Times New Roman" w:hAnsi="Times New Roman"/>
-          <w:sz w:val="28"/>
-          <w:szCs w:val="28"/>
-        </w:rPr>
-      </w:pPr>
-      <w:r>
-        <w:rPr>
-          <w:rFonts w:ascii="Times New Roman" w:hAnsi="Times New Roman"/>
-          <w:sz w:val="28"/>
-          <w:szCs w:val="28"/>
-        </w:rPr>
-        <w:t>Chức danh: Giám đốc</w:t>
-      </w:r>
-    </w:p>
-    <w:p>
-      <w:pPr>
-        <w:pStyle w:val="ListParagraph"/>
-        <w:numPr>
-          <w:ilvl w:val="2"/>
-          <w:numId w:val="8"/>
-        </w:numPr>
-        <w:spacing w:after="120" w:line="240" w:lineRule="auto"/>
-        <w:ind w:right="0"/>
-        <w:jc w:val="both"/>
-        <w:rPr>
-          <w:rFonts w:ascii="Times New Roman" w:hAnsi="Times New Roman"/>
-          <w:sz w:val="28"/>
-          <w:szCs w:val="28"/>
-        </w:rPr>
-      </w:pPr>
-      <w:r>
-        <w:rPr>
-          <w:rFonts w:ascii="Times New Roman" w:hAnsi="Times New Roman"/>
-          <w:sz w:val="26"/>
-          <w:szCs w:val="26"/>
-        </w:rPr>
-        <w:t>Địa chỉ liên lạc</w:t>
-      </w:r>
-      <w:r>
-        <w:rPr>
-          <w:rFonts w:ascii="Times New Roman" w:hAnsi="Times New Roman"/>
-          <w:sz w:val="28"/>
-          <w:szCs w:val="28"/>
-        </w:rPr>
-        <w:t>:</w:t>
-      </w:r>
-      <w:r>
-        <w:rPr>
-          <w:rFonts w:ascii="Times New Roman" w:hAnsi="Times New Roman"/>
-          <w:sz w:val="28"/>
-          <w:szCs w:val="28"/>
-        </w:rPr>
-        <w:t xml:space="preserve"> </w:t>
-      </w:r>
-      <w:r>
-        <w:rPr>
-          <w:rFonts w:ascii="Times New Roman" w:hAnsi="Times New Roman"/>
-          <w:sz w:val="28"/>
-          <w:szCs w:val="28"/>
-        </w:rPr>
-        <w:t xml:space="preserve">Thôn </w:t>
-      </w:r>
-      <w:proofErr w:type="gramStart"/>
-      <w:r>
-        <w:rPr>
-          <w:rFonts w:ascii="Times New Roman" w:hAnsi="Times New Roman"/>
-          <w:sz w:val="28"/>
-          <w:szCs w:val="28"/>
-        </w:rPr>
-        <w:t>An</w:t>
-      </w:r>
-      <w:proofErr w:type="gramEnd"/>
-      <w:r>
-        <w:rPr>
-          <w:rFonts w:ascii="Times New Roman" w:hAnsi="Times New Roman"/>
-          <w:sz w:val="28"/>
-          <w:szCs w:val="28"/>
-        </w:rPr>
-        <w:t xml:space="preserve"> Thành Đông, xã Trung Thành, tỉnh Vĩnh Long</w:t>
-      </w:r>
-      <w:r>
-        <w:rPr>
-          <w:rFonts w:ascii="Times New Roman" w:hAnsi="Times New Roman"/>
-          <w:sz w:val="28"/>
-          <w:szCs w:val="28"/>
-        </w:rPr>
-        <w:t>, Việt Nam</w:t>
-      </w:r>
-    </w:p>
-    <w:p>
-      <w:pPr>
-        <w:pStyle w:val="ListParagraph"/>
-        <w:numPr>
-          <w:ilvl w:val="1"/>
-          <w:numId w:val="8"/>
-        </w:numPr>
-        <w:spacing w:after="120" w:line="240" w:lineRule="auto"/>
-        <w:ind w:right="0"/>
-        <w:jc w:val="both"/>
-        <w:rPr>
-          <w:rFonts w:ascii="Times New Roman" w:hAnsi="Times New Roman"/>
-          <w:sz w:val="28"/>
-          <w:szCs w:val="28"/>
-        </w:rPr>
-      </w:pPr>
-      <w:r>
-        <w:rPr>
-          <w:rFonts w:ascii="Times New Roman" w:hAnsi="Times New Roman"/>
-          <w:sz w:val="26"/>
-          <w:szCs w:val="26"/>
-        </w:rPr>
-        <w:t>Bổ nhiệm người đại diện pháp luật thứ 2:</w:t>
-      </w:r>
-    </w:p>
-    <w:p>
-      <w:pPr>
-        <w:pStyle w:val="ListParagraph"/>
-        <w:numPr>
-          <w:ilvl w:val="2"/>
-          <w:numId w:val="8"/>
-        </w:numPr>
-        <w:spacing w:after="120" w:line="240" w:lineRule="auto"/>
-        <w:ind w:right="0"/>
-        <w:jc w:val="both"/>
-        <w:rPr>
-          <w:rFonts w:ascii="Times New Roman" w:hAnsi="Times New Roman"/>
-          <w:sz w:val="28"/>
-          <w:szCs w:val="28"/>
-        </w:rPr>
-      </w:pPr>
-      <w:r>
-        <w:rPr>
-          <w:rFonts w:ascii="Times New Roman" w:hAnsi="Times New Roman"/>
-          <w:sz w:val="28"/>
-          <w:szCs w:val="28"/>
-        </w:rPr>
-        <w:t xml:space="preserve">Họ tên: </w:t>
-      </w:r>
-      <w:r>
-        <w:rPr>
-          <w:rFonts w:ascii="Times New Roman" w:hAnsi="Times New Roman"/>
-          <w:sz w:val="26"/>
-          <w:szCs w:val="26"/>
-        </w:rPr>
-        <w:t>HUANG, PINGHUA</w:t>
-      </w:r>
-    </w:p>
-    <w:p>
-      <w:pPr>
-        <w:pStyle w:val="ListParagraph"/>
-        <w:numPr>
-          <w:ilvl w:val="2"/>
-          <w:numId w:val="8"/>
-        </w:numPr>
-        <w:spacing w:after="120" w:line="240" w:lineRule="auto"/>
-        <w:ind w:right="0"/>
-        <w:jc w:val="both"/>
-        <w:rPr>
-          <w:rFonts w:ascii="Times New Roman" w:hAnsi="Times New Roman"/>
-          <w:sz w:val="28"/>
-          <w:szCs w:val="28"/>
-        </w:rPr>
-      </w:pPr>
-      <w:r>
-        <w:rPr>
-          <w:rFonts w:ascii="Times New Roman" w:hAnsi="Times New Roman"/>
-          <w:sz w:val="28"/>
-          <w:szCs w:val="28"/>
-        </w:rPr>
-        <w:t xml:space="preserve">Sinh ngày: </w:t>
-      </w:r>
-      <w:r>
-        <w:rPr>
-          <w:rFonts w:ascii="Times New Roman" w:hAnsi="Times New Roman"/>
-          <w:sz w:val="26"/>
-          <w:szCs w:val="26"/>
-        </w:rPr>
-        <w:t>12/07/1979</w:t>
-      </w:r>
-    </w:p>
-    <w:p>
-      <w:pPr>
-        <w:pStyle w:val="ListParagraph"/>
-        <w:numPr>
-          <w:ilvl w:val="2"/>
-          <w:numId w:val="8"/>
-        </w:numPr>
-        <w:spacing w:after="120" w:line="240" w:lineRule="auto"/>
-        <w:ind w:right="0"/>
-        <w:jc w:val="both"/>
-        <w:rPr>
-          <w:rFonts w:ascii="Times New Roman" w:hAnsi="Times New Roman"/>
-          <w:sz w:val="28"/>
-          <w:szCs w:val="28"/>
-        </w:rPr>
-      </w:pPr>
-      <w:r>
-        <w:rPr>
-          <w:rFonts w:ascii="Times New Roman" w:hAnsi="Times New Roman"/>
-          <w:sz w:val="28"/>
-          <w:szCs w:val="28"/>
-        </w:rPr>
-        <w:t xml:space="preserve">Giới tính: </w:t>
-      </w:r>
-      <w:r>
-        <w:rPr>
-          <w:rFonts w:ascii="Times New Roman" w:hAnsi="Times New Roman"/>
-          <w:sz w:val="26"/>
-          <w:szCs w:val="26"/>
-          <w:lang w:val="vi-VN"/>
-        </w:rPr>
-        <w:t>N</w:t>
-      </w:r>
-      <w:r>
-        <w:rPr>
-          <w:rFonts w:ascii="Times New Roman" w:hAnsi="Times New Roman"/>
-          <w:sz w:val="26"/>
-          <w:szCs w:val="26"/>
-        </w:rPr>
-        <w:t>am</w:t>
-      </w:r>
-    </w:p>
-    <w:p>
-      <w:pPr>
-        <w:pStyle w:val="ListParagraph"/>
-        <w:numPr>
-          <w:ilvl w:val="2"/>
-          <w:numId w:val="8"/>
-        </w:numPr>
-        <w:spacing w:after="120" w:line="240" w:lineRule="auto"/>
-        <w:ind w:right="0"/>
-        <w:jc w:val="both"/>
-        <w:rPr>
-          <w:rFonts w:ascii="Times New Roman" w:hAnsi="Times New Roman"/>
-          <w:sz w:val="28"/>
-          <w:szCs w:val="28"/>
-        </w:rPr>
-      </w:pPr>
-      <w:r>
-        <w:rPr>
-          <w:rFonts w:ascii="Times New Roman" w:hAnsi="Times New Roman"/>
-          <w:sz w:val="26"/>
-          <w:szCs w:val="26"/>
-        </w:rPr>
-        <w:t>Số định danh cá nhân</w:t>
-      </w:r>
-      <w:r>
-        <w:rPr>
-          <w:rFonts w:ascii="Times New Roman" w:hAnsi="Times New Roman"/>
-          <w:sz w:val="28"/>
-          <w:szCs w:val="28"/>
-        </w:rPr>
-        <w:t xml:space="preserve">: </w:t>
-      </w:r>
-    </w:p>
-    <w:p>
-      <w:pPr>
-        <w:pStyle w:val="ListParagraph"/>
-        <w:numPr>
-          <w:ilvl w:val="2"/>
-          <w:numId w:val="8"/>
-        </w:numPr>
-        <w:spacing w:after="120" w:line="240" w:lineRule="auto"/>
-        <w:ind w:right="0"/>
-        <w:jc w:val="both"/>
-        <w:rPr>
-          <w:rFonts w:ascii="Times New Roman" w:hAnsi="Times New Roman"/>
-          <w:sz w:val="28"/>
-          <w:szCs w:val="28"/>
-        </w:rPr>
-      </w:pPr>
-      <w:r>
-        <w:rPr>
-          <w:rFonts w:ascii="Times New Roman" w:hAnsi="Times New Roman"/>
-          <w:sz w:val="28"/>
-          <w:szCs w:val="28"/>
-        </w:rPr>
-        <w:t xml:space="preserve">Chức danh: </w:t>
-      </w:r>
-      <w:r>
-        <w:rPr>
-          <w:rFonts w:ascii="Times New Roman" w:hAnsi="Times New Roman"/>
-          <w:sz w:val="26"/>
-          <w:szCs w:val="26"/>
-        </w:rPr>
-        <w:t>Phó giám đốc</w:t>
-      </w:r>
-    </w:p>
-    <w:p>
-      <w:pPr>
-        <w:pStyle w:val="ListParagraph"/>
-        <w:numPr>
-          <w:ilvl w:val="2"/>
-          <w:numId w:val="8"/>
-        </w:numPr>
-        <w:spacing w:after="120" w:line="240" w:lineRule="auto"/>
-        <w:ind w:right="0"/>
-        <w:jc w:val="both"/>
-        <w:rPr>
-          <w:rFonts w:ascii="Times New Roman" w:hAnsi="Times New Roman"/>
-          <w:sz w:val="28"/>
-          <w:szCs w:val="28"/>
-        </w:rPr>
-      </w:pPr>
-      <w:r>
-        <w:rPr>
-          <w:rFonts w:ascii="Times New Roman" w:hAnsi="Times New Roman"/>
-          <w:sz w:val="26"/>
-          <w:szCs w:val="26"/>
-        </w:rPr>
-        <w:t>Quốc tịch: Trung Quốc</w:t>
-      </w:r>
-    </w:p>
-    <w:p>
-      <w:pPr>
-        <w:pStyle w:val="ListParagraph"/>
-        <w:numPr>
-          <w:ilvl w:val="2"/>
-          <w:numId w:val="8"/>
-        </w:numPr>
-        <w:spacing w:after="120" w:line="240" w:lineRule="auto"/>
-        <w:ind w:right="0"/>
-        <w:jc w:val="both"/>
-        <w:rPr>
-          <w:rFonts w:ascii="Times New Roman" w:hAnsi="Times New Roman"/>
-          <w:sz w:val="28"/>
-          <w:szCs w:val="28"/>
-        </w:rPr>
-      </w:pPr>
-      <w:r>
-        <w:rPr>
-          <w:rFonts w:ascii="Times New Roman" w:hAnsi="Times New Roman"/>
-          <w:sz w:val="26"/>
-          <w:szCs w:val="26"/>
-        </w:rPr>
-        <w:t>Loại giấy tờ pháp lý</w:t>
-      </w:r>
-      <w:r>
-        <w:rPr>
-          <w:rFonts w:ascii="Times New Roman" w:hAnsi="Times New Roman"/>
-          <w:sz w:val="26"/>
-          <w:szCs w:val="26"/>
-        </w:rPr>
-        <w:t>: Hộ chiếu nước ngoài</w:t>
-      </w:r>
-    </w:p>
-    <w:p>
-      <w:pPr>
-        <w:pStyle w:val="ListParagraph"/>
-        <w:numPr>
-          <w:ilvl w:val="2"/>
-          <w:numId w:val="8"/>
-        </w:numPr>
-        <w:spacing w:after="120" w:line="240" w:lineRule="auto"/>
-        <w:ind w:right="0"/>
-        <w:jc w:val="both"/>
-        <w:rPr>
-          <w:rFonts w:ascii="Times New Roman" w:hAnsi="Times New Roman"/>
-          <w:sz w:val="28"/>
-          <w:szCs w:val="28"/>
-        </w:rPr>
-      </w:pPr>
-      <w:r>
-        <w:rPr>
-          <w:rFonts w:ascii="Times New Roman" w:hAnsi="Times New Roman"/>
-          <w:sz w:val="26"/>
-          <w:szCs w:val="26"/>
-        </w:rPr>
-        <w:t>Số hộ chiếu: EJ4788340; ngày cấp:</w:t>
-      </w:r>
-      <w:r>
-        <w:rPr>
-          <w:rFonts w:ascii="Times New Roman" w:hAnsi="Times New Roman"/>
-          <w:sz w:val="26"/>
-          <w:szCs w:val="26"/>
-        </w:rPr>
-        <w:t xml:space="preserve"> </w:t>
-      </w:r>
-      <w:r>
-        <w:rPr>
-          <w:rFonts w:ascii="Times New Roman" w:hAnsi="Times New Roman"/>
-          <w:sz w:val="26"/>
-          <w:szCs w:val="26"/>
-        </w:rPr>
-        <w:t>14/04/2021</w:t>
-      </w:r>
-      <w:r>
-        <w:rPr>
-          <w:rFonts w:ascii="Times New Roman" w:hAnsi="Times New Roman"/>
-          <w:sz w:val="26"/>
-          <w:szCs w:val="26"/>
-        </w:rPr>
-        <w:t>;</w:t>
-      </w:r>
-      <w:r>
-        <w:rPr>
-          <w:rFonts w:ascii="Times New Roman" w:hAnsi="Times New Roman"/>
-          <w:sz w:val="26"/>
-          <w:szCs w:val="26"/>
-        </w:rPr>
-        <w:t xml:space="preserve"> Nơi cấp: Tổng lãnh sự quán CHND Trung Hoa tại Thành phố Hồ Chí Minh</w:t>
-      </w:r>
-    </w:p>
-    <w:p>
-      <w:pPr>
-        <w:pStyle w:val="ListParagraph"/>
-        <w:numPr>
-          <w:ilvl w:val="2"/>
-          <w:numId w:val="8"/>
-        </w:numPr>
-        <w:spacing w:after="120" w:line="240" w:lineRule="auto"/>
-        <w:ind w:right="0"/>
-        <w:jc w:val="both"/>
-        <w:rPr>
-          <w:rFonts w:ascii="Times New Roman" w:hAnsi="Times New Roman"/>
-          <w:sz w:val="28"/>
-          <w:szCs w:val="28"/>
-        </w:rPr>
-      </w:pPr>
-      <w:r>
-        <w:rPr>
-          <w:rFonts w:ascii="Times New Roman" w:hAnsi="Times New Roman"/>
-          <w:sz w:val="26"/>
-          <w:szCs w:val="26"/>
-        </w:rPr>
-        <w:t>Địa chỉ liên lạc</w:t>
-      </w:r>
-      <w:r>
-        <w:rPr>
-          <w:rFonts w:ascii="Times New Roman" w:hAnsi="Times New Roman"/>
-          <w:sz w:val="28"/>
-          <w:szCs w:val="28"/>
-        </w:rPr>
-        <w:t>:</w:t>
-      </w:r>
-      <w:r>
-        <w:rPr>
-          <w:rFonts w:ascii="Times New Roman" w:hAnsi="Times New Roman"/>
-          <w:sz w:val="28"/>
-          <w:szCs w:val="28"/>
-        </w:rPr>
-        <w:t xml:space="preserve"> </w:t>
-      </w:r>
-      <w:r>
-        <w:rPr>
-          <w:rFonts w:ascii="Times New Roman" w:hAnsi="Times New Roman"/>
-          <w:sz w:val="26"/>
-          <w:szCs w:val="26"/>
-        </w:rPr>
-        <w:t>Thửa đất số 12, Tờ bản đồ số 110, Khu phố Bình Thuận 2, Phường Thuận Giao, Thành phố Hồ Chí Minh</w:t>
-      </w:r>
-      <w:r>
-        <w:rPr>
-          <w:rFonts w:ascii="Times New Roman" w:hAnsi="Times New Roman"/>
-          <w:sz w:val="28"/>
-          <w:szCs w:val="28"/>
-        </w:rPr>
-        <w:t>, Việt Nam</w:t>
-      </w:r>
-    </w:p>
-    <w:p>
-      <w:pPr>
-        <w:pStyle w:val="ListParagraph"/>
-        <w:numPr>
-          <w:ilvl w:val="2"/>
-          <w:numId w:val="8"/>
-        </w:numPr>
-        <w:spacing w:after="120" w:line="240" w:lineRule="auto"/>
-        <w:ind w:right="0"/>
-        <w:jc w:val="both"/>
-        <w:rPr>
-          <w:rFonts w:ascii="Times New Roman" w:hAnsi="Times New Roman"/>
-          <w:sz w:val="28"/>
-          <w:szCs w:val="28"/>
-        </w:rPr>
-      </w:pPr>
-      <w:r>
-        <w:rPr>
-          <w:rFonts w:ascii="Times New Roman" w:hAnsi="Times New Roman"/>
-          <w:sz w:val="26"/>
-          <w:szCs w:val="26"/>
-        </w:rPr>
-        <w:t>Địa chỉ thường trú</w:t>
-      </w:r>
-      <w:r>
-        <w:rPr>
-          <w:rFonts w:ascii="Times New Roman" w:hAnsi="Times New Roman"/>
-          <w:sz w:val="28"/>
-          <w:szCs w:val="28"/>
-        </w:rPr>
-        <w:t>:</w:t>
-      </w:r>
-      <w:r>
-        <w:rPr>
-          <w:rFonts w:ascii="Times New Roman" w:hAnsi="Times New Roman"/>
-          <w:sz w:val="28"/>
-          <w:szCs w:val="28"/>
-        </w:rPr>
-        <w:t xml:space="preserve"> </w:t>
-      </w:r>
-      <w:r>
-        <w:rPr>
-          <w:rFonts w:ascii="Times New Roman" w:hAnsi="Times New Roman"/>
-          <w:sz w:val="26"/>
-          <w:szCs w:val="26"/>
-        </w:rPr>
-        <w:t xml:space="preserve">Vườn Xinlong, Đường Dongfeng West, Thị trấn Laolong, Huyện </w:t>
-      </w:r>
-      <w:proofErr w:type="gramStart"/>
-      <w:r>
-        <w:rPr>
-          <w:rFonts w:ascii="Times New Roman" w:hAnsi="Times New Roman"/>
-          <w:sz w:val="26"/>
-          <w:szCs w:val="26"/>
-        </w:rPr>
-        <w:t>Longchuan,</w:t>
-      </w:r>
-      <w:r>
-        <w:rPr>
-          <w:rFonts w:ascii="Times New Roman" w:hAnsi="Times New Roman"/>
-          <w:sz w:val="26"/>
-          <w:szCs w:val="26"/>
-        </w:rPr>
-        <w:t xml:space="preserve"> </w:t>
-      </w:r>
-      <w:r>
-        <w:rPr>
-          <w:rFonts w:ascii="Times New Roman" w:hAnsi="Times New Roman"/>
-          <w:sz w:val="26"/>
-          <w:szCs w:val="26"/>
-        </w:rPr>
-        <w:t xml:space="preserve"> Thành</w:t>
-      </w:r>
-      <w:proofErr w:type="gramEnd"/>
-      <w:r>
-        <w:rPr>
-          <w:rFonts w:ascii="Times New Roman" w:hAnsi="Times New Roman"/>
-          <w:sz w:val="26"/>
-          <w:szCs w:val="26"/>
-        </w:rPr>
-        <w:t xml:space="preserve"> phố Heyuan, Tỉnh Quảng Đông, Trung Quốc</w:t>
-      </w:r>
-    </w:p>
-    <w:p>
-      <w:pPr>
-        <w:pStyle w:val="ListParagraph"/>
-        <w:numPr>
-          <w:ilvl w:val="2"/>
-          <w:numId w:val="8"/>
-        </w:numPr>
-        <w:spacing w:after="120" w:line="240" w:lineRule="auto"/>
-        <w:ind w:right="0"/>
-        <w:jc w:val="both"/>
-        <w:rPr>
-          <w:rFonts w:ascii="Times New Roman" w:hAnsi="Times New Roman"/>
-          <w:sz w:val="28"/>
-          <w:szCs w:val="28"/>
-        </w:rPr>
-      </w:pPr>
-      <w:r>
-        <w:rPr>
-          <w:rFonts w:ascii="Times New Roman" w:hAnsi="Times New Roman"/>
-          <w:sz w:val="26"/>
-          <w:szCs w:val="26"/>
-        </w:rPr>
-        <w:t>Số điện thoại</w:t>
-      </w:r>
-      <w:r>
-        <w:rPr>
-          <w:rFonts w:ascii="Times New Roman" w:hAnsi="Times New Roman"/>
-          <w:sz w:val="28"/>
-          <w:szCs w:val="28"/>
-        </w:rPr>
-        <w:t>:</w:t>
-      </w:r>
-      <w:r>
-        <w:rPr>
-          <w:rFonts w:ascii="Times New Roman" w:hAnsi="Times New Roman"/>
-          <w:sz w:val="28"/>
-          <w:szCs w:val="28"/>
-        </w:rPr>
-        <w:t xml:space="preserve"> </w:t>
-      </w:r>
-      <w:r>
-        <w:rPr>
-          <w:rFonts w:ascii="Times New Roman" w:hAnsi="Times New Roman"/>
-          <w:sz w:val="26"/>
-          <w:szCs w:val="26"/>
-        </w:rPr>
-        <w:t xml:space="preserve">0938767090   </w:t>
-      </w:r>
+      </w:pPr>
     </w:p>
     <w:p>
       <w:pPr>
@@ -1800,105 +1634,61 @@
         <w:ind w:left="0" w:right="0" w:firstLine="360"/>
         <w:jc w:val="both"/>
         <w:rPr>
-          <w:rFonts w:ascii="Times New Roman" w:hAnsi="Times New Roman"/>
-          <w:sz w:val="28"/>
-        </w:rPr>
-      </w:pPr>
-      <w:r>
-        <w:rPr>
-          <w:rFonts w:ascii="Times New Roman" w:hAnsi="Times New Roman"/>
-          <w:b/>
-          <w:sz w:val="28"/>
-        </w:rPr>
-        <w:t>Điều 3</w:t>
-      </w:r>
-      <w:r>
-        <w:rPr>
-          <w:rFonts w:ascii="Times New Roman" w:hAnsi="Times New Roman"/>
-          <w:sz w:val="28"/>
-        </w:rPr>
-        <w:t xml:space="preserve">: </w:t>
-      </w:r>
-      <w:r>
-        <w:rPr>
-          <w:rFonts w:ascii="Times New Roman" w:eastAsia="Times New Roman" w:hAnsi="Times New Roman" w:cs="Times New Roman"/>
-          <w:sz w:val="26"/>
-        </w:rPr>
-        <w:t>Thông qua việc thay đổi ngành nghề kinh doanh</w:t>
-      </w:r>
-      <w:r>
-        <w:rPr>
-          <w:rFonts w:ascii="Times New Roman" w:eastAsia="Times New Roman" w:hAnsi="Times New Roman" w:cs="Times New Roman"/>
-          <w:sz w:val="26"/>
-        </w:rPr>
-        <w:t xml:space="preserve"> theo </w:t>
-      </w:r>
-      <w:r>
-        <w:rPr>
-          <w:rFonts w:ascii="Times New Roman" w:eastAsia="Times New Roman" w:hAnsi="Times New Roman" w:cs="Times New Roman"/>
-          <w:sz w:val="26"/>
-        </w:rPr>
-        <w:t>Quyết định số 36/2025/QĐ-TTg</w:t>
-      </w:r>
-      <w:r>
-        <w:rPr>
-          <w:rFonts w:ascii="Times New Roman" w:eastAsia="Times New Roman" w:hAnsi="Times New Roman" w:cs="Times New Roman"/>
-          <w:sz w:val="26"/>
-        </w:rPr>
-        <w:t xml:space="preserve"> của thủ tướng chính phủ</w:t>
-      </w:r>
-      <w:r>
-        <w:rPr>
-          <w:rFonts w:ascii="Times New Roman" w:hAnsi="Times New Roman"/>
-          <w:sz w:val="28"/>
-        </w:rPr>
-        <w:t>:</w:t>
-      </w:r>
-    </w:p>
-    <w:p>
-      <w:pPr>
-        <w:spacing w:after="120" w:line="240" w:lineRule="auto"/>
-        <w:ind w:left="0" w:right="0" w:firstLine="360"/>
-        <w:jc w:val="both"/>
-        <w:rPr>
-          <w:rFonts w:ascii="Times New Roman" w:hAnsi="Times New Roman"/>
-          <w:sz w:val="28"/>
-        </w:rPr>
-      </w:pPr>
-    </w:p>
-    <w:p>
-      <w:pPr>
-        <w:spacing w:after="120" w:line="240" w:lineRule="auto"/>
-        <w:ind w:left="0" w:right="0" w:firstLine="360"/>
-        <w:jc w:val="both"/>
-        <w:rPr>
-          <w:rFonts w:ascii="Times New Roman" w:hAnsi="Times New Roman"/>
-          <w:sz w:val="28"/>
-        </w:rPr>
-      </w:pPr>
-    </w:p>
-    <w:p>
-      <w:pPr>
-        <w:spacing w:after="120" w:line="240" w:lineRule="auto"/>
-        <w:ind w:left="0" w:right="0" w:firstLine="360"/>
-        <w:jc w:val="both"/>
-        <w:rPr>
-          <w:rFonts w:ascii="Times New Roman" w:hAnsi="Times New Roman"/>
-          <w:sz w:val="28"/>
-        </w:rPr>
-      </w:pPr>
-    </w:p>
-    <w:p>
-      <w:pPr>
-        <w:spacing w:after="120" w:line="240" w:lineRule="auto"/>
-        <w:ind w:left="0" w:right="0" w:firstLine="360"/>
-        <w:jc w:val="both"/>
-        <w:rPr>
           <w:rFonts w:ascii="Times New Roman" w:hAnsi="Times New Roman" w:cs="Times New Roman"/>
           <w:sz w:val="28"/>
           <w:szCs w:val="28"/>
         </w:rPr>
       </w:pPr>
+      <w:r>
+        <w:rPr>
+          <w:rFonts w:ascii="Times New Roman" w:hAnsi="Times New Roman"/>
+          <w:b/>
+          <w:sz w:val="28"/>
+        </w:rPr>
+        <w:t>Điều 3</w:t>
+      </w:r>
+      <w:r>
+        <w:rPr>
+          <w:rFonts w:ascii="Times New Roman" w:hAnsi="Times New Roman"/>
+          <w:sz w:val="28"/>
+        </w:rPr>
+        <w:t xml:space="preserve">: </w:t>
+      </w:r>
+      <w:r>
+        <w:rPr>
+          <w:rFonts w:ascii="Times New Roman" w:eastAsia="Times New Roman" w:hAnsi="Times New Roman" w:cs="Times New Roman"/>
+          <w:sz w:val="26"/>
+        </w:rPr>
+        <w:t>Thông qua việc thay đổi ngành nghề kinh doanh</w:t>
+      </w:r>
+      <w:r>
+        <w:rPr>
+          <w:rFonts w:ascii="Times New Roman" w:eastAsia="Times New Roman" w:hAnsi="Times New Roman" w:cs="Times New Roman"/>
+          <w:sz w:val="26"/>
+        </w:rPr>
+        <w:t xml:space="preserve"> theo </w:t>
+      </w:r>
+      <w:r>
+        <w:rPr>
+          <w:rFonts w:ascii="Times New Roman" w:eastAsia="Times New Roman" w:hAnsi="Times New Roman" w:cs="Times New Roman"/>
+          <w:sz w:val="26"/>
+        </w:rPr>
+        <w:t>Quyết định số 36/2025/QĐ-TTg</w:t>
+      </w:r>
+      <w:r>
+        <w:rPr>
+          <w:rFonts w:ascii="Times New Roman" w:eastAsia="Times New Roman" w:hAnsi="Times New Roman" w:cs="Times New Roman"/>
+          <w:sz w:val="26"/>
+        </w:rPr>
+        <w:t xml:space="preserve"> của thủ tướng chính phủ</w:t>
+      </w:r>
+      <w:r>
+        <w:rPr>
+          <w:rFonts w:ascii="Times New Roman" w:hAnsi="Times New Roman"/>
+          <w:sz w:val="28"/>
+        </w:rPr>
+        <w:t>:</w:t>
+      </w:r>
     </w:p>
     <w:p>
       <w:pPr>
@@ -1933,59 +1723,40 @@
         <w:t>Bổ sung ngành, nghề kinh doanh sau:</w:t>
       </w:r>
     </w:p>
-    <w:p>
-      <w:pPr>
-        <w:spacing w:after="120" w:line="240" w:lineRule="auto"/>
-        <w:ind w:left="720" w:right="0"/>
-        <w:contextualSpacing/>
-        <w:jc w:val="both"/>
-        <w:rPr>
-          <w:rFonts w:ascii="Times New Roman" w:eastAsia="Times New Roman" w:hAnsi="Times New Roman" w:cs="Times New Roman"/>
-          <w:sz w:val="26"/>
-        </w:rPr>
-      </w:pPr>
-    </w:p>
     <w:tbl>
       <w:tblPr>
-        <w:tblW w:w="9214" w:type="dxa"/>
-        <w:tblInd w:w="108" w:type="dxa"/>
-        <w:tblBorders>
-          <w:top w:val="single" w:sz="4" w:space="0" w:color="000000"/>
-          <w:left w:val="single" w:sz="4" w:space="0" w:color="000000"/>
-          <w:bottom w:val="single" w:sz="4" w:space="0" w:color="000000"/>
-          <w:right w:val="single" w:sz="4" w:space="0" w:color="000000"/>
-          <w:insideH w:val="single" w:sz="4" w:space="0" w:color="000000"/>
-          <w:insideV w:val="single" w:sz="4" w:space="0" w:color="000000"/>
-        </w:tblBorders>
+        <w:tblStyle w:val="TableGrid3"/>
+        <w:tblW w:w="0" w:type="auto"/>
+        <w:tblInd w:w="720" w:type="dxa"/>
         <w:tblLook w:val="04A0" w:firstRow="1" w:lastRow="0" w:firstColumn="1" w:lastColumn="0" w:noHBand="0" w:noVBand="1"/>
       </w:tblPr>
       <w:tblGrid>
-        <w:gridCol w:w="1478"/>
-        <w:gridCol w:w="4224"/>
-        <w:gridCol w:w="1808"/>
-        <w:gridCol w:w="1704"/>
+        <w:gridCol w:w="679"/>
+        <w:gridCol w:w="3827"/>
+        <w:gridCol w:w="1560"/>
+        <w:gridCol w:w="1013"/>
       </w:tblGrid>
       <w:tr>
         <w:tc>
           <w:tcPr>
-            <w:tcW w:w="1344" w:type="dxa"/>
+            <w:tcW w:w="551" w:type="dxa"/>
           </w:tcPr>
           <w:p>
             <w:pPr>
-              <w:spacing w:before="120" w:after="0" w:line="340" w:lineRule="exact"/>
+              <w:spacing w:after="0" w:line="240" w:lineRule="auto"/>
               <w:ind w:left="0" w:right="0"/>
-              <w:jc w:val="center"/>
-              <w:rPr>
-                <w:rFonts w:ascii="Times New Roman" w:hAnsi="Times New Roman" w:cs="Times New Roman"/>
-                <w:sz w:val="24"/>
-                <w:szCs w:val="24"/>
-              </w:rPr>
-            </w:pPr>
-            <w:r>
-              <w:rPr>
-                <w:rFonts w:ascii="Times New Roman" w:hAnsi="Times New Roman" w:cs="Times New Roman"/>
-                <w:sz w:val="24"/>
-                <w:szCs w:val="24"/>
+              <w:contextualSpacing/>
+              <w:rPr>
+                <w:rFonts w:ascii="Times New Roman" w:hAnsi="Times New Roman" w:cs="Times New Roman"/>
+                <w:sz w:val="26"/>
+                <w:szCs w:val="26"/>
+              </w:rPr>
+            </w:pPr>
+            <w:r>
+              <w:rPr>
+                <w:rFonts w:ascii="Times New Roman" w:hAnsi="Times New Roman" w:cs="Times New Roman"/>
+                <w:sz w:val="26"/>
+                <w:szCs w:val="26"/>
               </w:rPr>
               <w:t>STT</w:t>
             </w:r>
@@ -1993,97 +1764,76 @@
         </w:tc>
         <w:tc>
           <w:tcPr>
-            <w:tcW w:w="5203" w:type="dxa"/>
+            <w:tcW w:w="3827" w:type="dxa"/>
           </w:tcPr>
           <w:p>
             <w:pPr>
-              <w:spacing w:before="120" w:after="0" w:line="340" w:lineRule="exact"/>
+              <w:spacing w:after="0" w:line="240" w:lineRule="auto"/>
               <w:ind w:left="0" w:right="0"/>
-              <w:jc w:val="center"/>
-              <w:rPr>
-                <w:rFonts w:ascii="Times New Roman" w:hAnsi="Times New Roman" w:cs="Times New Roman"/>
-                <w:sz w:val="24"/>
-                <w:szCs w:val="24"/>
-              </w:rPr>
-            </w:pPr>
-            <w:r>
-              <w:rPr>
-                <w:rFonts w:ascii="Times New Roman" w:hAnsi="Times New Roman" w:cs="Times New Roman"/>
-                <w:sz w:val="24"/>
-                <w:szCs w:val="24"/>
-              </w:rPr>
-              <w:t xml:space="preserve">Tên ngành, nghề kinh doanh </w:t>
-            </w:r>
-          </w:p>
-          <w:p>
-            <w:pPr>
-              <w:spacing w:after="0" w:line="340" w:lineRule="exact"/>
-              <w:ind w:left="0" w:right="0"/>
-              <w:jc w:val="center"/>
-              <w:rPr>
-                <w:rFonts w:ascii="Times New Roman" w:hAnsi="Times New Roman" w:cs="Times New Roman"/>
-                <w:sz w:val="24"/>
-                <w:szCs w:val="24"/>
-              </w:rPr>
-            </w:pPr>
-            <w:r>
-              <w:rPr>
-                <w:rFonts w:ascii="Times New Roman" w:hAnsi="Times New Roman" w:cs="Times New Roman"/>
-                <w:sz w:val="24"/>
-                <w:szCs w:val="24"/>
-              </w:rPr>
-              <w:t>được bổ sung</w:t>
+              <w:contextualSpacing/>
+              <w:rPr>
+                <w:rFonts w:ascii="Times New Roman" w:hAnsi="Times New Roman" w:cs="Times New Roman"/>
+                <w:sz w:val="26"/>
+                <w:szCs w:val="26"/>
+              </w:rPr>
+            </w:pPr>
+            <w:r>
+              <w:rPr>
+                <w:rFonts w:ascii="Times New Roman" w:hAnsi="Times New Roman" w:cs="Times New Roman"/>
+                <w:sz w:val="26"/>
+                <w:szCs w:val="26"/>
+              </w:rPr>
+              <w:t>Tên Ngành</w:t>
             </w:r>
           </w:p>
         </w:tc>
         <w:tc>
           <w:tcPr>
-            <w:tcW w:w="615" w:type="dxa"/>
+            <w:tcW w:w="1560" w:type="dxa"/>
           </w:tcPr>
           <w:p>
             <w:pPr>
-              <w:spacing w:before="120" w:after="0" w:line="340" w:lineRule="exact"/>
+              <w:spacing w:after="0" w:line="240" w:lineRule="auto"/>
               <w:ind w:left="0" w:right="0"/>
-              <w:jc w:val="center"/>
-              <w:rPr>
-                <w:rFonts w:ascii="Times New Roman" w:hAnsi="Times New Roman" w:cs="Times New Roman"/>
-                <w:sz w:val="24"/>
-                <w:szCs w:val="24"/>
-              </w:rPr>
-            </w:pPr>
-            <w:r>
-              <w:rPr>
-                <w:rFonts w:ascii="Times New Roman" w:hAnsi="Times New Roman" w:cs="Times New Roman"/>
-                <w:sz w:val="24"/>
-                <w:szCs w:val="24"/>
-              </w:rPr>
-              <w:t>Mã ngành</w:t>
+              <w:contextualSpacing/>
+              <w:rPr>
+                <w:rFonts w:ascii="Times New Roman" w:hAnsi="Times New Roman" w:cs="Times New Roman"/>
+                <w:sz w:val="26"/>
+                <w:szCs w:val="26"/>
+              </w:rPr>
+            </w:pPr>
+            <w:r>
+              <w:rPr>
+                <w:rFonts w:ascii="Times New Roman" w:hAnsi="Times New Roman" w:cs="Times New Roman"/>
+                <w:sz w:val="26"/>
+                <w:szCs w:val="26"/>
+              </w:rPr>
+              <w:t>Mã Ngành</w:t>
             </w:r>
           </w:p>
         </w:tc>
         <w:tc>
           <w:tcPr>
-            <w:tcW w:w="2052" w:type="dxa"/>
+            <w:tcW w:w="1013" w:type="dxa"/>
           </w:tcPr>
           <w:p>
             <w:pPr>
-              <w:spacing w:before="120" w:after="0" w:line="340" w:lineRule="exact"/>
+              <w:spacing w:after="0" w:line="240" w:lineRule="auto"/>
               <w:ind w:left="0" w:right="0"/>
-              <w:jc w:val="center"/>
-              <w:rPr>
-                <w:rFonts w:ascii="Times New Roman" w:hAnsi="Times New Roman" w:cs="Times New Roman"/>
-                <w:sz w:val="24"/>
-                <w:szCs w:val="24"/>
-              </w:rPr>
-            </w:pPr>
-            <w:r>
-              <w:rPr>
-                <w:rFonts w:ascii="Times New Roman" w:eastAsia="Times New Roman" w:hAnsi="Times New Roman" w:cs="Times New Roman"/>
-                <w:sz w:val="24"/>
-                <w:szCs w:val="24"/>
-                <w:lang w:eastAsia="zh-CN"/>
-              </w:rPr>
-              <w:t>Ngành, nghề kinh doanh chính</w:t>
+              <w:contextualSpacing/>
+              <w:rPr>
+                <w:rFonts w:ascii="Times New Roman" w:hAnsi="Times New Roman" w:cs="Times New Roman"/>
+                <w:sz w:val="26"/>
+                <w:szCs w:val="26"/>
+              </w:rPr>
+            </w:pPr>
+            <w:r>
+              <w:rPr>
+                <w:rFonts w:ascii="Times New Roman" w:hAnsi="Times New Roman" w:cs="Times New Roman"/>
+                <w:sz w:val="26"/>
+                <w:szCs w:val="26"/>
+              </w:rPr>
+              <w:t>Ngành chính</w:t>
             </w:r>
           </w:p>
         </w:tc>
@@ -2091,17 +1841,24 @@
       <w:tr>
         <w:tc>
           <w:tcPr>
-            <w:tcW w:w="1321" w:type="dxa"/>
+            <w:tcW w:w="551" w:type="dxa"/>
           </w:tcPr>
           <w:p>
             <w:pPr>
-              <w:rPr>
-                <w:rFonts w:ascii="Times New Roman" w:hAnsi="Times New Roman" w:cs="Times New Roman"/>
-              </w:rPr>
-            </w:pPr>
-            <w:r>
-              <w:rPr>
-                <w:rFonts w:ascii="Times New Roman" w:hAnsi="Times New Roman" w:cs="Times New Roman"/>
+              <w:spacing w:after="0" w:line="240" w:lineRule="auto"/>
+              <w:ind w:left="0" w:right="0"/>
+              <w:contextualSpacing/>
+              <w:rPr>
+                <w:rFonts w:ascii="Times New Roman" w:hAnsi="Times New Roman" w:cs="Times New Roman"/>
+                <w:sz w:val="26"/>
+                <w:szCs w:val="26"/>
+              </w:rPr>
+            </w:pPr>
+            <w:r>
+              <w:rPr>
+                <w:rFonts w:ascii="Times New Roman" w:hAnsi="Times New Roman" w:cs="Times New Roman"/>
+                <w:sz w:val="26"/>
+                <w:szCs w:val="26"/>
               </w:rPr>
               <w:t>1</w:t>
             </w:r>
@@ -2109,55 +1866,87 @@
         </w:tc>
         <w:tc>
           <w:tcPr>
-            <w:tcW w:w="5076" w:type="dxa"/>
+            <w:tcW w:w="3827" w:type="dxa"/>
           </w:tcPr>
           <w:p>
             <w:pPr>
-              <w:rPr>
-                <w:rFonts w:ascii="Times New Roman" w:hAnsi="Times New Roman" w:cs="Times New Roman"/>
-              </w:rPr>
-            </w:pPr>
-            <w:r>
-              <w:rPr>
-                <w:rFonts w:ascii="Times New Roman" w:hAnsi="Times New Roman" w:cs="Times New Roman"/>
-              </w:rPr>
-              <w:t>Bán buôn vật liệu, thiết bị lắp đặt khác trong xây dựng</w:t>
-            </w:r>
-            <w:r>
-              <w:rPr>
-                <w:rFonts w:ascii="Times New Roman" w:hAnsi="Times New Roman" w:cs="Times New Roman"/>
-              </w:rPr>
-              <w:br/>
-              <w:t>Chi tiết: Bán buôn kính xây dựng, đồ ngũ kim</w:t>
+              <w:spacing w:after="0" w:line="240" w:lineRule="auto"/>
+              <w:ind w:left="0" w:right="0"/>
+              <w:contextualSpacing/>
+              <w:rPr>
+                <w:rFonts w:ascii="Times New Roman" w:hAnsi="Times New Roman" w:cs="Times New Roman"/>
+                <w:sz w:val="26"/>
+                <w:szCs w:val="26"/>
+              </w:rPr>
+            </w:pPr>
+            <w:r>
+              <w:rPr>
+                <w:rFonts w:ascii="Times New Roman" w:hAnsi="Times New Roman" w:cs="Times New Roman"/>
+                <w:sz w:val="26"/>
+                <w:szCs w:val="26"/>
+              </w:rPr>
+              <w:t>Bán buôn kim loại và quặng kim loại</w:t>
+            </w:r>
+          </w:p>
+          <w:p>
+            <w:pPr>
+              <w:spacing w:after="0" w:line="240" w:lineRule="auto"/>
+              <w:ind w:left="0" w:right="0"/>
+              <w:contextualSpacing/>
+              <w:rPr>
+                <w:rFonts w:ascii="Times New Roman" w:hAnsi="Times New Roman" w:cs="Times New Roman"/>
+                <w:sz w:val="26"/>
+                <w:szCs w:val="26"/>
+              </w:rPr>
+            </w:pPr>
+            <w:r>
+              <w:rPr>
+                <w:rFonts w:ascii="Times New Roman" w:hAnsi="Times New Roman" w:cs="Times New Roman"/>
+                <w:sz w:val="26"/>
+                <w:szCs w:val="26"/>
+              </w:rPr>
+              <w:t>Chi tiết : Bán buôn sắt, thép, đồng, kẽm, nhôm…</w:t>
             </w:r>
           </w:p>
         </w:tc>
         <w:tc>
           <w:tcPr>
-            <w:tcW w:w="803" w:type="dxa"/>
+            <w:tcW w:w="1560" w:type="dxa"/>
           </w:tcPr>
           <w:p>
             <w:pPr>
-              <w:rPr>
-                <w:rFonts w:ascii="Times New Roman" w:hAnsi="Times New Roman" w:cs="Times New Roman"/>
-              </w:rPr>
-            </w:pPr>
-            <w:r>
-              <w:rPr>
-                <w:rFonts w:ascii="Times New Roman" w:hAnsi="Times New Roman" w:cs="Times New Roman"/>
-              </w:rPr>
-              <w:t>4673</w:t>
+              <w:spacing w:after="0" w:line="240" w:lineRule="auto"/>
+              <w:ind w:left="0" w:right="0"/>
+              <w:contextualSpacing/>
+              <w:rPr>
+                <w:rFonts w:ascii="Times New Roman" w:hAnsi="Times New Roman" w:cs="Times New Roman"/>
+                <w:sz w:val="26"/>
+                <w:szCs w:val="26"/>
+              </w:rPr>
+            </w:pPr>
+            <w:r>
+              <w:rPr>
+                <w:rFonts w:ascii="Times New Roman" w:hAnsi="Times New Roman" w:cs="Times New Roman"/>
+                <w:sz w:val="26"/>
+                <w:szCs w:val="26"/>
+              </w:rPr>
+              <w:t>4672</w:t>
             </w:r>
           </w:p>
         </w:tc>
         <w:tc>
           <w:tcPr>
-            <w:tcW w:w="2014" w:type="dxa"/>
+            <w:tcW w:w="1013" w:type="dxa"/>
           </w:tcPr>
           <w:p>
             <w:pPr>
-              <w:rPr>
-                <w:rFonts w:ascii="Times New Roman" w:hAnsi="Times New Roman" w:cs="Times New Roman"/>
+              <w:spacing w:after="0" w:line="240" w:lineRule="auto"/>
+              <w:ind w:left="0" w:right="0"/>
+              <w:contextualSpacing/>
+              <w:rPr>
+                <w:rFonts w:ascii="Times New Roman" w:hAnsi="Times New Roman" w:cs="Times New Roman"/>
+                <w:sz w:val="26"/>
+                <w:szCs w:val="26"/>
               </w:rPr>
             </w:pPr>
           </w:p>
@@ -2166,61 +1955,94 @@
       <w:tr>
         <w:tc>
           <w:tcPr>
-            <w:tcW w:w="1321" w:type="dxa"/>
+            <w:tcW w:w="551" w:type="dxa"/>
           </w:tcPr>
           <w:p>
             <w:pPr>
-              <w:rPr>
-                <w:rFonts w:ascii="Times New Roman" w:hAnsi="Times New Roman" w:cs="Times New Roman"/>
-              </w:rPr>
-            </w:pPr>
-            <w:r>
-              <w:rPr>
-                <w:rFonts w:ascii="Times New Roman" w:hAnsi="Times New Roman" w:cs="Times New Roman"/>
-              </w:rPr>
-              <w:lastRenderedPageBreak/>
+              <w:spacing w:after="0" w:line="240" w:lineRule="auto"/>
+              <w:ind w:left="0" w:right="0"/>
+              <w:contextualSpacing/>
+              <w:rPr>
+                <w:rFonts w:ascii="Times New Roman" w:hAnsi="Times New Roman" w:cs="Times New Roman"/>
+                <w:sz w:val="26"/>
+                <w:szCs w:val="26"/>
+              </w:rPr>
+            </w:pPr>
+            <w:r>
+              <w:rPr>
+                <w:rFonts w:ascii="Times New Roman" w:hAnsi="Times New Roman" w:cs="Times New Roman"/>
+                <w:sz w:val="26"/>
+                <w:szCs w:val="26"/>
+              </w:rPr>
               <w:t>2</w:t>
             </w:r>
           </w:p>
         </w:tc>
         <w:tc>
           <w:tcPr>
-            <w:tcW w:w="5076" w:type="dxa"/>
+            <w:tcW w:w="3827" w:type="dxa"/>
           </w:tcPr>
           <w:p>
             <w:pPr>
-              <w:rPr>
-                <w:rFonts w:ascii="Times New Roman" w:hAnsi="Times New Roman" w:cs="Times New Roman"/>
-              </w:rPr>
-            </w:pPr>
-            <w:r>
-              <w:rPr>
-                <w:rFonts w:ascii="Times New Roman" w:hAnsi="Times New Roman" w:cs="Times New Roman"/>
+              <w:spacing w:after="0" w:line="240" w:lineRule="auto"/>
+              <w:ind w:left="0" w:right="0"/>
+              <w:contextualSpacing/>
+              <w:rPr>
+                <w:rFonts w:ascii="Times New Roman" w:hAnsi="Times New Roman" w:cs="Times New Roman"/>
+                <w:sz w:val="26"/>
+                <w:szCs w:val="26"/>
+              </w:rPr>
+            </w:pPr>
+            <w:r>
+              <w:rPr>
+                <w:rFonts w:ascii="Times New Roman" w:hAnsi="Times New Roman" w:cs="Times New Roman"/>
+                <w:sz w:val="26"/>
+                <w:szCs w:val="26"/>
               </w:rPr>
               <w:t>Bán buôn chuyên doanh khác chưa được phân vào đâu</w:t>
             </w:r>
-            <w:r>
-              <w:rPr>
-                <w:rFonts w:ascii="Times New Roman" w:hAnsi="Times New Roman" w:cs="Times New Roman"/>
-              </w:rPr>
-              <w:br/>
-              <w:t>Chi tiết: Bán buôn sản phẩm bằng inox</w:t>
+          </w:p>
+          <w:p>
+            <w:pPr>
+              <w:spacing w:after="0" w:line="240" w:lineRule="auto"/>
+              <w:ind w:left="0" w:right="0"/>
+              <w:contextualSpacing/>
+              <w:rPr>
+                <w:rFonts w:ascii="Times New Roman" w:hAnsi="Times New Roman" w:cs="Times New Roman"/>
+                <w:sz w:val="26"/>
+                <w:szCs w:val="26"/>
+              </w:rPr>
+            </w:pPr>
+            <w:r>
+              <w:rPr>
+                <w:rFonts w:ascii="Times New Roman" w:hAnsi="Times New Roman" w:cs="Times New Roman"/>
+                <w:sz w:val="26"/>
+                <w:szCs w:val="26"/>
+              </w:rPr>
+              <w:t>Chi tiết: bán buôn đồ bảo hộ lao động</w:t>
             </w:r>
           </w:p>
         </w:tc>
         <w:tc>
           <w:tcPr>
-            <w:tcW w:w="803" w:type="dxa"/>
+            <w:tcW w:w="1560" w:type="dxa"/>
           </w:tcPr>
           <w:p>
             <w:pPr>
-              <w:rPr>
-                <w:rFonts w:ascii="Times New Roman" w:hAnsi="Times New Roman" w:cs="Times New Roman"/>
-              </w:rPr>
-            </w:pPr>
-            <w:r>
-              <w:rPr>
-                <w:rFonts w:ascii="Times New Roman" w:hAnsi="Times New Roman" w:cs="Times New Roman"/>
+              <w:spacing w:after="0" w:line="240" w:lineRule="auto"/>
+              <w:ind w:left="0" w:right="0"/>
+              <w:contextualSpacing/>
+              <w:rPr>
+                <w:rFonts w:ascii="Times New Roman" w:hAnsi="Times New Roman" w:cs="Times New Roman"/>
+                <w:sz w:val="26"/>
+                <w:szCs w:val="26"/>
+              </w:rPr>
+            </w:pPr>
+            <w:r>
+              <w:rPr>
+                <w:rFonts w:ascii="Times New Roman" w:hAnsi="Times New Roman" w:cs="Times New Roman"/>
+                <w:sz w:val="26"/>
+                <w:szCs w:val="26"/>
               </w:rPr>
               <w:t>4679</w:t>
             </w:r>
@@ -2228,86 +2050,37 @@
         </w:tc>
         <w:tc>
           <w:tcPr>
-            <w:tcW w:w="2014" w:type="dxa"/>
+            <w:tcW w:w="1013" w:type="dxa"/>
           </w:tcPr>
           <w:p>
             <w:pPr>
-              <w:rPr>
-                <w:rFonts w:ascii="Times New Roman" w:hAnsi="Times New Roman" w:cs="Times New Roman"/>
-              </w:rPr>
-            </w:pPr>
-          </w:p>
-        </w:tc>
-      </w:tr>
-      <w:tr>
-        <w:tc>
-          <w:tcPr>
-            <w:tcW w:w="1321" w:type="dxa"/>
-          </w:tcPr>
-          <w:p>
-            <w:pPr>
-              <w:rPr>
-                <w:rFonts w:ascii="Times New Roman" w:hAnsi="Times New Roman" w:cs="Times New Roman"/>
-              </w:rPr>
-            </w:pPr>
-            <w:r>
-              <w:rPr>
-                <w:rFonts w:ascii="Times New Roman" w:hAnsi="Times New Roman" w:cs="Times New Roman"/>
-              </w:rPr>
-              <w:t>3</w:t>
-            </w:r>
-          </w:p>
-        </w:tc>
-        <w:tc>
-          <w:tcPr>
-            <w:tcW w:w="5076" w:type="dxa"/>
-          </w:tcPr>
-          <w:p>
-            <w:pPr>
-              <w:rPr>
-                <w:rFonts w:ascii="Times New Roman" w:hAnsi="Times New Roman" w:cs="Times New Roman"/>
-              </w:rPr>
-            </w:pPr>
-            <w:r>
-              <w:rPr>
-                <w:rFonts w:ascii="Times New Roman" w:hAnsi="Times New Roman" w:cs="Times New Roman"/>
-              </w:rPr>
-              <w:t>Hoạt động hành chính và hỗ trợ văn phòng</w:t>
-            </w:r>
-          </w:p>
-        </w:tc>
-        <w:tc>
-          <w:tcPr>
-            <w:tcW w:w="803" w:type="dxa"/>
-          </w:tcPr>
-          <w:p>
-            <w:pPr>
-              <w:rPr>
-                <w:rFonts w:ascii="Times New Roman" w:hAnsi="Times New Roman" w:cs="Times New Roman"/>
-              </w:rPr>
-            </w:pPr>
-            <w:r>
-              <w:rPr>
-                <w:rFonts w:ascii="Times New Roman" w:hAnsi="Times New Roman" w:cs="Times New Roman"/>
-              </w:rPr>
-              <w:t>8210</w:t>
-            </w:r>
-          </w:p>
-        </w:tc>
-        <w:tc>
-          <w:tcPr>
-            <w:tcW w:w="2014" w:type="dxa"/>
-          </w:tcPr>
-          <w:p>
-            <w:pPr>
-              <w:rPr>
-                <w:rFonts w:ascii="Times New Roman" w:hAnsi="Times New Roman" w:cs="Times New Roman"/>
+              <w:spacing w:after="0" w:line="240" w:lineRule="auto"/>
+              <w:ind w:left="0" w:right="0"/>
+              <w:contextualSpacing/>
+              <w:rPr>
+                <w:rFonts w:ascii="Times New Roman" w:hAnsi="Times New Roman" w:cs="Times New Roman"/>
+                <w:sz w:val="26"/>
+                <w:szCs w:val="26"/>
               </w:rPr>
             </w:pPr>
           </w:p>
         </w:tc>
       </w:tr>
     </w:tbl>
+    <w:p>
+      <w:pPr>
+        <w:spacing w:after="120" w:line="240" w:lineRule="auto"/>
+        <w:ind w:left="720" w:right="0"/>
+        <w:contextualSpacing/>
+        <w:jc w:val="both"/>
+        <w:rPr>
+          <w:rFonts w:ascii="Times New Roman" w:eastAsia="Times New Roman" w:hAnsi="Times New Roman" w:cs="Times New Roman"/>
+          <w:sz w:val="26"/>
+        </w:rPr>
+      </w:pPr>
+      <w:bookmarkStart w:id="0" w:name="_GoBack"/>
+      <w:bookmarkEnd w:id="0"/>
+    </w:p>
     <w:p>
       <w:pPr>
         <w:spacing w:after="120" w:line="240" w:lineRule="auto"/>
@@ -2343,45 +2116,38 @@
     </w:p>
     <w:tbl>
       <w:tblPr>
-        <w:tblW w:w="9214" w:type="dxa"/>
-        <w:tblInd w:w="108" w:type="dxa"/>
-        <w:tblBorders>
-          <w:top w:val="single" w:sz="4" w:space="0" w:color="000000"/>
-          <w:left w:val="single" w:sz="4" w:space="0" w:color="000000"/>
-          <w:bottom w:val="single" w:sz="4" w:space="0" w:color="000000"/>
-          <w:right w:val="single" w:sz="4" w:space="0" w:color="000000"/>
-          <w:insideH w:val="single" w:sz="4" w:space="0" w:color="000000"/>
-          <w:insideV w:val="single" w:sz="4" w:space="0" w:color="000000"/>
-        </w:tblBorders>
+        <w:tblStyle w:val="TableGrid1"/>
+        <w:tblW w:w="0" w:type="auto"/>
+        <w:tblInd w:w="720" w:type="dxa"/>
         <w:tblLook w:val="04A0" w:firstRow="1" w:lastRow="0" w:firstColumn="1" w:lastColumn="0" w:noHBand="0" w:noVBand="1"/>
       </w:tblPr>
       <w:tblGrid>
-        <w:gridCol w:w="1478"/>
-        <w:gridCol w:w="4025"/>
-        <w:gridCol w:w="2190"/>
-        <w:gridCol w:w="1521"/>
+        <w:gridCol w:w="693"/>
+        <w:gridCol w:w="4072"/>
+        <w:gridCol w:w="1080"/>
+        <w:gridCol w:w="1106"/>
       </w:tblGrid>
       <w:tr>
         <w:tc>
           <w:tcPr>
-            <w:tcW w:w="810" w:type="dxa"/>
+            <w:tcW w:w="693" w:type="dxa"/>
           </w:tcPr>
           <w:p>
             <w:pPr>
-              <w:spacing w:before="120" w:after="0" w:line="340" w:lineRule="exact"/>
+              <w:spacing w:after="0" w:line="240" w:lineRule="auto"/>
               <w:ind w:left="0" w:right="0"/>
-              <w:jc w:val="center"/>
-              <w:rPr>
-                <w:rFonts w:ascii="Times New Roman" w:hAnsi="Times New Roman" w:cs="Times New Roman"/>
-                <w:sz w:val="28"/>
-                <w:szCs w:val="28"/>
-              </w:rPr>
-            </w:pPr>
-            <w:r>
-              <w:rPr>
-                <w:rFonts w:ascii="Times New Roman" w:hAnsi="Times New Roman" w:cs="Times New Roman"/>
-                <w:sz w:val="28"/>
-                <w:szCs w:val="28"/>
+              <w:contextualSpacing/>
+              <w:rPr>
+                <w:rFonts w:ascii="Times New Roman" w:hAnsi="Times New Roman" w:cs="Times New Roman"/>
+                <w:sz w:val="26"/>
+                <w:szCs w:val="26"/>
+              </w:rPr>
+            </w:pPr>
+            <w:r>
+              <w:rPr>
+                <w:rFonts w:ascii="Times New Roman" w:hAnsi="Times New Roman" w:cs="Times New Roman"/>
+                <w:sz w:val="26"/>
+                <w:szCs w:val="26"/>
               </w:rPr>
               <w:t>STT</w:t>
             </w:r>
@@ -2389,97 +2155,76 @@
         </w:tc>
         <w:tc>
           <w:tcPr>
-            <w:tcW w:w="4435" w:type="dxa"/>
+            <w:tcW w:w="4072" w:type="dxa"/>
           </w:tcPr>
           <w:p>
             <w:pPr>
-              <w:spacing w:before="120" w:after="0" w:line="340" w:lineRule="exact"/>
+              <w:spacing w:after="0" w:line="240" w:lineRule="auto"/>
               <w:ind w:left="0" w:right="0"/>
-              <w:jc w:val="center"/>
-              <w:rPr>
-                <w:rFonts w:ascii="Times New Roman" w:hAnsi="Times New Roman" w:cs="Times New Roman"/>
-                <w:sz w:val="28"/>
-                <w:szCs w:val="28"/>
-              </w:rPr>
-            </w:pPr>
-            <w:r>
-              <w:rPr>
-                <w:rFonts w:ascii="Times New Roman" w:hAnsi="Times New Roman" w:cs="Times New Roman"/>
-                <w:sz w:val="28"/>
-                <w:szCs w:val="28"/>
-              </w:rPr>
-              <w:t xml:space="preserve">Tên ngành, nghề kinh doanh </w:t>
-            </w:r>
-          </w:p>
-          <w:p>
-            <w:pPr>
-              <w:spacing w:after="0" w:line="340" w:lineRule="exact"/>
-              <w:ind w:left="0" w:right="0"/>
-              <w:jc w:val="center"/>
-              <w:rPr>
-                <w:rFonts w:ascii="Times New Roman" w:hAnsi="Times New Roman" w:cs="Times New Roman"/>
-                <w:sz w:val="28"/>
-                <w:szCs w:val="28"/>
-              </w:rPr>
-            </w:pPr>
-            <w:r>
-              <w:rPr>
-                <w:rFonts w:ascii="Times New Roman" w:hAnsi="Times New Roman" w:cs="Times New Roman"/>
-                <w:sz w:val="28"/>
-                <w:szCs w:val="28"/>
-              </w:rPr>
-              <w:t>được bỏ khỏi danh sách đã đăng ký</w:t>
+              <w:contextualSpacing/>
+              <w:rPr>
+                <w:rFonts w:ascii="Times New Roman" w:hAnsi="Times New Roman" w:cs="Times New Roman"/>
+                <w:sz w:val="26"/>
+                <w:szCs w:val="26"/>
+              </w:rPr>
+            </w:pPr>
+            <w:r>
+              <w:rPr>
+                <w:rFonts w:ascii="Times New Roman" w:hAnsi="Times New Roman" w:cs="Times New Roman"/>
+                <w:sz w:val="26"/>
+                <w:szCs w:val="26"/>
+              </w:rPr>
+              <w:t>Tên ngành bị xóa</w:t>
             </w:r>
           </w:p>
         </w:tc>
         <w:tc>
           <w:tcPr>
-            <w:tcW w:w="2268" w:type="dxa"/>
+            <w:tcW w:w="1080" w:type="dxa"/>
           </w:tcPr>
           <w:p>
             <w:pPr>
-              <w:spacing w:before="120" w:after="0" w:line="340" w:lineRule="exact"/>
+              <w:spacing w:after="0" w:line="240" w:lineRule="auto"/>
               <w:ind w:left="0" w:right="0"/>
-              <w:jc w:val="center"/>
-              <w:rPr>
-                <w:rFonts w:ascii="Times New Roman" w:hAnsi="Times New Roman" w:cs="Times New Roman"/>
-                <w:sz w:val="28"/>
-                <w:szCs w:val="28"/>
-              </w:rPr>
-            </w:pPr>
-            <w:r>
-              <w:rPr>
-                <w:rFonts w:ascii="Times New Roman" w:hAnsi="Times New Roman" w:cs="Times New Roman"/>
-                <w:sz w:val="28"/>
-                <w:szCs w:val="28"/>
-              </w:rPr>
-              <w:t>Mã ngành</w:t>
+              <w:contextualSpacing/>
+              <w:rPr>
+                <w:rFonts w:ascii="Times New Roman" w:hAnsi="Times New Roman" w:cs="Times New Roman"/>
+                <w:sz w:val="26"/>
+                <w:szCs w:val="26"/>
+              </w:rPr>
+            </w:pPr>
+            <w:r>
+              <w:rPr>
+                <w:rFonts w:ascii="Times New Roman" w:hAnsi="Times New Roman" w:cs="Times New Roman"/>
+                <w:sz w:val="26"/>
+                <w:szCs w:val="26"/>
+              </w:rPr>
+              <w:t>Mã Ngành</w:t>
             </w:r>
           </w:p>
         </w:tc>
         <w:tc>
           <w:tcPr>
-            <w:tcW w:w="1701" w:type="dxa"/>
+            <w:tcW w:w="1106" w:type="dxa"/>
           </w:tcPr>
           <w:p>
             <w:pPr>
-              <w:spacing w:before="120" w:after="0" w:line="340" w:lineRule="exact"/>
+              <w:spacing w:after="0" w:line="240" w:lineRule="auto"/>
               <w:ind w:left="0" w:right="0"/>
-              <w:jc w:val="center"/>
-              <w:rPr>
-                <w:rFonts w:ascii="Times New Roman" w:hAnsi="Times New Roman" w:cs="Times New Roman"/>
-                <w:sz w:val="28"/>
-                <w:szCs w:val="28"/>
-              </w:rPr>
-            </w:pPr>
-            <w:r>
-              <w:rPr>
-                <w:rFonts w:ascii="Times New Roman" w:eastAsia="Times New Roman" w:hAnsi="Times New Roman" w:cs="Times New Roman"/>
-                <w:sz w:val="28"/>
-                <w:szCs w:val="28"/>
-                <w:lang w:eastAsia="zh-CN"/>
-              </w:rPr>
-              <w:t>Ghi chú</w:t>
+              <w:contextualSpacing/>
+              <w:rPr>
+                <w:rFonts w:ascii="Times New Roman" w:hAnsi="Times New Roman" w:cs="Times New Roman"/>
+                <w:sz w:val="26"/>
+                <w:szCs w:val="26"/>
+              </w:rPr>
+            </w:pPr>
+            <w:r>
+              <w:rPr>
+                <w:rFonts w:ascii="Times New Roman" w:hAnsi="Times New Roman" w:cs="Times New Roman"/>
+                <w:sz w:val="26"/>
+                <w:szCs w:val="26"/>
+              </w:rPr>
+              <w:t>Ngành chính</w:t>
             </w:r>
           </w:p>
         </w:tc>
@@ -2487,17 +2232,24 @@
       <w:tr>
         <w:tc>
           <w:tcPr>
-            <w:tcW w:w="810" w:type="dxa"/>
+            <w:tcW w:w="693" w:type="dxa"/>
           </w:tcPr>
           <w:p>
             <w:pPr>
-              <w:rPr>
-                <w:rFonts w:ascii="Times New Roman" w:hAnsi="Times New Roman" w:cs="Times New Roman"/>
-              </w:rPr>
-            </w:pPr>
-            <w:r>
-              <w:rPr>
-                <w:rFonts w:ascii="Times New Roman" w:hAnsi="Times New Roman" w:cs="Times New Roman"/>
+              <w:spacing w:after="0" w:line="240" w:lineRule="auto"/>
+              <w:ind w:left="0" w:right="0"/>
+              <w:contextualSpacing/>
+              <w:rPr>
+                <w:rFonts w:ascii="Times New Roman" w:hAnsi="Times New Roman" w:cs="Times New Roman"/>
+                <w:sz w:val="26"/>
+                <w:szCs w:val="26"/>
+              </w:rPr>
+            </w:pPr>
+            <w:r>
+              <w:rPr>
+                <w:rFonts w:ascii="Times New Roman" w:hAnsi="Times New Roman" w:cs="Times New Roman"/>
+                <w:sz w:val="26"/>
+                <w:szCs w:val="26"/>
               </w:rPr>
               <w:t>1</w:t>
             </w:r>
@@ -2505,42 +2257,69 @@
         </w:tc>
         <w:tc>
           <w:tcPr>
-            <w:tcW w:w="4435" w:type="dxa"/>
+            <w:tcW w:w="4072" w:type="dxa"/>
           </w:tcPr>
           <w:p>
             <w:pPr>
-              <w:rPr>
-                <w:rFonts w:ascii="Times New Roman" w:hAnsi="Times New Roman" w:cs="Times New Roman"/>
-              </w:rPr>
-            </w:pPr>
-            <w:r>
-              <w:rPr>
-                <w:rFonts w:ascii="Times New Roman" w:hAnsi="Times New Roman" w:cs="Times New Roman"/>
+              <w:spacing w:after="0" w:line="240" w:lineRule="auto"/>
+              <w:ind w:left="0" w:right="0"/>
+              <w:contextualSpacing/>
+              <w:rPr>
+                <w:rFonts w:ascii="Times New Roman" w:hAnsi="Times New Roman" w:cs="Times New Roman"/>
+                <w:sz w:val="26"/>
+                <w:szCs w:val="26"/>
+              </w:rPr>
+            </w:pPr>
+            <w:r>
+              <w:rPr>
+                <w:rFonts w:ascii="Times New Roman" w:hAnsi="Times New Roman" w:cs="Times New Roman"/>
+                <w:sz w:val="26"/>
+                <w:szCs w:val="26"/>
               </w:rPr>
               <w:t>Bán buôn vật liệu, thiết bị lắp đặt khác trong xây dựng</w:t>
             </w:r>
-            <w:r>
-              <w:rPr>
-                <w:rFonts w:ascii="Times New Roman" w:hAnsi="Times New Roman" w:cs="Times New Roman"/>
-              </w:rPr>
-              <w:br/>
-              <w:t>Chi tiết: Bán buôn kính xây dựng, đồ ngũ kim</w:t>
+          </w:p>
+          <w:p>
+            <w:pPr>
+              <w:spacing w:after="0" w:line="240" w:lineRule="auto"/>
+              <w:ind w:left="0" w:right="0"/>
+              <w:contextualSpacing/>
+              <w:rPr>
+                <w:rFonts w:ascii="Times New Roman" w:hAnsi="Times New Roman" w:cs="Times New Roman"/>
+                <w:sz w:val="26"/>
+                <w:szCs w:val="26"/>
+              </w:rPr>
+            </w:pPr>
+            <w:r>
+              <w:rPr>
+                <w:rFonts w:ascii="Times New Roman" w:hAnsi="Times New Roman" w:cs="Times New Roman"/>
+                <w:sz w:val="26"/>
+                <w:szCs w:val="26"/>
+              </w:rPr>
+              <w:t>(trừ hoạt động bến thủy nội địa)</w:t>
             </w:r>
           </w:p>
         </w:tc>
         <w:tc>
           <w:tcPr>
-            <w:tcW w:w="2268" w:type="dxa"/>
+            <w:tcW w:w="1080" w:type="dxa"/>
           </w:tcPr>
           <w:p>
             <w:pPr>
-              <w:rPr>
-                <w:rFonts w:ascii="Times New Roman" w:hAnsi="Times New Roman" w:cs="Times New Roman"/>
-              </w:rPr>
-            </w:pPr>
-            <w:r>
-              <w:rPr>
-                <w:rFonts w:ascii="Times New Roman" w:hAnsi="Times New Roman" w:cs="Times New Roman"/>
+              <w:spacing w:after="0" w:line="240" w:lineRule="auto"/>
+              <w:ind w:left="0" w:right="0"/>
+              <w:contextualSpacing/>
+              <w:rPr>
+                <w:rFonts w:ascii="Times New Roman" w:hAnsi="Times New Roman" w:cs="Times New Roman"/>
+                <w:sz w:val="26"/>
+                <w:szCs w:val="26"/>
+              </w:rPr>
+            </w:pPr>
+            <w:r>
+              <w:rPr>
+                <w:rFonts w:ascii="Times New Roman" w:hAnsi="Times New Roman" w:cs="Times New Roman"/>
+                <w:sz w:val="26"/>
+                <w:szCs w:val="26"/>
               </w:rPr>
               <w:t>4663</w:t>
             </w:r>
@@ -2548,12 +2327,17 @@
         </w:tc>
         <w:tc>
           <w:tcPr>
-            <w:tcW w:w="1701" w:type="dxa"/>
+            <w:tcW w:w="1106" w:type="dxa"/>
           </w:tcPr>
           <w:p>
             <w:pPr>
-              <w:rPr>
-                <w:rFonts w:ascii="Times New Roman" w:hAnsi="Times New Roman" w:cs="Times New Roman"/>
+              <w:spacing w:after="0" w:line="240" w:lineRule="auto"/>
+              <w:ind w:left="0" w:right="0"/>
+              <w:contextualSpacing/>
+              <w:rPr>
+                <w:rFonts w:ascii="Times New Roman" w:hAnsi="Times New Roman" w:cs="Times New Roman"/>
+                <w:sz w:val="26"/>
+                <w:szCs w:val="26"/>
               </w:rPr>
             </w:pPr>
           </w:p>
@@ -2562,17 +2346,24 @@
       <w:tr>
         <w:tc>
           <w:tcPr>
-            <w:tcW w:w="810" w:type="dxa"/>
+            <w:tcW w:w="693" w:type="dxa"/>
           </w:tcPr>
           <w:p>
             <w:pPr>
-              <w:rPr>
-                <w:rFonts w:ascii="Times New Roman" w:hAnsi="Times New Roman" w:cs="Times New Roman"/>
-              </w:rPr>
-            </w:pPr>
-            <w:r>
-              <w:rPr>
-                <w:rFonts w:ascii="Times New Roman" w:hAnsi="Times New Roman" w:cs="Times New Roman"/>
+              <w:spacing w:after="0" w:line="240" w:lineRule="auto"/>
+              <w:ind w:left="0" w:right="0"/>
+              <w:contextualSpacing/>
+              <w:rPr>
+                <w:rFonts w:ascii="Times New Roman" w:hAnsi="Times New Roman" w:cs="Times New Roman"/>
+                <w:sz w:val="26"/>
+                <w:szCs w:val="26"/>
+              </w:rPr>
+            </w:pPr>
+            <w:r>
+              <w:rPr>
+                <w:rFonts w:ascii="Times New Roman" w:hAnsi="Times New Roman" w:cs="Times New Roman"/>
+                <w:sz w:val="26"/>
+                <w:szCs w:val="26"/>
               </w:rPr>
               <w:t>2</w:t>
             </w:r>
@@ -2580,55 +2371,89 @@
         </w:tc>
         <w:tc>
           <w:tcPr>
-            <w:tcW w:w="4435" w:type="dxa"/>
+            <w:tcW w:w="4072" w:type="dxa"/>
           </w:tcPr>
           <w:p>
             <w:pPr>
-              <w:rPr>
-                <w:rFonts w:ascii="Times New Roman" w:hAnsi="Times New Roman" w:cs="Times New Roman"/>
-              </w:rPr>
-            </w:pPr>
-            <w:r>
-              <w:rPr>
-                <w:rFonts w:ascii="Times New Roman" w:hAnsi="Times New Roman" w:cs="Times New Roman"/>
-              </w:rPr>
-              <w:t>Bán buôn chuyên doanh khác chưa được phân vào đâu</w:t>
-            </w:r>
-            <w:r>
-              <w:rPr>
-                <w:rFonts w:ascii="Times New Roman" w:hAnsi="Times New Roman" w:cs="Times New Roman"/>
-              </w:rPr>
-              <w:br/>
-              <w:t>Chi tiết: Bán buôn sản phẩm bằng inox</w:t>
+              <w:spacing w:after="0" w:line="240" w:lineRule="auto"/>
+              <w:ind w:left="0" w:right="0"/>
+              <w:contextualSpacing/>
+              <w:rPr>
+                <w:rFonts w:ascii="Times New Roman" w:hAnsi="Times New Roman" w:cs="Times New Roman"/>
+                <w:sz w:val="26"/>
+                <w:szCs w:val="26"/>
+              </w:rPr>
+            </w:pPr>
+            <w:r>
+              <w:rPr>
+                <w:rFonts w:ascii="Times New Roman" w:hAnsi="Times New Roman" w:cs="Times New Roman"/>
+                <w:sz w:val="26"/>
+                <w:szCs w:val="26"/>
+              </w:rPr>
+              <w:t>Bán buôn kim loại và quặng kim loại</w:t>
+            </w:r>
+          </w:p>
+          <w:p>
+            <w:pPr>
+              <w:spacing w:after="0" w:line="240" w:lineRule="auto"/>
+              <w:ind w:left="0" w:right="0"/>
+              <w:contextualSpacing/>
+              <w:rPr>
+                <w:rFonts w:ascii="Times New Roman" w:hAnsi="Times New Roman" w:cs="Times New Roman"/>
+                <w:sz w:val="26"/>
+                <w:szCs w:val="26"/>
+              </w:rPr>
+            </w:pPr>
+            <w:r>
+              <w:rPr>
+                <w:rFonts w:ascii="Times New Roman" w:hAnsi="Times New Roman" w:cs="Times New Roman"/>
+                <w:sz w:val="26"/>
+                <w:szCs w:val="26"/>
+              </w:rPr>
+              <w:lastRenderedPageBreak/>
+              <w:t>Chi tiết : Bán buôn sắt, thép, đồng, kẽm, nhôm…</w:t>
             </w:r>
           </w:p>
         </w:tc>
         <w:tc>
           <w:tcPr>
-            <w:tcW w:w="2268" w:type="dxa"/>
+            <w:tcW w:w="1080" w:type="dxa"/>
           </w:tcPr>
           <w:p>
             <w:pPr>
-              <w:rPr>
-                <w:rFonts w:ascii="Times New Roman" w:hAnsi="Times New Roman" w:cs="Times New Roman"/>
-              </w:rPr>
-            </w:pPr>
-            <w:r>
-              <w:rPr>
-                <w:rFonts w:ascii="Times New Roman" w:hAnsi="Times New Roman" w:cs="Times New Roman"/>
-              </w:rPr>
-              <w:t>4669</w:t>
+              <w:spacing w:after="0" w:line="240" w:lineRule="auto"/>
+              <w:ind w:left="0" w:right="0"/>
+              <w:contextualSpacing/>
+              <w:rPr>
+                <w:rFonts w:ascii="Times New Roman" w:hAnsi="Times New Roman" w:cs="Times New Roman"/>
+                <w:sz w:val="26"/>
+                <w:szCs w:val="26"/>
+              </w:rPr>
+            </w:pPr>
+            <w:r>
+              <w:rPr>
+                <w:rFonts w:ascii="Times New Roman" w:hAnsi="Times New Roman" w:cs="Times New Roman"/>
+                <w:sz w:val="26"/>
+                <w:szCs w:val="26"/>
+              </w:rPr>
+              <w:lastRenderedPageBreak/>
+              <w:t>4662</w:t>
             </w:r>
           </w:p>
         </w:tc>
         <w:tc>
           <w:tcPr>
-            <w:tcW w:w="1701" w:type="dxa"/>
+            <w:tcW w:w="1106" w:type="dxa"/>
           </w:tcPr>
           <w:p>
             <w:pPr>
-              <w:rPr>
-                <w:rFonts w:ascii="Times New Roman" w:hAnsi="Times New Roman" w:cs="Times New Roman"/>
+              <w:spacing w:after="0" w:line="240" w:lineRule="auto"/>
+              <w:ind w:left="0" w:right="0"/>
+              <w:contextualSpacing/>
+              <w:rPr>
+                <w:rFonts w:ascii="Times New Roman" w:hAnsi="Times New Roman" w:cs="Times New Roman"/>
+                <w:sz w:val="26"/>
+                <w:szCs w:val="26"/>
               </w:rPr>
             </w:pPr>
           </w:p>
@@ -2637,66 +2462,113 @@
       <w:tr>
         <w:tc>
           <w:tcPr>
-            <w:tcW w:w="810" w:type="dxa"/>
+            <w:tcW w:w="693" w:type="dxa"/>
           </w:tcPr>
           <w:p>
             <w:pPr>
-              <w:rPr>
-                <w:rFonts w:ascii="Times New Roman" w:hAnsi="Times New Roman" w:cs="Times New Roman"/>
-              </w:rPr>
-            </w:pPr>
-            <w:r>
-              <w:rPr>
-                <w:rFonts w:ascii="Times New Roman" w:hAnsi="Times New Roman" w:cs="Times New Roman"/>
-              </w:rPr>
+              <w:spacing w:after="0" w:line="240" w:lineRule="auto"/>
+              <w:ind w:left="0" w:right="0"/>
+              <w:contextualSpacing/>
+              <w:rPr>
+                <w:rFonts w:ascii="Times New Roman" w:hAnsi="Times New Roman" w:cs="Times New Roman"/>
+                <w:sz w:val="26"/>
+                <w:szCs w:val="26"/>
+              </w:rPr>
+            </w:pPr>
+            <w:r>
+              <w:rPr>
+                <w:rFonts w:ascii="Times New Roman" w:hAnsi="Times New Roman" w:cs="Times New Roman"/>
+                <w:sz w:val="26"/>
+                <w:szCs w:val="26"/>
+              </w:rPr>
+              <w:lastRenderedPageBreak/>
               <w:t>3</w:t>
             </w:r>
           </w:p>
         </w:tc>
         <w:tc>
           <w:tcPr>
-            <w:tcW w:w="4435" w:type="dxa"/>
+            <w:tcW w:w="4072" w:type="dxa"/>
           </w:tcPr>
           <w:p>
             <w:pPr>
-              <w:rPr>
-                <w:rFonts w:ascii="Times New Roman" w:hAnsi="Times New Roman" w:cs="Times New Roman"/>
-              </w:rPr>
-            </w:pPr>
-            <w:r>
-              <w:rPr>
-                <w:rFonts w:ascii="Times New Roman" w:hAnsi="Times New Roman" w:cs="Times New Roman"/>
-              </w:rPr>
-              <w:t>Photo, chuẩn bị tài liệu và các hoạt động hỗ trợ văn phòng đặc biệt khác</w:t>
+              <w:spacing w:after="0" w:line="240" w:lineRule="auto"/>
+              <w:ind w:left="0" w:right="0"/>
+              <w:contextualSpacing/>
+              <w:rPr>
+                <w:rFonts w:ascii="Times New Roman" w:hAnsi="Times New Roman" w:cs="Times New Roman"/>
+                <w:sz w:val="26"/>
+                <w:szCs w:val="26"/>
+              </w:rPr>
+            </w:pPr>
+            <w:r>
+              <w:rPr>
+                <w:rFonts w:ascii="Times New Roman" w:hAnsi="Times New Roman" w:cs="Times New Roman"/>
+                <w:sz w:val="26"/>
+                <w:szCs w:val="26"/>
+              </w:rPr>
+              <w:t>Bán buôn chuyên doanh khác chưa được phân vào đâu</w:t>
+            </w:r>
+          </w:p>
+          <w:p>
+            <w:pPr>
+              <w:spacing w:after="0" w:line="240" w:lineRule="auto"/>
+              <w:ind w:left="0" w:right="0"/>
+              <w:contextualSpacing/>
+              <w:rPr>
+                <w:rFonts w:ascii="Times New Roman" w:hAnsi="Times New Roman" w:cs="Times New Roman"/>
+                <w:sz w:val="26"/>
+                <w:szCs w:val="26"/>
+              </w:rPr>
+            </w:pPr>
+            <w:r>
+              <w:rPr>
+                <w:rFonts w:ascii="Times New Roman" w:hAnsi="Times New Roman" w:cs="Times New Roman"/>
+                <w:sz w:val="26"/>
+                <w:szCs w:val="26"/>
+              </w:rPr>
+              <w:t>Chi tiết: bán buôn đồ bảo hộ lao động</w:t>
             </w:r>
           </w:p>
         </w:tc>
         <w:tc>
           <w:tcPr>
-            <w:tcW w:w="2268" w:type="dxa"/>
+            <w:tcW w:w="1080" w:type="dxa"/>
           </w:tcPr>
           <w:p>
             <w:pPr>
-              <w:rPr>
-                <w:rFonts w:ascii="Times New Roman" w:hAnsi="Times New Roman" w:cs="Times New Roman"/>
-              </w:rPr>
-            </w:pPr>
-            <w:r>
-              <w:rPr>
-                <w:rFonts w:ascii="Times New Roman" w:hAnsi="Times New Roman" w:cs="Times New Roman"/>
-              </w:rPr>
-              <w:t>8219</w:t>
+              <w:spacing w:after="0" w:line="240" w:lineRule="auto"/>
+              <w:ind w:left="0" w:right="0"/>
+              <w:contextualSpacing/>
+              <w:rPr>
+                <w:rFonts w:ascii="Times New Roman" w:hAnsi="Times New Roman" w:cs="Times New Roman"/>
+                <w:sz w:val="26"/>
+                <w:szCs w:val="26"/>
+              </w:rPr>
+            </w:pPr>
+            <w:r>
+              <w:rPr>
+                <w:rFonts w:ascii="Times New Roman" w:hAnsi="Times New Roman" w:cs="Times New Roman"/>
+                <w:sz w:val="26"/>
+                <w:szCs w:val="26"/>
+              </w:rPr>
+              <w:t>4669</w:t>
             </w:r>
           </w:p>
         </w:tc>
         <w:tc>
           <w:tcPr>
-            <w:tcW w:w="1701" w:type="dxa"/>
+            <w:tcW w:w="1106" w:type="dxa"/>
           </w:tcPr>
           <w:p>
             <w:pPr>
-              <w:rPr>
-                <w:rFonts w:ascii="Times New Roman" w:hAnsi="Times New Roman" w:cs="Times New Roman"/>
+              <w:spacing w:after="0" w:line="240" w:lineRule="auto"/>
+              <w:ind w:left="0" w:right="0"/>
+              <w:contextualSpacing/>
+              <w:rPr>
+                <w:rFonts w:ascii="Times New Roman" w:hAnsi="Times New Roman" w:cs="Times New Roman"/>
+                <w:sz w:val="26"/>
+                <w:szCs w:val="26"/>
               </w:rPr>
             </w:pPr>
           </w:p>
@@ -2736,34 +2608,27 @@
     </w:p>
     <w:tbl>
       <w:tblPr>
-        <w:tblW w:w="9214" w:type="dxa"/>
-        <w:tblInd w:w="108" w:type="dxa"/>
-        <w:tblBorders>
-          <w:top w:val="single" w:sz="4" w:space="0" w:color="000000"/>
-          <w:left w:val="single" w:sz="4" w:space="0" w:color="000000"/>
-          <w:bottom w:val="single" w:sz="4" w:space="0" w:color="000000"/>
-          <w:right w:val="single" w:sz="4" w:space="0" w:color="000000"/>
-          <w:insideH w:val="single" w:sz="4" w:space="0" w:color="000000"/>
-          <w:insideV w:val="single" w:sz="4" w:space="0" w:color="000000"/>
-        </w:tblBorders>
+        <w:tblStyle w:val="TableGrid"/>
+        <w:tblW w:w="0" w:type="auto"/>
+        <w:tblInd w:w="607" w:type="dxa"/>
         <w:tblLook w:val="04A0" w:firstRow="1" w:lastRow="0" w:firstColumn="1" w:lastColumn="0" w:noHBand="0" w:noVBand="1"/>
       </w:tblPr>
       <w:tblGrid>
-        <w:gridCol w:w="1478"/>
-        <w:gridCol w:w="4023"/>
-        <w:gridCol w:w="2191"/>
-        <w:gridCol w:w="1522"/>
+        <w:gridCol w:w="1074"/>
+        <w:gridCol w:w="4320"/>
+        <w:gridCol w:w="1136"/>
+        <w:gridCol w:w="1310"/>
       </w:tblGrid>
       <w:tr>
         <w:tc>
           <w:tcPr>
-            <w:tcW w:w="810" w:type="dxa"/>
+            <w:tcW w:w="648" w:type="dxa"/>
           </w:tcPr>
           <w:p>
             <w:pPr>
-              <w:spacing w:before="120" w:after="0" w:line="340" w:lineRule="exact"/>
-              <w:ind w:left="0" w:right="0"/>
-              <w:jc w:val="center"/>
+              <w:spacing w:after="120" w:line="240" w:lineRule="auto"/>
+              <w:ind w:left="0" w:right="0" w:firstLine="360"/>
+              <w:jc w:val="both"/>
               <w:rPr>
                 <w:rFonts w:ascii="Times New Roman" w:hAnsi="Times New Roman" w:cs="Times New Roman"/>
                 <w:sz w:val="28"/>
@@ -2782,12 +2647,13 @@
         </w:tc>
         <w:tc>
           <w:tcPr>
-            <w:tcW w:w="4435" w:type="dxa"/>
+            <w:tcW w:w="4320" w:type="dxa"/>
           </w:tcPr>
           <w:p>
             <w:pPr>
-              <w:spacing w:before="120" w:after="0" w:line="340" w:lineRule="exact"/>
-              <w:ind w:left="0"/>
+              <w:spacing w:after="120" w:line="240" w:lineRule="auto"/>
+              <w:ind w:left="0" w:right="0" w:firstLine="360"/>
+              <w:jc w:val="both"/>
               <w:rPr>
                 <w:rFonts w:ascii="Times New Roman" w:hAnsi="Times New Roman" w:cs="Times New Roman"/>
                 <w:sz w:val="28"/>
@@ -2800,19 +2666,19 @@
                 <w:sz w:val="28"/>
                 <w:szCs w:val="28"/>
               </w:rPr>
-              <w:t>Tên ngành, nghề kinh doanh được sửa đổi chi tiết</w:t>
+              <w:t>Tên ngành được cập nhật</w:t>
             </w:r>
           </w:p>
         </w:tc>
         <w:tc>
           <w:tcPr>
-            <w:tcW w:w="2268" w:type="dxa"/>
+            <w:tcW w:w="1136" w:type="dxa"/>
           </w:tcPr>
           <w:p>
             <w:pPr>
-              <w:spacing w:before="120" w:after="0" w:line="340" w:lineRule="exact"/>
-              <w:ind w:left="0" w:right="0"/>
-              <w:jc w:val="center"/>
+              <w:spacing w:after="120" w:line="240" w:lineRule="auto"/>
+              <w:ind w:left="0" w:right="0" w:firstLine="360"/>
+              <w:jc w:val="both"/>
               <w:rPr>
                 <w:rFonts w:ascii="Times New Roman" w:hAnsi="Times New Roman" w:cs="Times New Roman"/>
                 <w:sz w:val="28"/>
@@ -2825,19 +2691,19 @@
                 <w:sz w:val="28"/>
                 <w:szCs w:val="28"/>
               </w:rPr>
-              <w:t>Mã ngành</w:t>
+              <w:t>Mã Ngành</w:t>
             </w:r>
           </w:p>
         </w:tc>
         <w:tc>
           <w:tcPr>
-            <w:tcW w:w="1701" w:type="dxa"/>
+            <w:tcW w:w="1310" w:type="dxa"/>
           </w:tcPr>
           <w:p>
             <w:pPr>
-              <w:spacing w:before="120" w:after="0" w:line="340" w:lineRule="exact"/>
-              <w:ind w:left="0" w:right="0"/>
-              <w:jc w:val="center"/>
+              <w:spacing w:after="120" w:line="240" w:lineRule="auto"/>
+              <w:ind w:left="0" w:right="0" w:firstLine="360"/>
+              <w:jc w:val="both"/>
               <w:rPr>
                 <w:rFonts w:ascii="Times New Roman" w:hAnsi="Times New Roman" w:cs="Times New Roman"/>
                 <w:sz w:val="28"/>
@@ -2846,10 +2712,9 @@
             </w:pPr>
             <w:r>
               <w:rPr>
-                <w:rFonts w:ascii="Times New Roman" w:eastAsia="Times New Roman" w:hAnsi="Times New Roman" w:cs="Times New Roman"/>
+                <w:rFonts w:ascii="Times New Roman" w:hAnsi="Times New Roman" w:cs="Times New Roman"/>
                 <w:sz w:val="28"/>
                 <w:szCs w:val="28"/>
-                <w:lang w:eastAsia="zh-CN"/>
               </w:rPr>
               <w:t>Ghi chú</w:t>
             </w:r>
@@ -2859,17 +2724,24 @@
       <w:tr>
         <w:tc>
           <w:tcPr>
-            <w:tcW w:w="810" w:type="dxa"/>
+            <w:tcW w:w="648" w:type="dxa"/>
           </w:tcPr>
           <w:p>
             <w:pPr>
-              <w:rPr>
-                <w:rFonts w:ascii="Times New Roman" w:hAnsi="Times New Roman" w:cs="Times New Roman"/>
-              </w:rPr>
-            </w:pPr>
-            <w:r>
-              <w:rPr>
-                <w:rFonts w:ascii="Times New Roman" w:hAnsi="Times New Roman" w:cs="Times New Roman"/>
+              <w:spacing w:after="120" w:line="240" w:lineRule="auto"/>
+              <w:ind w:left="0" w:right="0" w:firstLine="360"/>
+              <w:jc w:val="both"/>
+              <w:rPr>
+                <w:rFonts w:ascii="Times New Roman" w:hAnsi="Times New Roman" w:cs="Times New Roman"/>
+                <w:sz w:val="28"/>
+                <w:szCs w:val="28"/>
+              </w:rPr>
+            </w:pPr>
+            <w:r>
+              <w:rPr>
+                <w:rFonts w:ascii="Times New Roman" w:hAnsi="Times New Roman" w:cs="Times New Roman"/>
+                <w:sz w:val="28"/>
+                <w:szCs w:val="28"/>
               </w:rPr>
               <w:t>1</w:t>
             </w:r>
@@ -2877,54 +2749,67 @@
         </w:tc>
         <w:tc>
           <w:tcPr>
-            <w:tcW w:w="4435" w:type="dxa"/>
+            <w:tcW w:w="4320" w:type="dxa"/>
           </w:tcPr>
           <w:p>
             <w:pPr>
-              <w:rPr>
-                <w:rFonts w:ascii="Times New Roman" w:hAnsi="Times New Roman" w:cs="Times New Roman"/>
-              </w:rPr>
-            </w:pPr>
-            <w:r>
-              <w:rPr>
-                <w:rFonts w:ascii="Times New Roman" w:hAnsi="Times New Roman" w:cs="Times New Roman"/>
-              </w:rPr>
-              <w:t>Sản xuất kim loại quý và kim loại màu</w:t>
-            </w:r>
-            <w:r>
-              <w:rPr>
-                <w:rFonts w:ascii="Times New Roman" w:hAnsi="Times New Roman" w:cs="Times New Roman"/>
-              </w:rPr>
-              <w:br/>
+              <w:spacing w:after="120" w:line="240" w:lineRule="auto"/>
+              <w:ind w:left="0" w:right="0" w:firstLine="360"/>
+              <w:jc w:val="both"/>
+              <w:rPr>
+                <w:rFonts w:ascii="Times New Roman" w:hAnsi="Times New Roman" w:cs="Times New Roman"/>
+                <w:sz w:val="28"/>
+                <w:szCs w:val="28"/>
+              </w:rPr>
+            </w:pPr>
+            <w:r>
+              <w:rPr>
+                <w:rFonts w:ascii="Times New Roman" w:hAnsi="Times New Roman" w:cs="Times New Roman"/>
+                <w:sz w:val="28"/>
+                <w:szCs w:val="28"/>
+              </w:rPr>
+              <w:t>Bán lẻ hàng hóa khác mới (trừ ô tô, mô tô, xe máy và các bộ phận phụ trợ)</w:t>
             </w:r>
           </w:p>
         </w:tc>
         <w:tc>
           <w:tcPr>
-            <w:tcW w:w="2268" w:type="dxa"/>
+            <w:tcW w:w="1136" w:type="dxa"/>
           </w:tcPr>
           <w:p>
             <w:pPr>
-              <w:rPr>
-                <w:rFonts w:ascii="Times New Roman" w:hAnsi="Times New Roman" w:cs="Times New Roman"/>
-              </w:rPr>
-            </w:pPr>
-            <w:r>
-              <w:rPr>
-                <w:rFonts w:ascii="Times New Roman" w:hAnsi="Times New Roman" w:cs="Times New Roman"/>
-              </w:rPr>
-              <w:t>2420</w:t>
+              <w:spacing w:after="120" w:line="240" w:lineRule="auto"/>
+              <w:ind w:left="0" w:right="0" w:firstLine="360"/>
+              <w:jc w:val="both"/>
+              <w:rPr>
+                <w:rFonts w:ascii="Times New Roman" w:hAnsi="Times New Roman" w:cs="Times New Roman"/>
+                <w:sz w:val="28"/>
+                <w:szCs w:val="28"/>
+              </w:rPr>
+            </w:pPr>
+            <w:r>
+              <w:rPr>
+                <w:rFonts w:ascii="Times New Roman" w:hAnsi="Times New Roman" w:cs="Times New Roman"/>
+                <w:sz w:val="28"/>
+                <w:szCs w:val="28"/>
+              </w:rPr>
+              <w:t>4773</w:t>
             </w:r>
           </w:p>
         </w:tc>
         <w:tc>
           <w:tcPr>
-            <w:tcW w:w="1701" w:type="dxa"/>
+            <w:tcW w:w="1310" w:type="dxa"/>
           </w:tcPr>
           <w:p>
             <w:pPr>
-              <w:rPr>
-                <w:rFonts w:ascii="Times New Roman" w:hAnsi="Times New Roman" w:cs="Times New Roman"/>
+              <w:spacing w:after="120" w:line="240" w:lineRule="auto"/>
+              <w:ind w:left="0" w:right="0" w:firstLine="360"/>
+              <w:jc w:val="both"/>
+              <w:rPr>
+                <w:rFonts w:ascii="Times New Roman" w:hAnsi="Times New Roman" w:cs="Times New Roman"/>
+                <w:sz w:val="28"/>
+                <w:szCs w:val="28"/>
               </w:rPr>
             </w:pPr>
           </w:p>
@@ -2933,17 +2818,24 @@
       <w:tr>
         <w:tc>
           <w:tcPr>
-            <w:tcW w:w="810" w:type="dxa"/>
+            <w:tcW w:w="648" w:type="dxa"/>
           </w:tcPr>
           <w:p>
             <w:pPr>
-              <w:rPr>
-                <w:rFonts w:ascii="Times New Roman" w:hAnsi="Times New Roman" w:cs="Times New Roman"/>
-              </w:rPr>
-            </w:pPr>
-            <w:r>
-              <w:rPr>
-                <w:rFonts w:ascii="Times New Roman" w:hAnsi="Times New Roman" w:cs="Times New Roman"/>
+              <w:spacing w:after="120" w:line="240" w:lineRule="auto"/>
+              <w:ind w:left="0" w:right="0" w:firstLine="360"/>
+              <w:jc w:val="both"/>
+              <w:rPr>
+                <w:rFonts w:ascii="Times New Roman" w:hAnsi="Times New Roman" w:cs="Times New Roman"/>
+                <w:sz w:val="28"/>
+                <w:szCs w:val="28"/>
+              </w:rPr>
+            </w:pPr>
+            <w:r>
+              <w:rPr>
+                <w:rFonts w:ascii="Times New Roman" w:hAnsi="Times New Roman" w:cs="Times New Roman"/>
+                <w:sz w:val="28"/>
+                <w:szCs w:val="28"/>
               </w:rPr>
               <w:t>2</w:t>
             </w:r>
@@ -2951,62 +2843,67 @@
         </w:tc>
         <w:tc>
           <w:tcPr>
-            <w:tcW w:w="4435" w:type="dxa"/>
+            <w:tcW w:w="4320" w:type="dxa"/>
           </w:tcPr>
           <w:p>
             <w:pPr>
-              <w:rPr>
-                <w:rFonts w:ascii="Times New Roman" w:hAnsi="Times New Roman" w:cs="Times New Roman"/>
-              </w:rPr>
-            </w:pPr>
-            <w:r>
-              <w:rPr>
-                <w:rFonts w:ascii="Times New Roman" w:hAnsi="Times New Roman" w:cs="Times New Roman"/>
-              </w:rPr>
-              <w:t>Bán lẻ đồ ngũ kim, sơn, kính, vật liệu và thiết bị lắp đặt khác trong xây dựng</w:t>
-            </w:r>
-            <w:r>
-              <w:rPr>
-                <w:rFonts w:ascii="Times New Roman" w:hAnsi="Times New Roman" w:cs="Times New Roman"/>
-              </w:rPr>
-              <w:br/>
-              <w:t>Chi tiết: Bán lẻ đồ ngũ kim, sơn, kính và thiết bị lắp đặt khác trong xây dựng;</w:t>
-            </w:r>
-            <w:r>
-              <w:rPr>
-                <w:rFonts w:ascii="Times New Roman" w:hAnsi="Times New Roman" w:cs="Times New Roman"/>
-              </w:rPr>
-              <w:br/>
-              <w:t>- Bán lẻ kính xây dựng</w:t>
+              <w:spacing w:after="120" w:line="240" w:lineRule="auto"/>
+              <w:ind w:left="0" w:right="0" w:firstLine="360"/>
+              <w:jc w:val="both"/>
+              <w:rPr>
+                <w:rFonts w:ascii="Times New Roman" w:hAnsi="Times New Roman" w:cs="Times New Roman"/>
+                <w:sz w:val="28"/>
+                <w:szCs w:val="28"/>
+              </w:rPr>
+            </w:pPr>
+            <w:r>
+              <w:rPr>
+                <w:rFonts w:ascii="Times New Roman" w:hAnsi="Times New Roman" w:cs="Times New Roman"/>
+                <w:sz w:val="28"/>
+                <w:szCs w:val="28"/>
+              </w:rPr>
+              <w:t>Bán lẻ vải, len, sợi, chỉ khâu và hàng dệt khác</w:t>
             </w:r>
           </w:p>
         </w:tc>
         <w:tc>
           <w:tcPr>
-            <w:tcW w:w="2268" w:type="dxa"/>
+            <w:tcW w:w="1136" w:type="dxa"/>
           </w:tcPr>
           <w:p>
             <w:pPr>
-              <w:rPr>
-                <w:rFonts w:ascii="Times New Roman" w:hAnsi="Times New Roman" w:cs="Times New Roman"/>
-              </w:rPr>
-            </w:pPr>
-            <w:r>
-              <w:rPr>
-                <w:rFonts w:ascii="Times New Roman" w:hAnsi="Times New Roman" w:cs="Times New Roman"/>
-              </w:rPr>
-              <w:t>4752</w:t>
+              <w:spacing w:after="120" w:line="240" w:lineRule="auto"/>
+              <w:ind w:left="0" w:right="0" w:firstLine="360"/>
+              <w:jc w:val="both"/>
+              <w:rPr>
+                <w:rFonts w:ascii="Times New Roman" w:hAnsi="Times New Roman" w:cs="Times New Roman"/>
+                <w:sz w:val="28"/>
+                <w:szCs w:val="28"/>
+              </w:rPr>
+            </w:pPr>
+            <w:r>
+              <w:rPr>
+                <w:rFonts w:ascii="Times New Roman" w:hAnsi="Times New Roman" w:cs="Times New Roman"/>
+                <w:sz w:val="28"/>
+                <w:szCs w:val="28"/>
+              </w:rPr>
+              <w:t>4751</w:t>
             </w:r>
           </w:p>
         </w:tc>
         <w:tc>
           <w:tcPr>
-            <w:tcW w:w="1701" w:type="dxa"/>
+            <w:tcW w:w="1310" w:type="dxa"/>
           </w:tcPr>
           <w:p>
             <w:pPr>
-              <w:rPr>
-                <w:rFonts w:ascii="Times New Roman" w:hAnsi="Times New Roman" w:cs="Times New Roman"/>
+              <w:spacing w:after="120" w:line="240" w:lineRule="auto"/>
+              <w:ind w:left="0" w:right="0" w:firstLine="360"/>
+              <w:jc w:val="both"/>
+              <w:rPr>
+                <w:rFonts w:ascii="Times New Roman" w:hAnsi="Times New Roman" w:cs="Times New Roman"/>
+                <w:sz w:val="28"/>
+                <w:szCs w:val="28"/>
               </w:rPr>
             </w:pPr>
           </w:p>
@@ -3015,17 +2912,24 @@
       <w:tr>
         <w:tc>
           <w:tcPr>
-            <w:tcW w:w="810" w:type="dxa"/>
+            <w:tcW w:w="648" w:type="dxa"/>
           </w:tcPr>
           <w:p>
             <w:pPr>
-              <w:rPr>
-                <w:rFonts w:ascii="Times New Roman" w:hAnsi="Times New Roman" w:cs="Times New Roman"/>
-              </w:rPr>
-            </w:pPr>
-            <w:r>
-              <w:rPr>
-                <w:rFonts w:ascii="Times New Roman" w:hAnsi="Times New Roman" w:cs="Times New Roman"/>
+              <w:spacing w:after="120" w:line="240" w:lineRule="auto"/>
+              <w:ind w:left="0" w:right="0" w:firstLine="360"/>
+              <w:jc w:val="both"/>
+              <w:rPr>
+                <w:rFonts w:ascii="Times New Roman" w:hAnsi="Times New Roman" w:cs="Times New Roman"/>
+                <w:sz w:val="28"/>
+                <w:szCs w:val="28"/>
+              </w:rPr>
+            </w:pPr>
+            <w:r>
+              <w:rPr>
+                <w:rFonts w:ascii="Times New Roman" w:hAnsi="Times New Roman" w:cs="Times New Roman"/>
+                <w:sz w:val="28"/>
+                <w:szCs w:val="28"/>
               </w:rPr>
               <w:t>3</w:t>
             </w:r>
@@ -3033,62 +2937,67 @@
         </w:tc>
         <w:tc>
           <w:tcPr>
-            <w:tcW w:w="4435" w:type="dxa"/>
+            <w:tcW w:w="4320" w:type="dxa"/>
           </w:tcPr>
           <w:p>
             <w:pPr>
-              <w:rPr>
-                <w:rFonts w:ascii="Times New Roman" w:hAnsi="Times New Roman" w:cs="Times New Roman"/>
-              </w:rPr>
-            </w:pPr>
-            <w:r>
-              <w:rPr>
-                <w:rFonts w:ascii="Times New Roman" w:hAnsi="Times New Roman" w:cs="Times New Roman"/>
-              </w:rPr>
-              <w:t>Bán lẻ hàng hóa khác mới (trừ ô tô, mô tô, xe máy và các bộ phận phụ trợ)</w:t>
-            </w:r>
-            <w:r>
-              <w:rPr>
-                <w:rFonts w:ascii="Times New Roman" w:hAnsi="Times New Roman" w:cs="Times New Roman"/>
-              </w:rPr>
-              <w:br/>
-            </w:r>
-            <w:r>
-              <w:rPr>
-                <w:rFonts w:ascii="Times New Roman" w:hAnsi="Times New Roman" w:cs="Times New Roman"/>
-              </w:rPr>
-              <w:lastRenderedPageBreak/>
-              <w:t>Chi tiết: Bán lẻ hàng lưu niệm, hàng đan lát, hàng thủ công mỹ nghệ</w:t>
+              <w:spacing w:after="120" w:line="240" w:lineRule="auto"/>
+              <w:ind w:left="0" w:right="0" w:firstLine="360"/>
+              <w:jc w:val="both"/>
+              <w:rPr>
+                <w:rFonts w:ascii="Times New Roman" w:hAnsi="Times New Roman" w:cs="Times New Roman"/>
+                <w:sz w:val="28"/>
+                <w:szCs w:val="28"/>
+              </w:rPr>
+            </w:pPr>
+            <w:r>
+              <w:rPr>
+                <w:rFonts w:ascii="Times New Roman" w:hAnsi="Times New Roman" w:cs="Times New Roman"/>
+                <w:sz w:val="28"/>
+                <w:szCs w:val="28"/>
+              </w:rPr>
+              <w:t>Bán lẻ đồ ngũ kim, sơn, kính, vật liệu và thiết bị lắp đặt khác trong xây dựng</w:t>
             </w:r>
           </w:p>
         </w:tc>
         <w:tc>
           <w:tcPr>
-            <w:tcW w:w="2268" w:type="dxa"/>
+            <w:tcW w:w="1136" w:type="dxa"/>
           </w:tcPr>
           <w:p>
             <w:pPr>
-              <w:rPr>
-                <w:rFonts w:ascii="Times New Roman" w:hAnsi="Times New Roman" w:cs="Times New Roman"/>
-              </w:rPr>
-            </w:pPr>
-            <w:r>
-              <w:rPr>
-                <w:rFonts w:ascii="Times New Roman" w:hAnsi="Times New Roman" w:cs="Times New Roman"/>
-              </w:rPr>
-              <w:lastRenderedPageBreak/>
-              <w:t>4773</w:t>
+              <w:spacing w:after="120" w:line="240" w:lineRule="auto"/>
+              <w:ind w:left="0" w:right="0" w:firstLine="360"/>
+              <w:jc w:val="both"/>
+              <w:rPr>
+                <w:rFonts w:ascii="Times New Roman" w:hAnsi="Times New Roman" w:cs="Times New Roman"/>
+                <w:sz w:val="28"/>
+                <w:szCs w:val="28"/>
+              </w:rPr>
+            </w:pPr>
+            <w:r>
+              <w:rPr>
+                <w:rFonts w:ascii="Times New Roman" w:hAnsi="Times New Roman" w:cs="Times New Roman"/>
+                <w:sz w:val="28"/>
+                <w:szCs w:val="28"/>
+              </w:rPr>
+              <w:t>4752</w:t>
             </w:r>
           </w:p>
         </w:tc>
         <w:tc>
           <w:tcPr>
-            <w:tcW w:w="1701" w:type="dxa"/>
+            <w:tcW w:w="1310" w:type="dxa"/>
           </w:tcPr>
           <w:p>
             <w:pPr>
-              <w:rPr>
-                <w:rFonts w:ascii="Times New Roman" w:hAnsi="Times New Roman" w:cs="Times New Roman"/>
+              <w:spacing w:after="120" w:line="240" w:lineRule="auto"/>
+              <w:ind w:left="0" w:right="0" w:firstLine="360"/>
+              <w:jc w:val="both"/>
+              <w:rPr>
+                <w:rFonts w:ascii="Times New Roman" w:hAnsi="Times New Roman" w:cs="Times New Roman"/>
+                <w:sz w:val="28"/>
+                <w:szCs w:val="28"/>
               </w:rPr>
             </w:pPr>
           </w:p>
@@ -3097,161 +3006,92 @@
       <w:tr>
         <w:tc>
           <w:tcPr>
-            <w:tcW w:w="810" w:type="dxa"/>
+            <w:tcW w:w="648" w:type="dxa"/>
           </w:tcPr>
           <w:p>
             <w:pPr>
-              <w:rPr>
-                <w:rFonts w:ascii="Times New Roman" w:hAnsi="Times New Roman" w:cs="Times New Roman"/>
-              </w:rPr>
-            </w:pPr>
-            <w:r>
-              <w:rPr>
-                <w:rFonts w:ascii="Times New Roman" w:hAnsi="Times New Roman" w:cs="Times New Roman"/>
-              </w:rPr>
-              <w:lastRenderedPageBreak/>
+              <w:spacing w:after="120" w:line="240" w:lineRule="auto"/>
+              <w:ind w:left="0" w:right="0" w:firstLine="360"/>
+              <w:jc w:val="both"/>
+              <w:rPr>
+                <w:rFonts w:ascii="Times New Roman" w:hAnsi="Times New Roman" w:cs="Times New Roman"/>
+                <w:sz w:val="28"/>
+                <w:szCs w:val="28"/>
+              </w:rPr>
+            </w:pPr>
+            <w:r>
+              <w:rPr>
+                <w:rFonts w:ascii="Times New Roman" w:hAnsi="Times New Roman" w:cs="Times New Roman"/>
+                <w:sz w:val="28"/>
+                <w:szCs w:val="28"/>
+              </w:rPr>
               <w:t>4</w:t>
             </w:r>
           </w:p>
         </w:tc>
         <w:tc>
           <w:tcPr>
-            <w:tcW w:w="4435" w:type="dxa"/>
+            <w:tcW w:w="4320" w:type="dxa"/>
           </w:tcPr>
           <w:p>
             <w:pPr>
-              <w:rPr>
-                <w:rFonts w:ascii="Times New Roman" w:hAnsi="Times New Roman" w:cs="Times New Roman"/>
-              </w:rPr>
-            </w:pPr>
-            <w:r>
-              <w:rPr>
-                <w:rFonts w:ascii="Times New Roman" w:hAnsi="Times New Roman" w:cs="Times New Roman"/>
-              </w:rPr>
-              <w:t>Đại lý lữ hành</w:t>
+              <w:spacing w:after="120" w:line="240" w:lineRule="auto"/>
+              <w:ind w:left="0" w:right="0" w:firstLine="360"/>
+              <w:jc w:val="both"/>
+              <w:rPr>
+                <w:rFonts w:ascii="Times New Roman" w:hAnsi="Times New Roman" w:cs="Times New Roman"/>
+                <w:sz w:val="28"/>
+                <w:szCs w:val="28"/>
+              </w:rPr>
+            </w:pPr>
+            <w:r>
+              <w:rPr>
+                <w:rFonts w:ascii="Times New Roman" w:hAnsi="Times New Roman" w:cs="Times New Roman"/>
+                <w:sz w:val="28"/>
+                <w:szCs w:val="28"/>
+              </w:rPr>
+              <w:t>Bán lẻ hàng may mặc, giày, dép, hàng da và giả da</w:t>
             </w:r>
           </w:p>
         </w:tc>
         <w:tc>
           <w:tcPr>
-            <w:tcW w:w="2268" w:type="dxa"/>
+            <w:tcW w:w="1136" w:type="dxa"/>
           </w:tcPr>
           <w:p>
             <w:pPr>
-              <w:rPr>
-                <w:rFonts w:ascii="Times New Roman" w:hAnsi="Times New Roman" w:cs="Times New Roman"/>
-              </w:rPr>
-            </w:pPr>
-            <w:r>
-              <w:rPr>
-                <w:rFonts w:ascii="Times New Roman" w:hAnsi="Times New Roman" w:cs="Times New Roman"/>
-              </w:rPr>
-              <w:t>7911</w:t>
+              <w:spacing w:after="120" w:line="240" w:lineRule="auto"/>
+              <w:ind w:left="0" w:right="0" w:firstLine="360"/>
+              <w:jc w:val="both"/>
+              <w:rPr>
+                <w:rFonts w:ascii="Times New Roman" w:hAnsi="Times New Roman" w:cs="Times New Roman"/>
+                <w:sz w:val="28"/>
+                <w:szCs w:val="28"/>
+              </w:rPr>
+            </w:pPr>
+            <w:r>
+              <w:rPr>
+                <w:rFonts w:ascii="Times New Roman" w:hAnsi="Times New Roman" w:cs="Times New Roman"/>
+                <w:sz w:val="28"/>
+                <w:szCs w:val="28"/>
+              </w:rPr>
+              <w:t>4771</w:t>
             </w:r>
           </w:p>
         </w:tc>
         <w:tc>
           <w:tcPr>
-            <w:tcW w:w="1701" w:type="dxa"/>
+            <w:tcW w:w="1310" w:type="dxa"/>
           </w:tcPr>
           <w:p>
             <w:pPr>
-              <w:rPr>
-                <w:rFonts w:ascii="Times New Roman" w:hAnsi="Times New Roman" w:cs="Times New Roman"/>
-              </w:rPr>
-            </w:pPr>
-          </w:p>
-        </w:tc>
-      </w:tr>
-      <w:tr>
-        <w:tc>
-          <w:tcPr>
-            <w:tcW w:w="810" w:type="dxa"/>
-          </w:tcPr>
-          <w:p>
-            <w:pPr>
-              <w:rPr>
-                <w:rFonts w:ascii="Times New Roman" w:hAnsi="Times New Roman" w:cs="Times New Roman"/>
-              </w:rPr>
-            </w:pPr>
-            <w:r>
-              <w:rPr>
-                <w:rFonts w:ascii="Times New Roman" w:hAnsi="Times New Roman" w:cs="Times New Roman"/>
-              </w:rPr>
-              <w:t>5</w:t>
-            </w:r>
-          </w:p>
-        </w:tc>
-        <w:tc>
-          <w:tcPr>
-            <w:tcW w:w="4435" w:type="dxa"/>
-          </w:tcPr>
-          <w:p>
-            <w:pPr>
-              <w:rPr>
-                <w:rFonts w:ascii="Times New Roman" w:hAnsi="Times New Roman" w:cs="Times New Roman"/>
-              </w:rPr>
-            </w:pPr>
-            <w:r>
-              <w:rPr>
-                <w:rFonts w:ascii="Times New Roman" w:hAnsi="Times New Roman" w:cs="Times New Roman"/>
-              </w:rPr>
-              <w:t>Gia công cơ khí; xử lý và tráng phủ kim loại</w:t>
-            </w:r>
-          </w:p>
-          <w:p>
-            <w:pPr>
-              <w:rPr>
-                <w:rFonts w:ascii="Times New Roman" w:hAnsi="Times New Roman" w:cs="Times New Roman"/>
-              </w:rPr>
-            </w:pPr>
-            <w:r>
-              <w:rPr>
-                <w:rFonts w:ascii="Times New Roman" w:hAnsi="Times New Roman" w:cs="Times New Roman"/>
-              </w:rPr>
-              <w:t>Chi tiết: Hàn, tiện, phay, bào, cắt, gọt, đục các chi tiết bằng kim loại (không đục tại trụ sở chính; trừ xử lý, tráng phủ, xi mạ kim loại)</w:t>
-            </w:r>
-          </w:p>
-          <w:p>
-            <w:pPr>
-              <w:rPr>
-                <w:rFonts w:ascii="Times New Roman" w:hAnsi="Times New Roman" w:cs="Times New Roman"/>
-              </w:rPr>
-            </w:pPr>
-            <w:r>
-              <w:rPr>
-                <w:rFonts w:ascii="Times New Roman" w:hAnsi="Times New Roman" w:cs="Times New Roman"/>
-              </w:rPr>
-              <w:t>- Gia công bề mặt kim loại bằng công nghệ phủ PVD trong môi trường chân không.</w:t>
-            </w:r>
-          </w:p>
-        </w:tc>
-        <w:tc>
-          <w:tcPr>
-            <w:tcW w:w="2268" w:type="dxa"/>
-          </w:tcPr>
-          <w:p>
-            <w:pPr>
-              <w:rPr>
-                <w:rFonts w:ascii="Times New Roman" w:hAnsi="Times New Roman" w:cs="Times New Roman"/>
-              </w:rPr>
-            </w:pPr>
-            <w:r>
-              <w:rPr>
-                <w:rFonts w:ascii="Times New Roman" w:hAnsi="Times New Roman" w:cs="Times New Roman"/>
-              </w:rPr>
-              <w:t>2592</w:t>
-            </w:r>
-          </w:p>
-        </w:tc>
-        <w:tc>
-          <w:tcPr>
-            <w:tcW w:w="1701" w:type="dxa"/>
-          </w:tcPr>
-          <w:p>
-            <w:pPr>
-              <w:rPr>
-                <w:rFonts w:ascii="Times New Roman" w:hAnsi="Times New Roman" w:cs="Times New Roman"/>
+              <w:spacing w:after="120" w:line="240" w:lineRule="auto"/>
+              <w:ind w:left="0" w:right="0" w:firstLine="360"/>
+              <w:jc w:val="both"/>
+              <w:rPr>
+                <w:rFonts w:ascii="Times New Roman" w:hAnsi="Times New Roman" w:cs="Times New Roman"/>
+                <w:sz w:val="28"/>
+                <w:szCs w:val="28"/>
               </w:rPr>
             </w:pPr>
           </w:p>
@@ -3845,7 +3685,7 @@
                 <w:rFonts w:ascii="Times New Roman" w:hAnsi="Times New Roman"/>
                 <w:sz w:val="28"/>
               </w:rPr>
-              <w:t>NGUYỄN CHÍ THIỆN</w:t>
+              <w:t>VÕ THỊ KIM NGÂN</w:t>
             </w:r>
           </w:p>
           <w:p>
@@ -4465,6 +4305,155 @@
     </w:lvl>
   </w:abstractNum>
   <w:abstractNum w:abstractNumId="4" w15:restartNumberingAfterBreak="0">
+    <w:nsid w:val="36CE4E3E"/>
+    <w:multiLevelType w:val="multilevel"/>
+    <w:tmpl w:val="CD3C12A8"/>
+    <w:lvl w:ilvl="0">
+      <w:start w:val="1"/>
+      <w:numFmt w:val="bullet"/>
+      <w:lvlText w:val=""/>
+      <w:lvlJc w:val="left"/>
+      <w:pPr>
+        <w:tabs>
+          <w:tab w:val="num" w:pos="720"/>
+        </w:tabs>
+        <w:ind w:left="720" w:hanging="360"/>
+      </w:pPr>
+      <w:rPr>
+        <w:rFonts w:ascii="Symbol" w:hAnsi="Symbol" w:hint="default"/>
+        <w:sz w:val="20"/>
+      </w:rPr>
+    </w:lvl>
+    <w:lvl w:ilvl="1" w:tentative="1">
+      <w:start w:val="1"/>
+      <w:numFmt w:val="bullet"/>
+      <w:lvlText w:val="o"/>
+      <w:lvlJc w:val="left"/>
+      <w:pPr>
+        <w:tabs>
+          <w:tab w:val="num" w:pos="1440"/>
+        </w:tabs>
+        <w:ind w:left="1440" w:hanging="360"/>
+      </w:pPr>
+      <w:rPr>
+        <w:rFonts w:ascii="Courier New" w:hAnsi="Courier New" w:hint="default"/>
+        <w:sz w:val="20"/>
+      </w:rPr>
+    </w:lvl>
+    <w:lvl w:ilvl="2" w:tentative="1">
+      <w:start w:val="1"/>
+      <w:numFmt w:val="bullet"/>
+      <w:lvlText w:val=""/>
+      <w:lvlJc w:val="left"/>
+      <w:pPr>
+        <w:tabs>
+          <w:tab w:val="num" w:pos="2160"/>
+        </w:tabs>
+        <w:ind w:left="2160" w:hanging="360"/>
+      </w:pPr>
+      <w:rPr>
+        <w:rFonts w:ascii="Wingdings" w:hAnsi="Wingdings" w:hint="default"/>
+        <w:sz w:val="20"/>
+      </w:rPr>
+    </w:lvl>
+    <w:lvl w:ilvl="3" w:tentative="1">
+      <w:start w:val="1"/>
+      <w:numFmt w:val="bullet"/>
+      <w:lvlText w:val=""/>
+      <w:lvlJc w:val="left"/>
+      <w:pPr>
+        <w:tabs>
+          <w:tab w:val="num" w:pos="2880"/>
+        </w:tabs>
+        <w:ind w:left="2880" w:hanging="360"/>
+      </w:pPr>
+      <w:rPr>
+        <w:rFonts w:ascii="Wingdings" w:hAnsi="Wingdings" w:hint="default"/>
+        <w:sz w:val="20"/>
+      </w:rPr>
+    </w:lvl>
+    <w:lvl w:ilvl="4" w:tentative="1">
+      <w:start w:val="1"/>
+      <w:numFmt w:val="bullet"/>
+      <w:lvlText w:val=""/>
+      <w:lvlJc w:val="left"/>
+      <w:pPr>
+        <w:tabs>
+          <w:tab w:val="num" w:pos="3600"/>
+        </w:tabs>
+        <w:ind w:left="3600" w:hanging="360"/>
+      </w:pPr>
+      <w:rPr>
+        <w:rFonts w:ascii="Wingdings" w:hAnsi="Wingdings" w:hint="default"/>
+        <w:sz w:val="20"/>
+      </w:rPr>
+    </w:lvl>
+    <w:lvl w:ilvl="5" w:tentative="1">
+      <w:start w:val="1"/>
+      <w:numFmt w:val="bullet"/>
+      <w:lvlText w:val=""/>
+      <w:lvlJc w:val="left"/>
+      <w:pPr>
+        <w:tabs>
+          <w:tab w:val="num" w:pos="4320"/>
+        </w:tabs>
+        <w:ind w:left="4320" w:hanging="360"/>
+      </w:pPr>
+      <w:rPr>
+        <w:rFonts w:ascii="Wingdings" w:hAnsi="Wingdings" w:hint="default"/>
+        <w:sz w:val="20"/>
+      </w:rPr>
+    </w:lvl>
+    <w:lvl w:ilvl="6" w:tentative="1">
+      <w:start w:val="1"/>
+      <w:numFmt w:val="bullet"/>
+      <w:lvlText w:val=""/>
+      <w:lvlJc w:val="left"/>
+      <w:pPr>
+        <w:tabs>
+          <w:tab w:val="num" w:pos="5040"/>
+        </w:tabs>
+        <w:ind w:left="5040" w:hanging="360"/>
+      </w:pPr>
+      <w:rPr>
+        <w:rFonts w:ascii="Wingdings" w:hAnsi="Wingdings" w:hint="default"/>
+        <w:sz w:val="20"/>
+      </w:rPr>
+    </w:lvl>
+    <w:lvl w:ilvl="7" w:tentative="1">
+      <w:start w:val="1"/>
+      <w:numFmt w:val="bullet"/>
+      <w:lvlText w:val=""/>
+      <w:lvlJc w:val="left"/>
+      <w:pPr>
+        <w:tabs>
+          <w:tab w:val="num" w:pos="5760"/>
+        </w:tabs>
+        <w:ind w:left="5760" w:hanging="360"/>
+      </w:pPr>
+      <w:rPr>
+        <w:rFonts w:ascii="Wingdings" w:hAnsi="Wingdings" w:hint="default"/>
+        <w:sz w:val="20"/>
+      </w:rPr>
+    </w:lvl>
+    <w:lvl w:ilvl="8" w:tentative="1">
+      <w:start w:val="1"/>
+      <w:numFmt w:val="bullet"/>
+      <w:lvlText w:val=""/>
+      <w:lvlJc w:val="left"/>
+      <w:pPr>
+        <w:tabs>
+          <w:tab w:val="num" w:pos="6480"/>
+        </w:tabs>
+        <w:ind w:left="6480" w:hanging="360"/>
+      </w:pPr>
+      <w:rPr>
+        <w:rFonts w:ascii="Wingdings" w:hAnsi="Wingdings" w:hint="default"/>
+        <w:sz w:val="20"/>
+      </w:rPr>
+    </w:lvl>
+  </w:abstractNum>
+  <w:abstractNum w:abstractNumId="5" w15:restartNumberingAfterBreak="0">
     <w:nsid w:val="39193C5C"/>
     <w:multiLevelType w:val="hybridMultilevel"/>
     <w:tmpl w:val="D506F4AC"/>
@@ -4576,10 +4565,10 @@
       </w:rPr>
     </w:lvl>
   </w:abstractNum>
-  <w:abstractNum w:abstractNumId="5" w15:restartNumberingAfterBreak="0">
+  <w:abstractNum w:abstractNumId="6" w15:restartNumberingAfterBreak="0">
     <w:nsid w:val="57C023D1"/>
     <w:multiLevelType w:val="hybridMultilevel"/>
-    <w:tmpl w:val="5AD6510C"/>
+    <w:tmpl w:val="FDA64D50"/>
     <w:lvl w:ilvl="0" w:tplc="639E1B32">
       <w:numFmt w:val="bullet"/>
       <w:lvlText w:val="-"/>
@@ -4687,7 +4676,7 @@
       </w:rPr>
     </w:lvl>
   </w:abstractNum>
-  <w:abstractNum w:abstractNumId="6" w15:restartNumberingAfterBreak="0">
+  <w:abstractNum w:abstractNumId="7" w15:restartNumberingAfterBreak="0">
     <w:nsid w:val="628A02F7"/>
     <w:multiLevelType w:val="hybridMultilevel"/>
     <w:tmpl w:val="39EEB2BC"/>
@@ -4799,7 +4788,7 @@
       </w:rPr>
     </w:lvl>
   </w:abstractNum>
-  <w:abstractNum w:abstractNumId="7" w15:restartNumberingAfterBreak="0">
+  <w:abstractNum w:abstractNumId="8" w15:restartNumberingAfterBreak="0">
     <w:nsid w:val="62A75ED6"/>
     <w:multiLevelType w:val="hybridMultilevel"/>
     <w:tmpl w:val="57A0F756"/>
@@ -4907,6 +4896,119 @@
       <w:lvlJc w:val="left"/>
       <w:pPr>
         <w:ind w:left="6545" w:hanging="360"/>
+      </w:pPr>
+      <w:rPr>
+        <w:rFonts w:ascii="Wingdings" w:hAnsi="Wingdings" w:hint="default"/>
+      </w:rPr>
+    </w:lvl>
+  </w:abstractNum>
+  <w:abstractNum w:abstractNumId="9" w15:restartNumberingAfterBreak="0">
+    <w:nsid w:val="737C27E5"/>
+    <w:multiLevelType w:val="hybridMultilevel"/>
+    <w:tmpl w:val="951605DC"/>
+    <w:lvl w:ilvl="0" w:tplc="04090001">
+      <w:start w:val="1"/>
+      <w:numFmt w:val="bullet"/>
+      <w:lvlText w:val=""/>
+      <w:lvlJc w:val="left"/>
+      <w:pPr>
+        <w:ind w:left="1440" w:hanging="360"/>
+      </w:pPr>
+      <w:rPr>
+        <w:rFonts w:ascii="Symbol" w:hAnsi="Symbol" w:hint="default"/>
+      </w:rPr>
+    </w:lvl>
+    <w:lvl w:ilvl="1" w:tplc="04090003">
+      <w:start w:val="1"/>
+      <w:numFmt w:val="bullet"/>
+      <w:lvlText w:val="o"/>
+      <w:lvlJc w:val="left"/>
+      <w:pPr>
+        <w:ind w:left="2160" w:hanging="360"/>
+      </w:pPr>
+      <w:rPr>
+        <w:rFonts w:ascii="Courier New" w:hAnsi="Courier New" w:cs="Courier New" w:hint="default"/>
+      </w:rPr>
+    </w:lvl>
+    <w:lvl w:ilvl="2" w:tplc="04090005" w:tentative="1">
+      <w:start w:val="1"/>
+      <w:numFmt w:val="bullet"/>
+      <w:lvlText w:val=""/>
+      <w:lvlJc w:val="left"/>
+      <w:pPr>
+        <w:ind w:left="2880" w:hanging="360"/>
+      </w:pPr>
+      <w:rPr>
+        <w:rFonts w:ascii="Wingdings" w:hAnsi="Wingdings" w:hint="default"/>
+      </w:rPr>
+    </w:lvl>
+    <w:lvl w:ilvl="3" w:tplc="04090001" w:tentative="1">
+      <w:start w:val="1"/>
+      <w:numFmt w:val="bullet"/>
+      <w:lvlText w:val=""/>
+      <w:lvlJc w:val="left"/>
+      <w:pPr>
+        <w:ind w:left="3600" w:hanging="360"/>
+      </w:pPr>
+      <w:rPr>
+        <w:rFonts w:ascii="Symbol" w:hAnsi="Symbol" w:hint="default"/>
+      </w:rPr>
+    </w:lvl>
+    <w:lvl w:ilvl="4" w:tplc="04090003" w:tentative="1">
+      <w:start w:val="1"/>
+      <w:numFmt w:val="bullet"/>
+      <w:lvlText w:val="o"/>
+      <w:lvlJc w:val="left"/>
+      <w:pPr>
+        <w:ind w:left="4320" w:hanging="360"/>
+      </w:pPr>
+      <w:rPr>
+        <w:rFonts w:ascii="Courier New" w:hAnsi="Courier New" w:cs="Courier New" w:hint="default"/>
+      </w:rPr>
+    </w:lvl>
+    <w:lvl w:ilvl="5" w:tplc="04090005" w:tentative="1">
+      <w:start w:val="1"/>
+      <w:numFmt w:val="bullet"/>
+      <w:lvlText w:val=""/>
+      <w:lvlJc w:val="left"/>
+      <w:pPr>
+        <w:ind w:left="5040" w:hanging="360"/>
+      </w:pPr>
+      <w:rPr>
+        <w:rFonts w:ascii="Wingdings" w:hAnsi="Wingdings" w:hint="default"/>
+      </w:rPr>
+    </w:lvl>
+    <w:lvl w:ilvl="6" w:tplc="04090001" w:tentative="1">
+      <w:start w:val="1"/>
+      <w:numFmt w:val="bullet"/>
+      <w:lvlText w:val=""/>
+      <w:lvlJc w:val="left"/>
+      <w:pPr>
+        <w:ind w:left="5760" w:hanging="360"/>
+      </w:pPr>
+      <w:rPr>
+        <w:rFonts w:ascii="Symbol" w:hAnsi="Symbol" w:hint="default"/>
+      </w:rPr>
+    </w:lvl>
+    <w:lvl w:ilvl="7" w:tplc="04090003" w:tentative="1">
+      <w:start w:val="1"/>
+      <w:numFmt w:val="bullet"/>
+      <w:lvlText w:val="o"/>
+      <w:lvlJc w:val="left"/>
+      <w:pPr>
+        <w:ind w:left="6480" w:hanging="360"/>
+      </w:pPr>
+      <w:rPr>
+        <w:rFonts w:ascii="Courier New" w:hAnsi="Courier New" w:cs="Courier New" w:hint="default"/>
+      </w:rPr>
+    </w:lvl>
+    <w:lvl w:ilvl="8" w:tplc="04090005" w:tentative="1">
+      <w:start w:val="1"/>
+      <w:numFmt w:val="bullet"/>
+      <w:lvlText w:val=""/>
+      <w:lvlJc w:val="left"/>
+      <w:pPr>
+        <w:ind w:left="7200" w:hanging="360"/>
       </w:pPr>
       <w:rPr>
         <w:rFonts w:ascii="Wingdings" w:hAnsi="Wingdings" w:hint="default"/>
@@ -4917,10 +5019,10 @@
     <w:abstractNumId w:val="1"/>
   </w:num>
   <w:num w:numId="2">
-    <w:abstractNumId w:val="6"/>
+    <w:abstractNumId w:val="7"/>
   </w:num>
   <w:num w:numId="3">
-    <w:abstractNumId w:val="7"/>
+    <w:abstractNumId w:val="8"/>
   </w:num>
   <w:num w:numId="4">
     <w:abstractNumId w:val="2"/>
@@ -4932,10 +5034,16 @@
     <w:abstractNumId w:val="3"/>
   </w:num>
   <w:num w:numId="7">
+    <w:abstractNumId w:val="5"/>
+  </w:num>
+  <w:num w:numId="8">
+    <w:abstractNumId w:val="6"/>
+  </w:num>
+  <w:num w:numId="9">
     <w:abstractNumId w:val="4"/>
   </w:num>
-  <w:num w:numId="8">
-    <w:abstractNumId w:val="5"/>
+  <w:num w:numId="10">
+    <w:abstractNumId w:val="9"/>
   </w:num>
 </w:numbering>
 </file>
@@ -5585,6 +5693,69 @@
       <w:bCs/>
     </w:rPr>
   </w:style>
+  <w:style w:type="table" w:customStyle="1" w:styleId="TableGrid1">
+    <w:name w:val="Table Grid1"/>
+    <w:basedOn w:val="TableNormal"/>
+    <w:next w:val="TableGrid"/>
+    <w:uiPriority w:val="39"/>
+    <w:rsid w:val="009968E9"/>
+    <w:rPr>
+      <w:sz w:val="22"/>
+      <w:szCs w:val="22"/>
+    </w:rPr>
+    <w:tblPr>
+      <w:tblBorders>
+        <w:top w:val="single" w:sz="4" w:space="0" w:color="auto"/>
+        <w:left w:val="single" w:sz="4" w:space="0" w:color="auto"/>
+        <w:bottom w:val="single" w:sz="4" w:space="0" w:color="auto"/>
+        <w:right w:val="single" w:sz="4" w:space="0" w:color="auto"/>
+        <w:insideH w:val="single" w:sz="4" w:space="0" w:color="auto"/>
+        <w:insideV w:val="single" w:sz="4" w:space="0" w:color="auto"/>
+      </w:tblBorders>
+    </w:tblPr>
+  </w:style>
+  <w:style w:type="table" w:customStyle="1" w:styleId="TableGrid2">
+    <w:name w:val="Table Grid2"/>
+    <w:basedOn w:val="TableNormal"/>
+    <w:next w:val="TableGrid"/>
+    <w:uiPriority w:val="39"/>
+    <w:rsid w:val="009968E9"/>
+    <w:rPr>
+      <w:sz w:val="22"/>
+      <w:szCs w:val="22"/>
+    </w:rPr>
+    <w:tblPr>
+      <w:tblBorders>
+        <w:top w:val="single" w:sz="4" w:space="0" w:color="auto"/>
+        <w:left w:val="single" w:sz="4" w:space="0" w:color="auto"/>
+        <w:bottom w:val="single" w:sz="4" w:space="0" w:color="auto"/>
+        <w:right w:val="single" w:sz="4" w:space="0" w:color="auto"/>
+        <w:insideH w:val="single" w:sz="4" w:space="0" w:color="auto"/>
+        <w:insideV w:val="single" w:sz="4" w:space="0" w:color="auto"/>
+      </w:tblBorders>
+    </w:tblPr>
+  </w:style>
+  <w:style w:type="table" w:customStyle="1" w:styleId="TableGrid3">
+    <w:name w:val="Table Grid3"/>
+    <w:basedOn w:val="TableNormal"/>
+    <w:next w:val="TableGrid"/>
+    <w:uiPriority w:val="39"/>
+    <w:rsid w:val="00625370"/>
+    <w:rPr>
+      <w:sz w:val="22"/>
+      <w:szCs w:val="22"/>
+    </w:rPr>
+    <w:tblPr>
+      <w:tblBorders>
+        <w:top w:val="single" w:sz="4" w:space="0" w:color="auto"/>
+        <w:left w:val="single" w:sz="4" w:space="0" w:color="auto"/>
+        <w:bottom w:val="single" w:sz="4" w:space="0" w:color="auto"/>
+        <w:right w:val="single" w:sz="4" w:space="0" w:color="auto"/>
+        <w:insideH w:val="single" w:sz="4" w:space="0" w:color="auto"/>
+        <w:insideV w:val="single" w:sz="4" w:space="0" w:color="auto"/>
+      </w:tblBorders>
+    </w:tblPr>
+  </w:style>
 </w:styles>
 </file>
 
